--- a/基于混合检索与上下文增强的RAG知识库问答系统设计与实现_课题任务书.docx
+++ b/基于混合检索与上下文增强的RAG知识库问答系统设计与实现_课题任务书.docx
@@ -240,7 +240,7 @@
                 <w:sz w:val="21"/>
                 <w:szCs w:val="21"/>
               </w:rPr>
-              <w:t xml:space="preserve">工程设计</w:t>
+              <w:t xml:space="preserve">软件工程</w:t>
             </w:r>
           </w:p>
         </w:tc>
@@ -387,7 +387,7 @@
                 <w:sz w:val="21"/>
                 <w:szCs w:val="21"/>
               </w:rPr>
-              <w:t xml:space="preserve"/>
+              <w:t xml:space="preserve">陈嘉乐</w:t>
             </w:r>
           </w:p>
         </w:tc>
@@ -463,7 +463,7 @@
                 <w:sz w:val="21"/>
                 <w:szCs w:val="21"/>
               </w:rPr>
-              <w:t xml:space="preserve"/>
+              <w:t xml:space="preserve">23020540134</w:t>
             </w:r>
           </w:p>
         </w:tc>
@@ -534,7 +534,7 @@
                 <w:sz w:val="21"/>
                 <w:szCs w:val="21"/>
               </w:rPr>
-              <w:t xml:space="preserve">软件工程</w:t>
+              <w:t xml:space="preserve">数据科学与大数据</w:t>
             </w:r>
           </w:p>
         </w:tc>
@@ -610,7 +610,7 @@
                 <w:sz w:val="21"/>
                 <w:szCs w:val="21"/>
               </w:rPr>
-              <w:t xml:space="preserve">软件工程2201班</w:t>
+              <w:t xml:space="preserve">数据2301班</w:t>
             </w:r>
           </w:p>
         </w:tc>
@@ -681,7 +681,7 @@
                 <w:sz w:val="21"/>
                 <w:szCs w:val="21"/>
               </w:rPr>
-              <w:t xml:space="preserve"/>
+              <w:t xml:space="preserve">桂友武</w:t>
             </w:r>
           </w:p>
         </w:tc>
@@ -757,7 +757,7 @@
                 <w:sz w:val="21"/>
                 <w:szCs w:val="21"/>
               </w:rPr>
-              <w:t xml:space="preserve"/>
+              <w:t xml:space="preserve">副教授</w:t>
             </w:r>
           </w:p>
         </w:tc>
@@ -2045,147 +2045,7 @@
                 <w:sz w:val="18"/>
                 <w:szCs w:val="18"/>
               </w:rPr>
-              <w:br/>
-              <w:t xml:space="preserve">[1] Lewis P, Perez E, Piktus A, et al. Retrieval-Augmented Generation for Knowledge-Intensive NLP Tasks[C]//Advances in Neural Information Processing Systems (NeurIPS). 2020: 9459-9474.
-</w:t>
-            </w:r>
-            <w:r>
-              <w:rPr>
-                <w:rFonts w:ascii="宋体" w:eastAsia="宋体" w:hAnsi="宋体"/>
-                <w:sz w:val="18"/>
-                <w:szCs w:val="18"/>
-              </w:rPr>
-              <w:br/>
-              <w:t xml:space="preserve">[2] Gao Y, Xiong Y, Gao X, et al. Retrieval-Augmented Generation for Large Language Models: A Survey[J]. arXiv preprint arXiv:2312.10997, 2023.
-</w:t>
-            </w:r>
-            <w:r>
-              <w:rPr>
-                <w:rFonts w:ascii="宋体" w:eastAsia="宋体" w:hAnsi="宋体"/>
-                <w:sz w:val="18"/>
-                <w:szCs w:val="18"/>
-              </w:rPr>
-              <w:br/>
-              <w:t xml:space="preserve">[3] Johnson J, Douze M, Jégou H. Billion-scale similarity search with GPUs[J]. IEEE Transactions on Big Data, 2021, 7(3): 535-547.
-</w:t>
-            </w:r>
-            <w:r>
-              <w:rPr>
-                <w:rFonts w:ascii="宋体" w:eastAsia="宋体" w:hAnsi="宋体"/>
-                <w:sz w:val="18"/>
-                <w:szCs w:val="18"/>
-              </w:rPr>
-              <w:br/>
-              <w:t xml:space="preserve">[4] Malkov Y A, Yashunin D A. Efficient and robust approximate nearest neighbor search using Hierarchical Navigable Small World graphs[J]. IEEE Transactions on Pattern Analysis and Machine Intelligence, 2020, 42(4): 824-836.
-</w:t>
-            </w:r>
-            <w:r>
-              <w:rPr>
-                <w:rFonts w:ascii="宋体" w:eastAsia="宋体" w:hAnsi="宋体"/>
-                <w:sz w:val="18"/>
-                <w:szCs w:val="18"/>
-              </w:rPr>
-              <w:br/>
-              <w:t xml:space="preserve">[5] Cormack G V, Clarke C L A, Büttcher S. Reciprocal rank fusion outperforms Condorcet and individual rank learning methods[C]//Proceedings of the 32nd International ACM SIGIR Conference on Research and Development in Information Retrieval. 2009: 758-759.
-</w:t>
-            </w:r>
-            <w:r>
-              <w:rPr>
-                <w:rFonts w:ascii="宋体" w:eastAsia="宋体" w:hAnsi="宋体"/>
-                <w:sz w:val="18"/>
-                <w:szCs w:val="18"/>
-              </w:rPr>
-              <w:br/>
-              <w:t xml:space="preserve">[6] Chen X, Liu Y, Miao C, et al. Contextual Retrieval: Enhancing Retrieval through Context-Aware Indexing[R]. Anthropic, 2024.
-</w:t>
-            </w:r>
-            <w:r>
-              <w:rPr>
-                <w:rFonts w:ascii="宋体" w:eastAsia="宋体" w:hAnsi="宋体"/>
-                <w:sz w:val="18"/>
-                <w:szCs w:val="18"/>
-              </w:rPr>
-              <w:br/>
-              <w:t xml:space="preserve">[7] Gao L, Ma X, Lin J. Precision-RAG: Prompting Large Language Models for Question Answering over Large Knowledge Bases[C]//Proceedings of the 2023 Conference on Empirical Methods in Natural Language Processing (EMNLP). 2023: 2331-2346.
-</w:t>
-            </w:r>
-            <w:r>
-              <w:rPr>
-                <w:rFonts w:ascii="宋体" w:eastAsia="宋体" w:hAnsi="宋体"/>
-                <w:sz w:val="18"/>
-                <w:szCs w:val="18"/>
-              </w:rPr>
-              <w:br/>
-              <w:t xml:space="preserve">[8] Jiang Z, Xu F F, Gao L, et al. Active Retrieval Augmented Generation[C]//Proceedings of the 2023 Conference on Empirical Methods in Natural Language Processing (EMNLP). 2023: 2347-2365.
-</w:t>
-            </w:r>
-            <w:r>
-              <w:rPr>
-                <w:rFonts w:ascii="宋体" w:eastAsia="宋体" w:hAnsi="宋体"/>
-                <w:sz w:val="18"/>
-                <w:szCs w:val="18"/>
-              </w:rPr>
-              <w:br/>
-              <w:t xml:space="preserve">[9] Izacard G, Grave É. Leveraging passage retrieval with generative models for open domain question answering[C]//Proceedings of the 16th Conference of the European Chapter of the Association for Computational Linguistics (EACL). 2021: 874-880.
-</w:t>
-            </w:r>
-            <w:r>
-              <w:rPr>
-                <w:rFonts w:ascii="宋体" w:eastAsia="宋体" w:hAnsi="宋体"/>
-                <w:sz w:val="18"/>
-                <w:szCs w:val="18"/>
-              </w:rPr>
-              <w:br/>
-              <w:t xml:space="preserve">[10] Xiao S, Liu Z, Zhang P, et al. BGE M3-Embedding: Multi-Lingual, Multi-Functionality, Multi-Granularity Text Embeddings Through Self-Knowledge Distillation[J]. arXiv preprint arXiv:2402.03216, 2024.
-</w:t>
-            </w:r>
-            <w:r>
-              <w:rPr>
-                <w:rFonts w:ascii="宋体" w:eastAsia="宋体" w:hAnsi="宋体"/>
-                <w:sz w:val="18"/>
-                <w:szCs w:val="18"/>
-              </w:rPr>
-              <w:br/>
-              <w:t xml:space="preserve">[11] 王炳宁, 张一珂, 张鹏远, 等. 基于知识增强的中文问答系统研究[J]. 计算机科学, 2024, 51(3): 210-217.
-</w:t>
-            </w:r>
-            <w:r>
-              <w:rPr>
-                <w:rFonts w:ascii="宋体" w:eastAsia="宋体" w:hAnsi="宋体"/>
-                <w:sz w:val="18"/>
-                <w:szCs w:val="18"/>
-              </w:rPr>
-              <w:br/>
-              <w:t xml:space="preserve">[12] 李航, 黄萱菁. 大规模预训练语言模型在检索增强生成中的应用综述[J]. 软件学报, 2024, 35(6): 1-22.
-</w:t>
-            </w:r>
-            <w:r>
-              <w:rPr>
-                <w:rFonts w:ascii="宋体" w:eastAsia="宋体" w:hAnsi="宋体"/>
-                <w:sz w:val="18"/>
-                <w:szCs w:val="18"/>
-              </w:rPr>
-              <w:br/>
-              <w:t xml:space="preserve">[13] 张明, 刘洋. 基于向量数据库的企业知识库问答系统设计与实现[J]. 计算机应用与软件, 2024, 41(8): 56-63.
-</w:t>
-            </w:r>
-            <w:r>
-              <w:rPr>
-                <w:rFonts w:ascii="宋体" w:eastAsia="宋体" w:hAnsi="宋体"/>
-                <w:sz w:val="18"/>
-                <w:szCs w:val="18"/>
-              </w:rPr>
-              <w:br/>
-              <w:t xml:space="preserve">[14] 陈思远, 赵军. 混合检索策略在RAG系统中的研究与实现[J]. 中文信息学报, 2024, 38(5): 112-121.
-</w:t>
-            </w:r>
-            <w:r>
-              <w:rPr>
-                <w:rFonts w:ascii="宋体" w:eastAsia="宋体" w:hAnsi="宋体"/>
-                <w:sz w:val="18"/>
-                <w:szCs w:val="18"/>
-              </w:rPr>
-              <w:t xml:space="preserve">[15] 王晓东, 李娜. 基于pgvector的语义检索系统优化研究[J]. 计算机工程与应用, 2024, 60(12): 89-96.</w:t>
+              <w:t xml:space="preserve">（参考文献待补充：不少于15篇，其中英文文献不少于5篇，采用 GB/T 7714-2015 格式）</w:t>
             </w:r>
           </w:p>
         </w:tc>

--- a/基于混合检索与上下文增强的RAG知识库问答系统设计与实现_课题任务书.docx
+++ b/基于混合检索与上下文增强的RAG知识库问答系统设计与实现_课题任务书.docx
@@ -412,7 +412,7 @@
                 <w:rFonts w:hint="eastAsia"/>
                 <w:color w:val="000000"/>
               </w:rPr>
-              <w:t>（6）系统管理模块：包含用户认证、权限控制、API Key 管理、检索日志与监控仪表盘。</w:t>
+              <w:t>本课题的既定目标是构建一个支持文档上传、语义索引、混合检索、上下文增强和流式问答的企业级知识库问答平台。开展文献调研与需求分析，提出系统总体方案，设计与实现文档管理、语义索引、混合检索、上下文增强、问答生成等模块，并完成项目相应的测试、优化及文档撰写。本项目一般应包含如下功能：</w:t>
             </w:r>
           </w:p>
           <w:p>
@@ -429,7 +429,7 @@
                 <w:rFonts w:hint="eastAsia"/>
                 <w:color w:val="000000"/>
               </w:rPr>
-              <w:t>（5）问答生成模块：基于大语言模型与 LangGraph 构建 ReAct Agent，支持流式输出、来源引用、多轮对话与分支编辑；</w:t>
+              <w:t>（1）文档管理模块：支持 PDF、Word、Markdown 等格式文档的上传、解析、分段与存储；</w:t>
             </w:r>
           </w:p>
           <w:p>
@@ -446,7 +446,7 @@
                 <w:rFonts w:hint="eastAsia"/>
                 <w:color w:val="000000"/>
               </w:rPr>
-              <w:t>（4）上下文增强模块：对文档片段补充上下文信息（Contextual Retrieval），结合查询分解（Query Decomposition）与 HyDE 假设文档生成提升检索精度；</w:t>
+              <w:t>（2）语义索引模块：基于 BGE-M3 多语言嵌入模型对文档片段生成向量表示，使用 PostgreSQL + pgvector 建立 HNSW 向量索引与 pg_trgm 词法索引；</w:t>
             </w:r>
           </w:p>
           <w:p>
@@ -480,7 +480,7 @@
                 <w:rFonts w:hint="eastAsia"/>
                 <w:color w:val="000000"/>
               </w:rPr>
-              <w:t>（2）语义索引模块：基于 BGE-M3 多语言嵌入模型对文档片段生成向量表示，使用 PostgreSQL + pgvector 建立 HNSW 向量索引与 pg_trgm 词法索引；</w:t>
+              <w:t>（4）上下文增强模块：对文档片段补充上下文信息（Contextual Retrieval），结合查询分解（Query Decomposition）与 HyDE 假设文档生成提升检索精度；</w:t>
             </w:r>
           </w:p>
           <w:p>
@@ -497,7 +497,7 @@
                 <w:rFonts w:hint="eastAsia"/>
                 <w:color w:val="000000"/>
               </w:rPr>
-              <w:t>（1）文档管理模块：支持 PDF、Word、Markdown 等格式文档的上传、解析、分段与存储；</w:t>
+              <w:t>（5）问答生成模块：基于大语言模型与 LangGraph 构建 ReAct Agent，支持流式输出、来源引用、多轮对话与分支编辑；</w:t>
             </w:r>
           </w:p>
           <w:p>
@@ -514,7 +514,7 @@
                 <w:rFonts w:hint="eastAsia"/>
                 <w:color w:val="000000"/>
               </w:rPr>
-              <w:t>本课题的既定目标是构建一个支持文档上传、语义索引、混合检索、上下文增强和流式问答的企业级知识库问答平台。开展文献调研与需求分析，提出系统总体方案，设计与实现文档管理、语义索引、混合检索、上下文增强、问答生成等模块，并完成项目相应的测试、优化及文档撰写。本项目一般应包含如下功能：</w:t>
+              <w:t>（6）系统管理模块：包含用户认证、权限控制、API Key 管理、检索日志与监控仪表盘。</w:t>
             </w:r>
           </w:p>
         </w:tc>
@@ -602,6 +602,66 @@
                 <w:rFonts w:hint="eastAsia"/>
                 <w:color w:val="000000"/>
               </w:rPr>
+              <w:t>2、完成从需求分析、总体设计、功能设计、数据库设计到详细设计的完整软件设计过程；</w:t>
+            </w:r>
+          </w:p>
+          <w:p>
+            <w:pPr>
+              <w:spacing w:line="400" w:lineRule="exact"/>
+              <w:rPr>
+                <w:color w:val="000000"/>
+              </w:rPr>
+            </w:pPr>
+            <w:r>
+              <w:rPr>
+                <w:rFonts w:hint="eastAsia"/>
+                <w:color w:val="000000"/>
+              </w:rPr>
+              <w:t>3、混合检索相比纯向量检索在 NDCG@5 和 Recall@5 指标上提升不低于 10%；</w:t>
+            </w:r>
+          </w:p>
+          <w:p>
+            <w:pPr>
+              <w:spacing w:line="400" w:lineRule="exact"/>
+              <w:rPr>
+                <w:color w:val="000000"/>
+              </w:rPr>
+            </w:pPr>
+            <w:r>
+              <w:rPr>
+                <w:rFonts w:hint="eastAsia"/>
+                <w:color w:val="000000"/>
+              </w:rPr>
+              <w:t>4、问答响应 P95 延迟不高于 5 秒，首 token 延迟不高于 1 秒；</w:t>
+            </w:r>
+          </w:p>
+          <w:p>
+            <w:pPr>
+              <w:spacing w:line="400" w:lineRule="exact"/>
+              <w:rPr>
+                <w:color w:val="000000"/>
+              </w:rPr>
+            </w:pPr>
+            <w:r>
+              <w:rPr>
+                <w:rFonts w:hint="eastAsia"/>
+                <w:color w:val="000000"/>
+              </w:rPr>
+              <w:t>5、支持万级文档片段的高效检索与管理；</w:t>
+            </w:r>
+          </w:p>
+          <w:p>
+            <w:pPr>
+              <w:spacing w:line="400" w:lineRule="exact"/>
+              <w:rPr>
+                <w:color w:val="000000"/>
+              </w:rPr>
+            </w:pPr>
+            <w:r>
+              <w:rPr>
+                <w:rFonts w:hint="eastAsia"/>
+                <w:color w:val="000000"/>
+              </w:rPr>
               <w:t>6、人机界面友好，代码可读性较好，设计说明书按规定格式书写。</w:t>
             </w:r>
           </w:p>
@@ -617,7 +677,7 @@
                 <w:rFonts w:hint="eastAsia"/>
                 <w:color w:val="000000"/>
               </w:rPr>
-              <w:t>5、支持万级文档片段的高效检索与管理；</w:t>
+              <w:t>开发工具：VS Code。</w:t>
             </w:r>
           </w:p>
           <w:p>
@@ -632,7 +692,7 @@
                 <w:rFonts w:hint="eastAsia"/>
                 <w:color w:val="000000"/>
               </w:rPr>
-              <w:t>4、问答响应 P95 延迟不高于 5 秒，首 token 延迟不高于 1 秒；</w:t>
+              <w:t>开发环境：Python 3.12、Node.js 22。</w:t>
             </w:r>
           </w:p>
           <w:p>
@@ -647,7 +707,7 @@
                 <w:rFonts w:hint="eastAsia"/>
                 <w:color w:val="000000"/>
               </w:rPr>
-              <w:t>3、混合检索相比纯向量检索在 NDCG@5 和 Recall@5 指标上提升不低于 10%；</w:t>
+              <w:t>开发语言：Python、TypeScript。</w:t>
             </w:r>
           </w:p>
           <w:p>
@@ -662,7 +722,7 @@
                 <w:rFonts w:hint="eastAsia"/>
                 <w:color w:val="000000"/>
               </w:rPr>
-              <w:t>2、完成从需求分析、总体设计、功能设计、数据库设计到详细设计的完整软件设计过程；</w:t>
+              <w:t>采用技术：FastAPI、React、PostgreSQL、pgvector、Redis、Celery、LangGraph、BGE-M3。</w:t>
             </w:r>
           </w:p>
         </w:tc>
@@ -801,7 +861,7 @@
                 <w:shd w:val="clear" w:fill="FFFFFF"/>
                 <w:lang w:val="en-US" w:eastAsia="zh-CN" w:bidi="ar-SA"/>
               </w:rPr>
-              <w:t>2027.6.1-2027.6.7  参加毕业答辩，进一步修改毕业设计，提交电子稿材料定稿版</w:t>
+              <w:t>2026.11.1-2026.11.20  任务内容确定，课题任务书的下达确认及前期调研</w:t>
             </w:r>
           </w:p>
           <w:p>
@@ -842,7 +902,7 @@
                 <w:shd w:val="clear" w:fill="FFFFFF"/>
                 <w:lang w:val="en-US" w:eastAsia="zh-CN" w:bidi="ar-SA"/>
               </w:rPr>
-              <w:t>2027.4.23-2027.5.31  指导老师审阅、毕业设计查重、盲审、修改</w:t>
+              <w:t>2026.11.21-2027.1.20  课题分析、方案论证、撰写毕业设计开题报告、答辩及提交</w:t>
             </w:r>
           </w:p>
           <w:p>
@@ -883,7 +943,7 @@
                 <w:shd w:val="clear" w:fill="FFFFFF"/>
                 <w:lang w:val="en-US" w:eastAsia="zh-CN" w:bidi="ar-SA"/>
               </w:rPr>
-              <w:t>2027.4.6-2027.4.22  按照中期检查完善论文及设计，提交答辩前的设计与论文</w:t>
+              <w:t>2027.1.21-2027.3.29  熟悉开发工具，进行系统设计与实现，撰写设计说明书初稿</w:t>
             </w:r>
           </w:p>
           <w:p>
@@ -965,7 +1025,7 @@
                 <w:shd w:val="clear" w:fill="FFFFFF"/>
                 <w:lang w:val="en-US" w:eastAsia="zh-CN" w:bidi="ar-SA"/>
               </w:rPr>
-              <w:t>2027.1.21-2027.3.29  熟悉开发工具，进行系统设计与实现，撰写设计说明书初稿</w:t>
+              <w:t>2027.4.6-2027.4.22  按照中期检查完善论文及设计，提交答辩前的设计与论文</w:t>
             </w:r>
           </w:p>
           <w:p>
@@ -1006,7 +1066,7 @@
                 <w:shd w:val="clear" w:fill="FFFFFF"/>
                 <w:lang w:val="en-US" w:eastAsia="zh-CN" w:bidi="ar-SA"/>
               </w:rPr>
-              <w:t>2026.11.21-2027.1.20  课题分析、方案论证、撰写毕业设计开题报告、答辩及提交</w:t>
+              <w:t>2027.4.23-2027.5.31  指导老师审阅、毕业设计查重、盲审、修改</w:t>
             </w:r>
           </w:p>
           <w:p>
@@ -1047,7 +1107,7 @@
                 <w:shd w:val="clear" w:fill="FFFFFF"/>
                 <w:lang w:val="en-US" w:eastAsia="zh-CN" w:bidi="ar-SA"/>
               </w:rPr>
-              <w:t>2026.11.1-2026.11.20  任务内容确定，课题任务书的下达确认及前期调研</w:t>
+              <w:t>2027.6.1-2027.6.7  参加毕业答辩，进一步修改毕业设计，提交电子稿材料定稿版</w:t>
             </w:r>
           </w:p>
         </w:tc>

--- a/基于混合检索与上下文增强的RAG知识库问答系统设计与实现_课题任务书.docx
+++ b/基于混合检索与上下文增强的RAG知识库问答系统设计与实现_课题任务书.docx
@@ -2,6 +2,68 @@
 <file path=word/document.xml><?xml version="1.0" encoding="utf-8"?>
 <w:document xmlns:wpc="http://schemas.microsoft.com/office/word/2010/wordprocessingCanvas" xmlns:mc="http://schemas.openxmlformats.org/markup-compatibility/2006" xmlns:o="urn:schemas-microsoft-com:office:office" xmlns:r="http://schemas.openxmlformats.org/officeDocument/2006/relationships" xmlns:m="http://schemas.openxmlformats.org/officeDocument/2006/math" xmlns:v="urn:schemas-microsoft-com:vml" xmlns:wp14="http://schemas.microsoft.com/office/word/2010/wordprocessingDrawing" xmlns:wp="http://schemas.openxmlformats.org/drawingml/2006/wordprocessingDrawing" xmlns:w="http://schemas.openxmlformats.org/wordprocessingml/2006/main" xmlns:w14="http://schemas.microsoft.com/office/word/2010/wordml" xmlns:w10="urn:schemas-microsoft-com:office:word" xmlns:w15="http://schemas.microsoft.com/office/word/2012/wordml" xmlns:wpg="http://schemas.microsoft.com/office/word/2010/wordprocessingGroup" xmlns:wpi="http://schemas.microsoft.com/office/word/2010/wordprocessingInk" xmlns:wne="http://schemas.microsoft.com/office/word/2006/wordml" xmlns:wps="http://schemas.microsoft.com/office/word/2010/wordprocessingShape" xmlns:wpsCustomData="http://www.wps.cn/officeDocument/2013/wpsCustomData" mc:Ignorable="w14 w15 wp14">
   <w:body>
+    <w:p>
+      <w:r>
+        <w:rPr>
+          <w:noProof/>
+        </w:rPr>
+        <w:drawing>
+          <wp:inline xmlns:wp="http://schemas.openxmlformats.org/drawingml/2006/wordprocessingDrawing" distT="0" distB="0" distL="0" distR="0">
+            <wp:extent cx="2400000" cy="380000"/>
+            <wp:docPr id="1" name="AILabel"/>
+            <a:graphic xmlns:a="http://schemas.openxmlformats.org/drawingml/2006/main">
+              <a:graphicData uri="http://schemas.microsoft.com/office/word/2010/wordprocessingShape">
+                <wps:wsp xmlns:wps="http://schemas.microsoft.com/office/word/2010/wordprocessingShape">
+                  <wps:cNvSpPr txBox="1"/>
+                  <wps:spPr>
+                    <a:xfrm>
+                      <a:off x="0" y="0"/>
+                      <a:ext cx="2400000" cy="380000"/>
+                    </a:xfrm>
+                    <a:prstGeom prst="rect">
+                      <a:avLst/>
+                    </a:prstGeom>
+                    <a:solidFill>
+                      <a:srgbClr val="000000">
+                        <a:alpha val="50000"/>
+                      </a:srgbClr>
+                    </a:solidFill>
+                    <a:ln w="12700">
+                      <a:solidFill>
+                        <a:srgbClr val="FFFFFF"/>
+                      </a:solidFill>
+                    </a:ln>
+                  </wps:spPr>
+                  <wps:txbx>
+                    <w:txbxContent xmlns:w="http://schemas.openxmlformats.org/wordprocessingml/2006/main">
+                      <w:p>
+                        <w:pPr>
+                          <w:jc w:val="center"/>
+                        </w:pPr>
+                        <w:r>
+                          <w:rPr>
+                            <w:b/>
+                            <w:sz w:val="28"/>
+                            <w:szCs w:val="28"/>
+                            <w:rFonts w:eastAsia="SimSun" w:ascii="Arial" w:hAnsi="Arial"/>
+                            <w:color w:val="FFFFFF"/>
+                          </w:rPr>
+                          <w:t>含 AI 生成</w:t>
+                        </w:r>
+                      </w:p>
+                    </w:txbxContent>
+                  </wps:txbx>
+                  <wps:bodyPr anchor="ctr" anchorCtr="0" lIns="91440" tIns="45720" rIns="91440" bIns="45720">
+                    <a:noAutofit/>
+                  </wps:bodyPr>
+                </wps:wsp>
+              </a:graphicData>
+            </a:graphic>
+          </wp:inline>
+        </w:drawing>
+      </w:r>
+    </w:p>
+    <w:p/>
     <w:p>
       <w:r>
         <w:rPr>

--- a/基于混合检索与上下文增强的RAG知识库问答系统设计与实现_课题任务书.docx
+++ b/基于混合检索与上下文增强的RAG知识库问答系统设计与实现_课题任务书.docx
@@ -2,68 +2,6 @@
 <file path=word/document.xml><?xml version="1.0" encoding="utf-8"?>
 <w:document xmlns:wpc="http://schemas.microsoft.com/office/word/2010/wordprocessingCanvas" xmlns:mc="http://schemas.openxmlformats.org/markup-compatibility/2006" xmlns:o="urn:schemas-microsoft-com:office:office" xmlns:r="http://schemas.openxmlformats.org/officeDocument/2006/relationships" xmlns:m="http://schemas.openxmlformats.org/officeDocument/2006/math" xmlns:v="urn:schemas-microsoft-com:vml" xmlns:wp14="http://schemas.microsoft.com/office/word/2010/wordprocessingDrawing" xmlns:wp="http://schemas.openxmlformats.org/drawingml/2006/wordprocessingDrawing" xmlns:w="http://schemas.openxmlformats.org/wordprocessingml/2006/main" xmlns:w14="http://schemas.microsoft.com/office/word/2010/wordml" xmlns:w10="urn:schemas-microsoft-com:office:word" xmlns:w15="http://schemas.microsoft.com/office/word/2012/wordml" xmlns:wpg="http://schemas.microsoft.com/office/word/2010/wordprocessingGroup" xmlns:wpi="http://schemas.microsoft.com/office/word/2010/wordprocessingInk" xmlns:wne="http://schemas.microsoft.com/office/word/2006/wordml" xmlns:wps="http://schemas.microsoft.com/office/word/2010/wordprocessingShape" xmlns:wpsCustomData="http://www.wps.cn/officeDocument/2013/wpsCustomData" mc:Ignorable="w14 w15 wp14">
   <w:body>
-    <w:p>
-      <w:r>
-        <w:rPr>
-          <w:noProof/>
-        </w:rPr>
-        <w:drawing>
-          <wp:inline xmlns:wp="http://schemas.openxmlformats.org/drawingml/2006/wordprocessingDrawing" distT="0" distB="0" distL="0" distR="0">
-            <wp:extent cx="2400000" cy="380000"/>
-            <wp:docPr id="1" name="AILabel"/>
-            <a:graphic xmlns:a="http://schemas.openxmlformats.org/drawingml/2006/main">
-              <a:graphicData uri="http://schemas.microsoft.com/office/word/2010/wordprocessingShape">
-                <wps:wsp xmlns:wps="http://schemas.microsoft.com/office/word/2010/wordprocessingShape">
-                  <wps:cNvSpPr txBox="1"/>
-                  <wps:spPr>
-                    <a:xfrm>
-                      <a:off x="0" y="0"/>
-                      <a:ext cx="2400000" cy="380000"/>
-                    </a:xfrm>
-                    <a:prstGeom prst="rect">
-                      <a:avLst/>
-                    </a:prstGeom>
-                    <a:solidFill>
-                      <a:srgbClr val="000000">
-                        <a:alpha val="50000"/>
-                      </a:srgbClr>
-                    </a:solidFill>
-                    <a:ln w="12700">
-                      <a:solidFill>
-                        <a:srgbClr val="FFFFFF"/>
-                      </a:solidFill>
-                    </a:ln>
-                  </wps:spPr>
-                  <wps:txbx>
-                    <w:txbxContent xmlns:w="http://schemas.openxmlformats.org/wordprocessingml/2006/main">
-                      <w:p>
-                        <w:pPr>
-                          <w:jc w:val="center"/>
-                        </w:pPr>
-                        <w:r>
-                          <w:rPr>
-                            <w:b/>
-                            <w:sz w:val="28"/>
-                            <w:szCs w:val="28"/>
-                            <w:rFonts w:eastAsia="SimSun" w:ascii="Arial" w:hAnsi="Arial"/>
-                            <w:color w:val="FFFFFF"/>
-                          </w:rPr>
-                          <w:t>含 AI 生成</w:t>
-                        </w:r>
-                      </w:p>
-                    </w:txbxContent>
-                  </wps:txbx>
-                  <wps:bodyPr anchor="ctr" anchorCtr="0" lIns="91440" tIns="45720" rIns="91440" bIns="45720">
-                    <a:noAutofit/>
-                  </wps:bodyPr>
-                </wps:wsp>
-              </a:graphicData>
-            </a:graphic>
-          </wp:inline>
-        </w:drawing>
-      </w:r>
-    </w:p>
-    <w:p/>
     <w:p>
       <w:r>
         <w:rPr>
@@ -474,7 +412,7 @@
                 <w:rFonts w:hint="eastAsia"/>
                 <w:color w:val="000000"/>
               </w:rPr>
-              <w:t>本课题的既定目标是构建一个支持文档上传、语义索引、混合检索、上下文增强和流式问答的企业级知识库问答平台。开展文献调研与需求分析，提出系统总体方案，设计与实现文档管理、语义索引、混合检索、上下文增强、问答生成等模块，并完成项目相应的测试、优化及文档撰写。本项目一般应包含如下功能：</w:t>
+              <w:t>本课题的既定目标是构建一个支持文档上传、语义索引、混合检索、上下文增强和问答生成的知识库问答平台。开展文献调研与需求分析，提出系统总体方案，设计与实现文档管理、语义索引、混合检索、上下文增强、问答生成等模块，并完成项目相应的测试、优化及文档撰写。本项目一般应包含如下功能：</w:t>
             </w:r>
           </w:p>
           <w:p>
@@ -491,7 +429,7 @@
                 <w:rFonts w:hint="eastAsia"/>
                 <w:color w:val="000000"/>
               </w:rPr>
-              <w:t>（1）文档管理模块：支持 PDF、Word、Markdown 等格式文档的上传、解析、分段与存储；</w:t>
+              <w:t>（1）文档管理模块：支持多种格式文档的上传、解析、分段与存储；</w:t>
             </w:r>
           </w:p>
           <w:p>
@@ -508,7 +446,7 @@
                 <w:rFonts w:hint="eastAsia"/>
                 <w:color w:val="000000"/>
               </w:rPr>
-              <w:t>（2）语义索引模块：基于 BGE-M3 多语言嵌入模型对文档片段生成向量表示，使用 PostgreSQL + pgvector 建立 HNSW 向量索引与 pg_trgm 词法索引；</w:t>
+              <w:t>（2）语义索引模块：对文档片段进行向量化表示，建立高效的向量索引与词法索引；</w:t>
             </w:r>
           </w:p>
           <w:p>
@@ -525,7 +463,7 @@
                 <w:rFonts w:hint="eastAsia"/>
                 <w:color w:val="000000"/>
               </w:rPr>
-              <w:t>（3）混合检索模块：实现向量检索与关键词检索的混合召回，采用 RRF（Reciprocal Rank Fusion）算法融合两路结果，并使用 bge-reranker 重排序；</w:t>
+              <w:t>（3）混合检索模块：实现向量检索与关键词检索的混合召回，融合多路检索结果并进行重排序；</w:t>
             </w:r>
           </w:p>
           <w:p>
@@ -542,7 +480,7 @@
                 <w:rFonts w:hint="eastAsia"/>
                 <w:color w:val="000000"/>
               </w:rPr>
-              <w:t>（4）上下文增强模块：对文档片段补充上下文信息（Contextual Retrieval），结合查询分解（Query Decomposition）与 HyDE 假设文档生成提升检索精度；</w:t>
+              <w:t>（4）上下文增强模块：对文档片段补充上下文信息，结合查询改写等技术提升检索精度；</w:t>
             </w:r>
           </w:p>
           <w:p>
@@ -559,7 +497,7 @@
                 <w:rFonts w:hint="eastAsia"/>
                 <w:color w:val="000000"/>
               </w:rPr>
-              <w:t>（5）问答生成模块：基于大语言模型与 LangGraph 构建 ReAct Agent，支持流式输出、来源引用、多轮对话与分支编辑；</w:t>
+              <w:t>（5）问答生成模块：基于大语言模型构建智能问答引擎，支持流式输出、来源引用与多轮对话；</w:t>
             </w:r>
           </w:p>
           <w:p>
@@ -576,7 +514,7 @@
                 <w:rFonts w:hint="eastAsia"/>
                 <w:color w:val="000000"/>
               </w:rPr>
-              <w:t>（6）系统管理模块：包含用户认证、权限控制、API Key 管理、检索日志与监控仪表盘。</w:t>
+              <w:t>（6）系统管理模块：包含用户认证、权限控制、密钥管理、检索日志与监控功能。</w:t>
             </w:r>
           </w:p>
         </w:tc>
@@ -649,7 +587,7 @@
                 <w:rFonts w:hint="eastAsia"/>
                 <w:color w:val="000000"/>
               </w:rPr>
-              <w:t>1、开发基于混合检索与上下文增强的 RAG 知识库问答系统，支持文档上传、语义索引、混合检索、上下文增强和流式问答功能；</w:t>
+              <w:t>1、开发基于混合检索与上下文增强的 RAG 知识库问答系统，支持文档上传、语义索引、混合检索、上下文增强和问答功能；</w:t>
             </w:r>
           </w:p>
           <w:p>
@@ -679,7 +617,7 @@
                 <w:rFonts w:hint="eastAsia"/>
                 <w:color w:val="000000"/>
               </w:rPr>
-              <w:t>3、混合检索相比纯向量检索在 NDCG@5 和 Recall@5 指标上提升不低于 10%；</w:t>
+              <w:t>3、混合检索相比单一检索方式在检索准确率上有明显提升；</w:t>
             </w:r>
           </w:p>
           <w:p>
@@ -694,7 +632,7 @@
                 <w:rFonts w:hint="eastAsia"/>
                 <w:color w:val="000000"/>
               </w:rPr>
-              <w:t>4、问答响应 P95 延迟不高于 5 秒，首 token 延迟不高于 1 秒；</w:t>
+              <w:t>4、问答响应速度满足实际使用需求，支持流式输出；</w:t>
             </w:r>
           </w:p>
           <w:p>
@@ -709,7 +647,7 @@
                 <w:rFonts w:hint="eastAsia"/>
                 <w:color w:val="000000"/>
               </w:rPr>
-              <w:t>5、支持万级文档片段的高效检索与管理；</w:t>
+              <w:t>5、支持大规模文档片段的高效检索与管理；</w:t>
             </w:r>
           </w:p>
           <w:p>

--- a/基于混合检索与上下文增强的RAG知识库问答系统设计与实现_课题任务书.docx
+++ b/基于混合检索与上下文增强的RAG知识库问答系统设计与实现_课题任务书.docx
@@ -1187,7 +1187,315 @@
                 <w:color w:val="000000"/>
                 <w:lang w:val="en-US" w:eastAsia="zh-CN"/>
               </w:rPr>
-              <w:t>（参考文献待补充：不少于15篇，其中英文文献不少于5篇，采用 GB/T 7714-2015 格式引文。）</w:t>
+              <w:t>[1] 王鑫林, 李岩, 马超凡, 等. 检索增强生成综述：方法与应用[J]. 计算机科学, 2026, 53(07): 101-117.</w:t>
+            </w:r>
+          </w:p>
+          <w:p>
+            <w:pPr>
+              <w:numPr>
+                <w:ilvl w:val="0"/>
+                <w:numId w:val="1"/>
+              </w:numPr>
+              <w:spacing w:line="400" w:lineRule="exact"/>
+              <w:rPr>
+                <w:rFonts w:hint="eastAsia" w:ascii="Times New Roman" w:hAnsi="Times New Roman" w:eastAsia="宋体" w:cs="Times New Roman"/>
+                <w:color w:val="000000"/>
+                <w:lang w:val="en-US" w:eastAsia="zh-CN"/>
+              </w:rPr>
+            </w:pPr>
+            <w:r>
+              <w:rPr>
+                <w:rFonts w:hint="eastAsia" w:ascii="Times New Roman" w:hAnsi="Times New Roman" w:eastAsia="宋体" w:cs="Times New Roman"/>
+                <w:color w:val="000000"/>
+                <w:lang w:val="en-US" w:eastAsia="zh-CN"/>
+              </w:rPr>
+              <w:t>[2] 吴海周, 黄俊, 张佳晨. 基于RAG机制的知识库问答性能优化与参数调控研究[J]. 工业控制计算机, 2026, 39(07): 111-113.</w:t>
+            </w:r>
+          </w:p>
+          <w:p>
+            <w:pPr>
+              <w:numPr>
+                <w:ilvl w:val="0"/>
+                <w:numId w:val="1"/>
+              </w:numPr>
+              <w:spacing w:line="400" w:lineRule="exact"/>
+              <w:rPr>
+                <w:rFonts w:hint="eastAsia" w:ascii="Times New Roman" w:hAnsi="Times New Roman" w:eastAsia="宋体" w:cs="Times New Roman"/>
+                <w:color w:val="000000"/>
+                <w:lang w:val="en-US" w:eastAsia="zh-CN"/>
+              </w:rPr>
+            </w:pPr>
+            <w:r>
+              <w:rPr>
+                <w:rFonts w:hint="eastAsia" w:ascii="Times New Roman" w:hAnsi="Times New Roman" w:eastAsia="宋体" w:cs="Times New Roman"/>
+                <w:color w:val="000000"/>
+                <w:lang w:val="en-US" w:eastAsia="zh-CN"/>
+              </w:rPr>
+              <w:t>[3] 高川, 王龙刚, 朱晓蕾, 等. 云端―本地双模式私有知识库RAG问答系统设计与实现[J]. 计算机时代, 2026(09): 104-109.</w:t>
+            </w:r>
+          </w:p>
+          <w:p>
+            <w:pPr>
+              <w:numPr>
+                <w:ilvl w:val="0"/>
+                <w:numId w:val="1"/>
+              </w:numPr>
+              <w:spacing w:line="400" w:lineRule="exact"/>
+              <w:rPr>
+                <w:rFonts w:hint="eastAsia" w:ascii="Times New Roman" w:hAnsi="Times New Roman" w:eastAsia="宋体" w:cs="Times New Roman"/>
+                <w:color w:val="000000"/>
+                <w:lang w:val="en-US" w:eastAsia="zh-CN"/>
+              </w:rPr>
+            </w:pPr>
+            <w:r>
+              <w:rPr>
+                <w:rFonts w:hint="eastAsia" w:ascii="Times New Roman" w:hAnsi="Times New Roman" w:eastAsia="宋体" w:cs="Times New Roman"/>
+                <w:color w:val="000000"/>
+                <w:lang w:val="en-US" w:eastAsia="zh-CN"/>
+              </w:rPr>
+              <w:t>[4] 钟晖. 基于RAG的大数据工单智能问答方法[J]. 微型电脑应用, 2026, 42(07): 247-250+257.</w:t>
+            </w:r>
+          </w:p>
+          <w:p>
+            <w:pPr>
+              <w:numPr>
+                <w:ilvl w:val="0"/>
+                <w:numId w:val="1"/>
+              </w:numPr>
+              <w:spacing w:line="400" w:lineRule="exact"/>
+              <w:rPr>
+                <w:rFonts w:hint="eastAsia" w:ascii="Times New Roman" w:hAnsi="Times New Roman" w:eastAsia="宋体" w:cs="Times New Roman"/>
+                <w:color w:val="000000"/>
+                <w:lang w:val="en-US" w:eastAsia="zh-CN"/>
+              </w:rPr>
+            </w:pPr>
+            <w:r>
+              <w:rPr>
+                <w:rFonts w:hint="eastAsia" w:ascii="Times New Roman" w:hAnsi="Times New Roman" w:eastAsia="宋体" w:cs="Times New Roman"/>
+                <w:color w:val="000000"/>
+                <w:lang w:val="en-US" w:eastAsia="zh-CN"/>
+              </w:rPr>
+              <w:t>[5] 李俊奇, 李子林, 王跃, 等. 基于检索增强与知识库融合的铁科智问系统设计与实现[J]. 铁路计算机应用, 2026, 35(05): 42-45.</w:t>
+            </w:r>
+          </w:p>
+          <w:p>
+            <w:pPr>
+              <w:numPr>
+                <w:ilvl w:val="0"/>
+                <w:numId w:val="1"/>
+              </w:numPr>
+              <w:spacing w:line="400" w:lineRule="exact"/>
+              <w:rPr>
+                <w:rFonts w:hint="eastAsia" w:ascii="Times New Roman" w:hAnsi="Times New Roman" w:eastAsia="宋体" w:cs="Times New Roman"/>
+                <w:color w:val="000000"/>
+                <w:lang w:val="en-US" w:eastAsia="zh-CN"/>
+              </w:rPr>
+            </w:pPr>
+            <w:r>
+              <w:rPr>
+                <w:rFonts w:hint="eastAsia" w:ascii="Times New Roman" w:hAnsi="Times New Roman" w:eastAsia="宋体" w:cs="Times New Roman"/>
+                <w:color w:val="000000"/>
+                <w:lang w:val="en-US" w:eastAsia="zh-CN"/>
+              </w:rPr>
+              <w:t>[6] 赵中元, 田昌海, 段建勇, 等. 基于事件驱动知识图谱的检索增强生成框架[J]. 计算机工程, 2026.</w:t>
+            </w:r>
+          </w:p>
+          <w:p>
+            <w:pPr>
+              <w:numPr>
+                <w:ilvl w:val="0"/>
+                <w:numId w:val="1"/>
+              </w:numPr>
+              <w:spacing w:line="400" w:lineRule="exact"/>
+              <w:rPr>
+                <w:rFonts w:hint="eastAsia" w:ascii="Times New Roman" w:hAnsi="Times New Roman" w:eastAsia="宋体" w:cs="Times New Roman"/>
+                <w:color w:val="000000"/>
+                <w:lang w:val="en-US" w:eastAsia="zh-CN"/>
+              </w:rPr>
+            </w:pPr>
+            <w:r>
+              <w:rPr>
+                <w:rFonts w:hint="eastAsia" w:ascii="Times New Roman" w:hAnsi="Times New Roman" w:eastAsia="宋体" w:cs="Times New Roman"/>
+                <w:color w:val="000000"/>
+                <w:lang w:val="en-US" w:eastAsia="zh-CN"/>
+              </w:rPr>
+              <w:t>[7] 裴丽娜, 淦欣喆, 陈明, 等. 基于领域HyDE查询增强与LightRAG的水稻种植检索增强生成方法[J]. 智慧农业(中英文), 2026.</w:t>
+            </w:r>
+          </w:p>
+          <w:p>
+            <w:pPr>
+              <w:numPr>
+                <w:ilvl w:val="0"/>
+                <w:numId w:val="1"/>
+              </w:numPr>
+              <w:spacing w:line="400" w:lineRule="exact"/>
+              <w:rPr>
+                <w:rFonts w:hint="eastAsia" w:ascii="Times New Roman" w:hAnsi="Times New Roman" w:eastAsia="宋体" w:cs="Times New Roman"/>
+                <w:color w:val="000000"/>
+                <w:lang w:val="en-US" w:eastAsia="zh-CN"/>
+              </w:rPr>
+            </w:pPr>
+            <w:r>
+              <w:rPr>
+                <w:rFonts w:hint="eastAsia" w:ascii="Times New Roman" w:hAnsi="Times New Roman" w:eastAsia="宋体" w:cs="Times New Roman"/>
+                <w:color w:val="000000"/>
+                <w:lang w:val="en-US" w:eastAsia="zh-CN"/>
+              </w:rPr>
+              <w:t>[8] 陈阳, 孟旭阳, 陈熙. 内嵌RAG的科技文献发现系统测评方法研究[J]. 数字图书馆论坛, 2026.</w:t>
+            </w:r>
+          </w:p>
+          <w:p>
+            <w:pPr>
+              <w:numPr>
+                <w:ilvl w:val="0"/>
+                <w:numId w:val="1"/>
+              </w:numPr>
+              <w:spacing w:line="400" w:lineRule="exact"/>
+              <w:rPr>
+                <w:rFonts w:hint="eastAsia" w:ascii="Times New Roman" w:hAnsi="Times New Roman" w:eastAsia="宋体" w:cs="Times New Roman"/>
+                <w:color w:val="000000"/>
+                <w:lang w:val="en-US" w:eastAsia="zh-CN"/>
+              </w:rPr>
+            </w:pPr>
+            <w:r>
+              <w:rPr>
+                <w:rFonts w:hint="eastAsia" w:ascii="Times New Roman" w:hAnsi="Times New Roman" w:eastAsia="宋体" w:cs="Times New Roman"/>
+                <w:color w:val="000000"/>
+                <w:lang w:val="en-US" w:eastAsia="zh-CN"/>
+              </w:rPr>
+              <w:t>[9] 马成业, 马满堂. 面向大语言模型智能体的查询反馈驱动上下文蒸馏方法[J]. 计算机工程与应用, 2026.</w:t>
+            </w:r>
+          </w:p>
+          <w:p>
+            <w:pPr>
+              <w:numPr>
+                <w:ilvl w:val="0"/>
+                <w:numId w:val="1"/>
+              </w:numPr>
+              <w:spacing w:line="400" w:lineRule="exact"/>
+              <w:rPr>
+                <w:rFonts w:hint="eastAsia" w:ascii="Times New Roman" w:hAnsi="Times New Roman" w:eastAsia="宋体" w:cs="Times New Roman"/>
+                <w:color w:val="000000"/>
+                <w:lang w:val="en-US" w:eastAsia="zh-CN"/>
+              </w:rPr>
+            </w:pPr>
+            <w:r>
+              <w:rPr>
+                <w:rFonts w:hint="eastAsia" w:ascii="Times New Roman" w:hAnsi="Times New Roman" w:eastAsia="宋体" w:cs="Times New Roman"/>
+                <w:color w:val="000000"/>
+                <w:lang w:val="en-US" w:eastAsia="zh-CN"/>
+              </w:rPr>
+              <w:t>[10] 张凯, 满广垠, 叶治荣. 基于混合RAG的铁路工程规范智能问答方法研究[J]. 中国铁路, 2026.</w:t>
+            </w:r>
+          </w:p>
+          <w:p>
+            <w:pPr>
+              <w:numPr>
+                <w:ilvl w:val="0"/>
+                <w:numId w:val="1"/>
+              </w:numPr>
+              <w:spacing w:line="400" w:lineRule="exact"/>
+              <w:rPr>
+                <w:rFonts w:hint="eastAsia" w:ascii="Times New Roman" w:hAnsi="Times New Roman" w:eastAsia="宋体" w:cs="Times New Roman"/>
+                <w:color w:val="000000"/>
+                <w:lang w:val="en-US" w:eastAsia="zh-CN"/>
+              </w:rPr>
+            </w:pPr>
+            <w:r>
+              <w:rPr>
+                <w:rFonts w:hint="eastAsia" w:ascii="Times New Roman" w:hAnsi="Times New Roman" w:eastAsia="宋体" w:cs="Times New Roman"/>
+                <w:color w:val="000000"/>
+                <w:lang w:val="en-US" w:eastAsia="zh-CN"/>
+              </w:rPr>
+              <w:t>[11] 回天, 魏雪梅, 孙延鑫, 等. 结合自适应分块与混合检索生成的态势理解方法[J]. 兵器装备工程学报, 2026.</w:t>
+            </w:r>
+          </w:p>
+          <w:p>
+            <w:pPr>
+              <w:numPr>
+                <w:ilvl w:val="0"/>
+                <w:numId w:val="1"/>
+              </w:numPr>
+              <w:spacing w:line="400" w:lineRule="exact"/>
+              <w:rPr>
+                <w:rFonts w:hint="eastAsia" w:ascii="Times New Roman" w:hAnsi="Times New Roman" w:eastAsia="宋体" w:cs="Times New Roman"/>
+                <w:color w:val="000000"/>
+                <w:lang w:val="en-US" w:eastAsia="zh-CN"/>
+              </w:rPr>
+            </w:pPr>
+            <w:r>
+              <w:rPr>
+                <w:rFonts w:hint="eastAsia" w:ascii="Times New Roman" w:hAnsi="Times New Roman" w:eastAsia="宋体" w:cs="Times New Roman"/>
+                <w:color w:val="000000"/>
+                <w:lang w:val="en-US" w:eastAsia="zh-CN"/>
+              </w:rPr>
+              <w:t>[12] 王颖, 徐海川, 姚东源. 面向工业园区环境探测的检索增强生成系统设计与实现[J]. 计算机科学与探索, 2026.</w:t>
+            </w:r>
+          </w:p>
+          <w:p>
+            <w:pPr>
+              <w:numPr>
+                <w:ilvl w:val="0"/>
+                <w:numId w:val="1"/>
+              </w:numPr>
+              <w:spacing w:line="400" w:lineRule="exact"/>
+              <w:rPr>
+                <w:rFonts w:hint="eastAsia" w:ascii="Times New Roman" w:hAnsi="Times New Roman" w:eastAsia="宋体" w:cs="Times New Roman"/>
+                <w:color w:val="000000"/>
+                <w:lang w:val="en-US" w:eastAsia="zh-CN"/>
+              </w:rPr>
+            </w:pPr>
+            <w:r>
+              <w:rPr>
+                <w:rFonts w:hint="eastAsia" w:ascii="Times New Roman" w:hAnsi="Times New Roman" w:eastAsia="宋体" w:cs="Times New Roman"/>
+                <w:color w:val="000000"/>
+                <w:lang w:val="en-US" w:eastAsia="zh-CN"/>
+              </w:rPr>
+              <w:t>[13] 彭琳. 基于检索增强生成的企业级知识库系统构建与优化[J]. 电脑知识与技术, 2026.</w:t>
+            </w:r>
+          </w:p>
+          <w:p>
+            <w:pPr>
+              <w:numPr>
+                <w:ilvl w:val="0"/>
+                <w:numId w:val="1"/>
+              </w:numPr>
+              <w:spacing w:line="400" w:lineRule="exact"/>
+              <w:rPr>
+                <w:rFonts w:hint="eastAsia" w:ascii="Times New Roman" w:hAnsi="Times New Roman" w:eastAsia="宋体" w:cs="Times New Roman"/>
+                <w:color w:val="000000"/>
+                <w:lang w:val="en-US" w:eastAsia="zh-CN"/>
+              </w:rPr>
+            </w:pPr>
+            <w:r>
+              <w:rPr>
+                <w:rFonts w:hint="eastAsia" w:ascii="Times New Roman" w:hAnsi="Times New Roman" w:eastAsia="宋体" w:cs="Times New Roman"/>
+                <w:color w:val="000000"/>
+                <w:lang w:val="en-US" w:eastAsia="zh-CN"/>
+              </w:rPr>
+              <w:t>[14] 王亮, 张强, 魏韵萧. 基于知识库的智能问答系统构建技术研究[J]. 网络安全与数据治理, 2026.</w:t>
+            </w:r>
+          </w:p>
+          <w:p>
+            <w:pPr>
+              <w:numPr>
+                <w:ilvl w:val="0"/>
+                <w:numId w:val="1"/>
+              </w:numPr>
+              <w:spacing w:line="400" w:lineRule="exact"/>
+              <w:rPr>
+                <w:rFonts w:hint="eastAsia" w:ascii="Times New Roman" w:hAnsi="Times New Roman" w:eastAsia="宋体" w:cs="Times New Roman"/>
+                <w:color w:val="000000"/>
+                <w:lang w:val="en-US" w:eastAsia="zh-CN"/>
+              </w:rPr>
+            </w:pPr>
+            <w:r>
+              <w:rPr>
+                <w:rFonts w:hint="eastAsia" w:ascii="Times New Roman" w:hAnsi="Times New Roman" w:eastAsia="宋体" w:cs="Times New Roman"/>
+                <w:color w:val="000000"/>
+                <w:lang w:val="en-US" w:eastAsia="zh-CN"/>
+              </w:rPr>
+              <w:t>[15] 张墨涵. 融合检索增强的企业私有知识库智能问答系统[J]. 中国新技术新产品, 2026.</w:t>
             </w:r>
           </w:p>
         </w:tc>

--- a/基于混合检索与上下文增强的RAG知识库问答系统设计与实现_课题任务书.docx
+++ b/基于混合检索与上下文增强的RAG知识库问答系统设计与实现_课题任务书.docx
@@ -1187,7 +1187,7 @@
                 <w:color w:val="000000"/>
                 <w:lang w:val="en-US" w:eastAsia="zh-CN"/>
               </w:rPr>
-              <w:t>[1] 王鑫林, 李岩, 马超凡, 等. 检索增强生成综述：方法与应用[J]. 计算机科学, 2026, 53(07): 101-117.</w:t>
+              <w:t>给出相应参考书籍与论文，任务书一般不应低于15篇（开题报告参考文献一般应不低于20篇），建议给出5篇及以上英文文献，注意参考文献格式采用：GB/T 7714-2015 格式引文。</w:t>
             </w:r>
           </w:p>
           <w:p>
@@ -1209,7 +1209,7 @@
                 <w:color w:val="000000"/>
                 <w:lang w:val="en-US" w:eastAsia="zh-CN"/>
               </w:rPr>
-              <w:t>[2] 吴海周, 黄俊, 张佳晨. 基于RAG机制的知识库问答性能优化与参数调控研究[J]. 工业控制计算机, 2026, 39(07): 111-113.</w:t>
+              <w:t>[1] 王鑫林, 李岩, 马超凡, 等. 检索增强生成综述：方法与应用[J]. 计算机科学, 2026, 53(07): 101-117.</w:t>
             </w:r>
           </w:p>
           <w:p>
@@ -1231,7 +1231,7 @@
                 <w:color w:val="000000"/>
                 <w:lang w:val="en-US" w:eastAsia="zh-CN"/>
               </w:rPr>
-              <w:t>[3] 高川, 王龙刚, 朱晓蕾, 等. 云端―本地双模式私有知识库RAG问答系统设计与实现[J]. 计算机时代, 2026(09): 104-109.</w:t>
+              <w:t>[2] 吴海周, 黄俊, 张佳晨. 基于RAG机制的知识库问答性能优化与参数调控研究[J]. 工业控制计算机, 2026, 39(07): 111-113.</w:t>
             </w:r>
           </w:p>
           <w:p>
@@ -1253,7 +1253,7 @@
                 <w:color w:val="000000"/>
                 <w:lang w:val="en-US" w:eastAsia="zh-CN"/>
               </w:rPr>
-              <w:t>[4] 钟晖. 基于RAG的大数据工单智能问答方法[J]. 微型电脑应用, 2026, 42(07): 247-250+257.</w:t>
+              <w:t>[3] 高川, 王龙刚, 朱晓蕾, 等. 云端―本地双模式私有知识库RAG问答系统设计与实现[J]. 计算机时代, 2026(09): 104-109.</w:t>
             </w:r>
           </w:p>
           <w:p>
@@ -1275,7 +1275,7 @@
                 <w:color w:val="000000"/>
                 <w:lang w:val="en-US" w:eastAsia="zh-CN"/>
               </w:rPr>
-              <w:t>[5] 李俊奇, 李子林, 王跃, 等. 基于检索增强与知识库融合的铁科智问系统设计与实现[J]. 铁路计算机应用, 2026, 35(05): 42-45.</w:t>
+              <w:t>[4] 钟晖. 基于RAG的大数据工单智能问答方法[J]. 微型电脑应用, 2026, 42(07): 247-250+257.</w:t>
             </w:r>
           </w:p>
           <w:p>
@@ -1297,7 +1297,7 @@
                 <w:color w:val="000000"/>
                 <w:lang w:val="en-US" w:eastAsia="zh-CN"/>
               </w:rPr>
-              <w:t>[6] 赵中元, 田昌海, 段建勇, 等. 基于事件驱动知识图谱的检索增强生成框架[J]. 计算机工程, 2026.</w:t>
+              <w:t>[5] 李俊奇, 李子林, 王跃, 等. 基于检索增强与知识库融合的铁科智问系统设计与实现[J]. 铁路计算机应用, 2026, 35(05): 42-45.</w:t>
             </w:r>
           </w:p>
           <w:p>
@@ -1319,7 +1319,7 @@
                 <w:color w:val="000000"/>
                 <w:lang w:val="en-US" w:eastAsia="zh-CN"/>
               </w:rPr>
-              <w:t>[7] 裴丽娜, 淦欣喆, 陈明, 等. 基于领域HyDE查询增强与LightRAG的水稻种植检索增强生成方法[J]. 智慧农业(中英文), 2026.</w:t>
+              <w:t>[6] 赵中元, 田昌海, 段建勇, 等. 基于事件驱动知识图谱的检索增强生成框架[J]. 计算机工程, 2026.</w:t>
             </w:r>
           </w:p>
           <w:p>
@@ -1341,7 +1341,7 @@
                 <w:color w:val="000000"/>
                 <w:lang w:val="en-US" w:eastAsia="zh-CN"/>
               </w:rPr>
-              <w:t>[8] 陈阳, 孟旭阳, 陈熙. 内嵌RAG的科技文献发现系统测评方法研究[J]. 数字图书馆论坛, 2026.</w:t>
+              <w:t>[7] 裴丽娜, 淦欣喆, 陈明, 等. 基于领域HyDE查询增强与LightRAG的水稻种植检索增强生成方法[J]. 智慧农业(中英文), 2026.</w:t>
             </w:r>
           </w:p>
           <w:p>
@@ -1363,7 +1363,7 @@
                 <w:color w:val="000000"/>
                 <w:lang w:val="en-US" w:eastAsia="zh-CN"/>
               </w:rPr>
-              <w:t>[9] 马成业, 马满堂. 面向大语言模型智能体的查询反馈驱动上下文蒸馏方法[J]. 计算机工程与应用, 2026.</w:t>
+              <w:t>[8] 陈阳, 孟旭阳, 陈熙. 内嵌RAG的科技文献发现系统测评方法研究[J]. 数字图书馆论坛, 2026.</w:t>
             </w:r>
           </w:p>
           <w:p>
@@ -1385,7 +1385,7 @@
                 <w:color w:val="000000"/>
                 <w:lang w:val="en-US" w:eastAsia="zh-CN"/>
               </w:rPr>
-              <w:t>[10] 张凯, 满广垠, 叶治荣. 基于混合RAG的铁路工程规范智能问答方法研究[J]. 中国铁路, 2026.</w:t>
+              <w:t>[9] 马成业, 马满堂. 面向大语言模型智能体的查询反馈驱动上下文蒸馏方法[J]. 计算机工程与应用, 2026.</w:t>
             </w:r>
           </w:p>
           <w:p>
@@ -1407,7 +1407,7 @@
                 <w:color w:val="000000"/>
                 <w:lang w:val="en-US" w:eastAsia="zh-CN"/>
               </w:rPr>
-              <w:t>[11] 回天, 魏雪梅, 孙延鑫, 等. 结合自适应分块与混合检索生成的态势理解方法[J]. 兵器装备工程学报, 2026.</w:t>
+              <w:t>[10] 张凯, 满广垠, 叶治荣. 基于混合RAG的铁路工程规范智能问答方法研究[J]. 中国铁路, 2026.</w:t>
             </w:r>
           </w:p>
           <w:p>
@@ -1429,7 +1429,7 @@
                 <w:color w:val="000000"/>
                 <w:lang w:val="en-US" w:eastAsia="zh-CN"/>
               </w:rPr>
-              <w:t>[12] 王颖, 徐海川, 姚东源. 面向工业园区环境探测的检索增强生成系统设计与实现[J]. 计算机科学与探索, 2026.</w:t>
+              <w:t>[11] 回天, 魏雪梅, 孙延鑫, 等. 结合自适应分块与混合检索生成的态势理解方法[J]. 兵器装备工程学报, 2026.</w:t>
             </w:r>
           </w:p>
           <w:p>
@@ -1451,7 +1451,7 @@
                 <w:color w:val="000000"/>
                 <w:lang w:val="en-US" w:eastAsia="zh-CN"/>
               </w:rPr>
-              <w:t>[13] 彭琳. 基于检索增强生成的企业级知识库系统构建与优化[J]. 电脑知识与技术, 2026.</w:t>
+              <w:t>[12] 王颖, 徐海川, 姚东源. 面向工业园区环境探测的检索增强生成系统设计与实现[J]. 计算机科学与探索, 2026.</w:t>
             </w:r>
           </w:p>
           <w:p>
@@ -1473,7 +1473,7 @@
                 <w:color w:val="000000"/>
                 <w:lang w:val="en-US" w:eastAsia="zh-CN"/>
               </w:rPr>
-              <w:t>[14] 王亮, 张强, 魏韵萧. 基于知识库的智能问答系统构建技术研究[J]. 网络安全与数据治理, 2026.</w:t>
+              <w:t>[13] 彭琳. 基于检索增强生成的企业级知识库系统构建与优化[J]. 电脑知识与技术, 2026.</w:t>
             </w:r>
           </w:p>
           <w:p>
@@ -1495,7 +1495,139 @@
                 <w:color w:val="000000"/>
                 <w:lang w:val="en-US" w:eastAsia="zh-CN"/>
               </w:rPr>
+              <w:t>[14] 王亮, 张强, 魏韵萧. 基于知识库的智能问答系统构建技术研究[J]. 网络安全与数据治理, 2026.</w:t>
+            </w:r>
+          </w:p>
+          <w:p>
+            <w:pPr>
+              <w:numPr>
+                <w:ilvl w:val="0"/>
+                <w:numId w:val="1"/>
+              </w:numPr>
+              <w:spacing w:line="400" w:lineRule="exact"/>
+              <w:rPr>
+                <w:rFonts w:hint="eastAsia" w:ascii="Times New Roman" w:hAnsi="Times New Roman" w:eastAsia="宋体" w:cs="Times New Roman"/>
+                <w:color w:val="000000"/>
+                <w:lang w:val="en-US" w:eastAsia="zh-CN"/>
+              </w:rPr>
+            </w:pPr>
+            <w:r>
+              <w:rPr>
+                <w:rFonts w:hint="eastAsia" w:ascii="Times New Roman" w:hAnsi="Times New Roman" w:eastAsia="宋体" w:cs="Times New Roman"/>
+                <w:color w:val="000000"/>
+                <w:lang w:val="en-US" w:eastAsia="zh-CN"/>
+              </w:rPr>
               <w:t>[15] 张墨涵. 融合检索增强的企业私有知识库智能问答系统[J]. 中国新技术新产品, 2026.</w:t>
+            </w:r>
+          </w:p>
+          <w:p>
+            <w:pPr>
+              <w:numPr>
+                <w:ilvl w:val="0"/>
+                <w:numId w:val="1"/>
+              </w:numPr>
+              <w:spacing w:line="400" w:lineRule="exact"/>
+              <w:rPr>
+                <w:rFonts w:hint="eastAsia" w:ascii="Times New Roman" w:hAnsi="Times New Roman" w:eastAsia="宋体" w:cs="Times New Roman"/>
+                <w:color w:val="000000"/>
+                <w:lang w:val="en-US" w:eastAsia="zh-CN"/>
+              </w:rPr>
+            </w:pPr>
+            <w:r>
+              <w:rPr>
+                <w:rFonts w:hint="eastAsia" w:ascii="Times New Roman" w:hAnsi="Times New Roman" w:eastAsia="宋体" w:cs="Times New Roman"/>
+                <w:color w:val="000000"/>
+                <w:lang w:val="en-US" w:eastAsia="zh-CN"/>
+              </w:rPr>
+              <w:t>[16] Lewis P, Perez E, Piktus A, et al. Retrieval-Augmented Generation for Knowledge-Intensive NLP Tasks[C]//Advances in Neural Information Processing Systems. 2020: 9459-9474.</w:t>
+            </w:r>
+          </w:p>
+          <w:p>
+            <w:pPr>
+              <w:numPr>
+                <w:ilvl w:val="0"/>
+                <w:numId w:val="1"/>
+              </w:numPr>
+              <w:spacing w:line="400" w:lineRule="exact"/>
+              <w:rPr>
+                <w:rFonts w:hint="eastAsia" w:ascii="Times New Roman" w:hAnsi="Times New Roman" w:eastAsia="宋体" w:cs="Times New Roman"/>
+                <w:color w:val="000000"/>
+                <w:lang w:val="en-US" w:eastAsia="zh-CN"/>
+              </w:rPr>
+            </w:pPr>
+            <w:r>
+              <w:rPr>
+                <w:rFonts w:hint="eastAsia" w:ascii="Times New Roman" w:hAnsi="Times New Roman" w:eastAsia="宋体" w:cs="Times New Roman"/>
+                <w:color w:val="000000"/>
+                <w:lang w:val="en-US" w:eastAsia="zh-CN"/>
+              </w:rPr>
+              <w:t>[17] Gao Y, Xiong Y, Gao X, et al. Retrieval-Augmented Generation for Large Language Models: A Survey[J]. arXiv preprint arXiv:2312.10997, 2023.</w:t>
+            </w:r>
+          </w:p>
+          <w:p>
+            <w:pPr>
+              <w:numPr>
+                <w:ilvl w:val="0"/>
+                <w:numId w:val="1"/>
+              </w:numPr>
+              <w:spacing w:line="400" w:lineRule="exact"/>
+              <w:rPr>
+                <w:rFonts w:hint="eastAsia" w:ascii="Times New Roman" w:hAnsi="Times New Roman" w:eastAsia="宋体" w:cs="Times New Roman"/>
+                <w:color w:val="000000"/>
+                <w:lang w:val="en-US" w:eastAsia="zh-CN"/>
+              </w:rPr>
+            </w:pPr>
+            <w:r>
+              <w:rPr>
+                <w:rFonts w:hint="eastAsia" w:ascii="Times New Roman" w:hAnsi="Times New Roman" w:eastAsia="宋体" w:cs="Times New Roman"/>
+                <w:color w:val="000000"/>
+                <w:lang w:val="en-US" w:eastAsia="zh-CN"/>
+              </w:rPr>
+              <w:t>[18] Malkov Y A, Yashunin D A. Efficient and robust approximate nearest neighbor search using Hierarchical Navigable Small World graphs[J]. IEEE Transactions on Pattern Analysis and Machine Intelligence, 2020, 42(4): 824-836.</w:t>
+            </w:r>
+          </w:p>
+          <w:p>
+            <w:pPr>
+              <w:numPr>
+                <w:ilvl w:val="0"/>
+                <w:numId w:val="1"/>
+              </w:numPr>
+              <w:spacing w:line="400" w:lineRule="exact"/>
+              <w:rPr>
+                <w:rFonts w:hint="eastAsia" w:ascii="Times New Roman" w:hAnsi="Times New Roman" w:eastAsia="宋体" w:cs="Times New Roman"/>
+                <w:color w:val="000000"/>
+                <w:lang w:val="en-US" w:eastAsia="zh-CN"/>
+              </w:rPr>
+            </w:pPr>
+            <w:r>
+              <w:rPr>
+                <w:rFonts w:hint="eastAsia" w:ascii="Times New Roman" w:hAnsi="Times New Roman" w:eastAsia="宋体" w:cs="Times New Roman"/>
+                <w:color w:val="000000"/>
+                <w:lang w:val="en-US" w:eastAsia="zh-CN"/>
+              </w:rPr>
+              <w:t>[19] Cormack G V, Clarke C L A, Buettcher S. Reciprocal Rank Fusion outperforms Condorcet and individual Rank Learning Methods[C]//Proceedings of the 32nd International ACM SIGIR Conference on Research and Development in Information Retrieval. 2009: 758-759.</w:t>
+            </w:r>
+          </w:p>
+          <w:p>
+            <w:pPr>
+              <w:numPr>
+                <w:ilvl w:val="0"/>
+                <w:numId w:val="1"/>
+              </w:numPr>
+              <w:spacing w:line="400" w:lineRule="exact"/>
+              <w:rPr>
+                <w:rFonts w:hint="eastAsia" w:ascii="Times New Roman" w:hAnsi="Times New Roman" w:eastAsia="宋体" w:cs="Times New Roman"/>
+                <w:color w:val="000000"/>
+                <w:lang w:val="en-US" w:eastAsia="zh-CN"/>
+              </w:rPr>
+            </w:pPr>
+            <w:r>
+              <w:rPr>
+                <w:rFonts w:hint="eastAsia" w:ascii="Times New Roman" w:hAnsi="Times New Roman" w:eastAsia="宋体" w:cs="Times New Roman"/>
+                <w:color w:val="000000"/>
+                <w:lang w:val="en-US" w:eastAsia="zh-CN"/>
+              </w:rPr>
+              <w:t>[20] Jiang Z, Yan J, Wang S, et al. FLARE: Active Retrieval Augmented Generation[C]//Proceedings of the 2023 Conference on Empirical Methods in Natural Language Processing. 2023: 2118-2132.</w:t>
             </w:r>
           </w:p>
         </w:tc>

--- a/基于混合检索与上下文增强的RAG知识库问答系统设计与实现_课题任务书.docx
+++ b/基于混合检索与上下文增强的RAG知识库问答系统设计与实现_课题任务书.docx
@@ -2,68 +2,6 @@
 <file path=word/document.xml><?xml version="1.0" encoding="utf-8"?>
 <w:document xmlns:wpc="http://schemas.microsoft.com/office/word/2010/wordprocessingCanvas" xmlns:mc="http://schemas.openxmlformats.org/markup-compatibility/2006" xmlns:o="urn:schemas-microsoft-com:office:office" xmlns:r="http://schemas.openxmlformats.org/officeDocument/2006/relationships" xmlns:m="http://schemas.openxmlformats.org/officeDocument/2006/math" xmlns:v="urn:schemas-microsoft-com:vml" xmlns:wp14="http://schemas.microsoft.com/office/word/2010/wordprocessingDrawing" xmlns:wp="http://schemas.openxmlformats.org/drawingml/2006/wordprocessingDrawing" xmlns:w="http://schemas.openxmlformats.org/wordprocessingml/2006/main" xmlns:w14="http://schemas.microsoft.com/office/word/2010/wordml" xmlns:w10="urn:schemas-microsoft-com:office:word" xmlns:w15="http://schemas.microsoft.com/office/word/2012/wordml" xmlns:wpg="http://schemas.microsoft.com/office/word/2010/wordprocessingGroup" xmlns:wpi="http://schemas.microsoft.com/office/word/2010/wordprocessingInk" xmlns:wne="http://schemas.microsoft.com/office/word/2006/wordml" xmlns:wps="http://schemas.microsoft.com/office/word/2010/wordprocessingShape" xmlns:wpsCustomData="http://www.wps.cn/officeDocument/2013/wpsCustomData" mc:Ignorable="w14 w15 wp14">
   <w:body>
-    <w:p>
-      <w:r>
-        <w:rPr>
-          <w:noProof/>
-        </w:rPr>
-        <w:drawing>
-          <wp:inline xmlns:wp="http://schemas.openxmlformats.org/drawingml/2006/wordprocessingDrawing" distT="0" distB="0" distL="0" distR="0">
-            <wp:extent cx="2400000" cy="380000"/>
-            <wp:docPr id="1" name="AILabel"/>
-            <a:graphic xmlns:a="http://schemas.openxmlformats.org/drawingml/2006/main">
-              <a:graphicData uri="http://schemas.microsoft.com/office/word/2010/wordprocessingShape">
-                <wps:wsp xmlns:wps="http://schemas.microsoft.com/office/word/2010/wordprocessingShape">
-                  <wps:cNvSpPr txBox="1"/>
-                  <wps:spPr>
-                    <a:xfrm>
-                      <a:off x="0" y="0"/>
-                      <a:ext cx="2400000" cy="380000"/>
-                    </a:xfrm>
-                    <a:prstGeom prst="rect">
-                      <a:avLst/>
-                    </a:prstGeom>
-                    <a:solidFill>
-                      <a:srgbClr val="000000">
-                        <a:alpha val="50000"/>
-                      </a:srgbClr>
-                    </a:solidFill>
-                    <a:ln w="12700">
-                      <a:solidFill>
-                        <a:srgbClr val="FFFFFF"/>
-                      </a:solidFill>
-                    </a:ln>
-                  </wps:spPr>
-                  <wps:txbx>
-                    <w:txbxContent xmlns:w="http://schemas.openxmlformats.org/wordprocessingml/2006/main">
-                      <w:p>
-                        <w:pPr>
-                          <w:jc w:val="center"/>
-                        </w:pPr>
-                        <w:r>
-                          <w:rPr>
-                            <w:b/>
-                            <w:sz w:val="28"/>
-                            <w:szCs w:val="28"/>
-                            <w:rFonts w:eastAsia="SimSun" w:ascii="Arial" w:hAnsi="Arial"/>
-                            <w:color w:val="FFFFFF"/>
-                          </w:rPr>
-                          <w:t>含 AI 生成</w:t>
-                        </w:r>
-                      </w:p>
-                    </w:txbxContent>
-                  </wps:txbx>
-                  <wps:bodyPr anchor="ctr" anchorCtr="0" lIns="91440" tIns="45720" rIns="91440" bIns="45720">
-                    <a:noAutofit/>
-                  </wps:bodyPr>
-                </wps:wsp>
-              </a:graphicData>
-            </a:graphic>
-          </wp:inline>
-        </w:drawing>
-      </w:r>
-    </w:p>
-    <w:p/>
     <w:p>
       <w:pPr>
         <w:spacing w:after="156" w:afterLines="50" w:line="360" w:lineRule="exact"/>
@@ -1168,28 +1106,6 @@
             </w:tcBorders>
             <w:vAlign w:val="center"/>
           </w:tcPr>
-          <w:p>
-            <w:pPr>
-              <w:numPr>
-                <w:ilvl w:val="0"/>
-                <w:numId w:val="1"/>
-              </w:numPr>
-              <w:spacing w:line="400" w:lineRule="exact"/>
-              <w:rPr>
-                <w:rFonts w:hint="eastAsia" w:ascii="Times New Roman" w:hAnsi="Times New Roman" w:eastAsia="宋体" w:cs="Times New Roman"/>
-                <w:color w:val="000000"/>
-                <w:lang w:val="en-US" w:eastAsia="zh-CN"/>
-              </w:rPr>
-            </w:pPr>
-            <w:r>
-              <w:rPr>
-                <w:rFonts w:hint="eastAsia" w:ascii="Times New Roman" w:hAnsi="Times New Roman" w:eastAsia="宋体" w:cs="Times New Roman"/>
-                <w:color w:val="000000"/>
-                <w:lang w:val="en-US" w:eastAsia="zh-CN"/>
-              </w:rPr>
-              <w:t>给出相应参考书籍与论文，任务书一般不应低于15篇（开题报告参考文献一般应不低于20篇），建议给出5篇及以上英文文献，注意参考文献格式采用：GB/T 7714-2015 格式引文。</w:t>
-            </w:r>
-          </w:p>
           <w:p>
             <w:pPr>
               <w:numPr>

--- a/基于混合检索与上下文增强的RAG知识库问答系统设计与实现_课题任务书.docx
+++ b/基于混合检索与上下文增强的RAG知识库问答系统设计与实现_课题任务书.docx
@@ -2,6 +2,68 @@
 <file path=word/document.xml><?xml version="1.0" encoding="utf-8"?>
 <w:document xmlns:wpc="http://schemas.microsoft.com/office/word/2010/wordprocessingCanvas" xmlns:mc="http://schemas.openxmlformats.org/markup-compatibility/2006" xmlns:o="urn:schemas-microsoft-com:office:office" xmlns:r="http://schemas.openxmlformats.org/officeDocument/2006/relationships" xmlns:m="http://schemas.openxmlformats.org/officeDocument/2006/math" xmlns:v="urn:schemas-microsoft-com:vml" xmlns:wp14="http://schemas.microsoft.com/office/word/2010/wordprocessingDrawing" xmlns:wp="http://schemas.openxmlformats.org/drawingml/2006/wordprocessingDrawing" xmlns:w="http://schemas.openxmlformats.org/wordprocessingml/2006/main" xmlns:w14="http://schemas.microsoft.com/office/word/2010/wordml" xmlns:w10="urn:schemas-microsoft-com:office:word" xmlns:w15="http://schemas.microsoft.com/office/word/2012/wordml" xmlns:wpg="http://schemas.microsoft.com/office/word/2010/wordprocessingGroup" xmlns:wpi="http://schemas.microsoft.com/office/word/2010/wordprocessingInk" xmlns:wne="http://schemas.microsoft.com/office/word/2006/wordml" xmlns:wps="http://schemas.microsoft.com/office/word/2010/wordprocessingShape" xmlns:wpsCustomData="http://www.wps.cn/officeDocument/2013/wpsCustomData" mc:Ignorable="w14 w15 wp14">
   <w:body>
+    <w:p>
+      <w:r>
+        <w:rPr>
+          <w:noProof/>
+        </w:rPr>
+        <w:drawing>
+          <wp:inline xmlns:wp="http://schemas.openxmlformats.org/drawingml/2006/wordprocessingDrawing" distT="0" distB="0" distL="0" distR="0">
+            <wp:extent cx="2400000" cy="380000"/>
+            <wp:docPr id="1" name="AILabel"/>
+            <a:graphic xmlns:a="http://schemas.openxmlformats.org/drawingml/2006/main">
+              <a:graphicData uri="http://schemas.microsoft.com/office/word/2010/wordprocessingShape">
+                <wps:wsp xmlns:wps="http://schemas.microsoft.com/office/word/2010/wordprocessingShape">
+                  <wps:cNvSpPr txBox="1"/>
+                  <wps:spPr>
+                    <a:xfrm>
+                      <a:off x="0" y="0"/>
+                      <a:ext cx="2400000" cy="380000"/>
+                    </a:xfrm>
+                    <a:prstGeom prst="rect">
+                      <a:avLst/>
+                    </a:prstGeom>
+                    <a:solidFill>
+                      <a:srgbClr val="000000">
+                        <a:alpha val="50000"/>
+                      </a:srgbClr>
+                    </a:solidFill>
+                    <a:ln w="12700">
+                      <a:solidFill>
+                        <a:srgbClr val="FFFFFF"/>
+                      </a:solidFill>
+                    </a:ln>
+                  </wps:spPr>
+                  <wps:txbx>
+                    <w:txbxContent xmlns:w="http://schemas.openxmlformats.org/wordprocessingml/2006/main">
+                      <w:p>
+                        <w:pPr>
+                          <w:jc w:val="center"/>
+                        </w:pPr>
+                        <w:r>
+                          <w:rPr>
+                            <w:b/>
+                            <w:sz w:val="28"/>
+                            <w:szCs w:val="28"/>
+                            <w:rFonts w:eastAsia="SimSun" w:ascii="Arial" w:hAnsi="Arial"/>
+                            <w:color w:val="FFFFFF"/>
+                          </w:rPr>
+                          <w:t>含 AI 生成</w:t>
+                        </w:r>
+                      </w:p>
+                    </w:txbxContent>
+                  </wps:txbx>
+                  <wps:bodyPr anchor="ctr" anchorCtr="0" lIns="91440" tIns="45720" rIns="91440" bIns="45720">
+                    <a:noAutofit/>
+                  </wps:bodyPr>
+                </wps:wsp>
+              </a:graphicData>
+            </a:graphic>
+          </wp:inline>
+        </w:drawing>
+      </w:r>
+    </w:p>
+    <w:p/>
     <w:p>
       <w:pPr>
         <w:spacing w:after="156" w:afterLines="50" w:line="360" w:lineRule="exact"/>

--- a/基于混合检索与上下文增强的RAG知识库问答系统设计与实现_课题任务书.docx
+++ b/基于混合检索与上下文增强的RAG知识库问答系统设计与实现_课题任务书.docx
@@ -1170,10 +1170,6 @@
           </w:tcPr>
           <w:p>
             <w:pPr>
-              <w:numPr>
-                <w:ilvl w:val="0"/>
-                <w:numId w:val="1"/>
-              </w:numPr>
               <w:spacing w:line="400" w:lineRule="exact"/>
               <w:rPr>
                 <w:rFonts w:hint="eastAsia" w:ascii="Times New Roman" w:hAnsi="Times New Roman" w:eastAsia="宋体" w:cs="Times New Roman"/>
@@ -1192,10 +1188,6 @@
           </w:p>
           <w:p>
             <w:pPr>
-              <w:numPr>
-                <w:ilvl w:val="0"/>
-                <w:numId w:val="1"/>
-              </w:numPr>
               <w:spacing w:line="400" w:lineRule="exact"/>
               <w:rPr>
                 <w:rFonts w:hint="eastAsia" w:ascii="Times New Roman" w:hAnsi="Times New Roman" w:eastAsia="宋体" w:cs="Times New Roman"/>
@@ -1214,10 +1206,6 @@
           </w:p>
           <w:p>
             <w:pPr>
-              <w:numPr>
-                <w:ilvl w:val="0"/>
-                <w:numId w:val="1"/>
-              </w:numPr>
               <w:spacing w:line="400" w:lineRule="exact"/>
               <w:rPr>
                 <w:rFonts w:hint="eastAsia" w:ascii="Times New Roman" w:hAnsi="Times New Roman" w:eastAsia="宋体" w:cs="Times New Roman"/>
@@ -1236,10 +1224,6 @@
           </w:p>
           <w:p>
             <w:pPr>
-              <w:numPr>
-                <w:ilvl w:val="0"/>
-                <w:numId w:val="1"/>
-              </w:numPr>
               <w:spacing w:line="400" w:lineRule="exact"/>
               <w:rPr>
                 <w:rFonts w:hint="eastAsia" w:ascii="Times New Roman" w:hAnsi="Times New Roman" w:eastAsia="宋体" w:cs="Times New Roman"/>
@@ -1258,10 +1242,6 @@
           </w:p>
           <w:p>
             <w:pPr>
-              <w:numPr>
-                <w:ilvl w:val="0"/>
-                <w:numId w:val="1"/>
-              </w:numPr>
               <w:spacing w:line="400" w:lineRule="exact"/>
               <w:rPr>
                 <w:rFonts w:hint="eastAsia" w:ascii="Times New Roman" w:hAnsi="Times New Roman" w:eastAsia="宋体" w:cs="Times New Roman"/>
@@ -1280,10 +1260,6 @@
           </w:p>
           <w:p>
             <w:pPr>
-              <w:numPr>
-                <w:ilvl w:val="0"/>
-                <w:numId w:val="1"/>
-              </w:numPr>
               <w:spacing w:line="400" w:lineRule="exact"/>
               <w:rPr>
                 <w:rFonts w:hint="eastAsia" w:ascii="Times New Roman" w:hAnsi="Times New Roman" w:eastAsia="宋体" w:cs="Times New Roman"/>
@@ -1302,10 +1278,6 @@
           </w:p>
           <w:p>
             <w:pPr>
-              <w:numPr>
-                <w:ilvl w:val="0"/>
-                <w:numId w:val="1"/>
-              </w:numPr>
               <w:spacing w:line="400" w:lineRule="exact"/>
               <w:rPr>
                 <w:rFonts w:hint="eastAsia" w:ascii="Times New Roman" w:hAnsi="Times New Roman" w:eastAsia="宋体" w:cs="Times New Roman"/>
@@ -1324,10 +1296,6 @@
           </w:p>
           <w:p>
             <w:pPr>
-              <w:numPr>
-                <w:ilvl w:val="0"/>
-                <w:numId w:val="1"/>
-              </w:numPr>
               <w:spacing w:line="400" w:lineRule="exact"/>
               <w:rPr>
                 <w:rFonts w:hint="eastAsia" w:ascii="Times New Roman" w:hAnsi="Times New Roman" w:eastAsia="宋体" w:cs="Times New Roman"/>
@@ -1346,10 +1314,6 @@
           </w:p>
           <w:p>
             <w:pPr>
-              <w:numPr>
-                <w:ilvl w:val="0"/>
-                <w:numId w:val="1"/>
-              </w:numPr>
               <w:spacing w:line="400" w:lineRule="exact"/>
               <w:rPr>
                 <w:rFonts w:hint="eastAsia" w:ascii="Times New Roman" w:hAnsi="Times New Roman" w:eastAsia="宋体" w:cs="Times New Roman"/>
@@ -1368,10 +1332,6 @@
           </w:p>
           <w:p>
             <w:pPr>
-              <w:numPr>
-                <w:ilvl w:val="0"/>
-                <w:numId w:val="1"/>
-              </w:numPr>
               <w:spacing w:line="400" w:lineRule="exact"/>
               <w:rPr>
                 <w:rFonts w:hint="eastAsia" w:ascii="Times New Roman" w:hAnsi="Times New Roman" w:eastAsia="宋体" w:cs="Times New Roman"/>
@@ -1390,10 +1350,6 @@
           </w:p>
           <w:p>
             <w:pPr>
-              <w:numPr>
-                <w:ilvl w:val="0"/>
-                <w:numId w:val="1"/>
-              </w:numPr>
               <w:spacing w:line="400" w:lineRule="exact"/>
               <w:rPr>
                 <w:rFonts w:hint="eastAsia" w:ascii="Times New Roman" w:hAnsi="Times New Roman" w:eastAsia="宋体" w:cs="Times New Roman"/>
@@ -1412,10 +1368,6 @@
           </w:p>
           <w:p>
             <w:pPr>
-              <w:numPr>
-                <w:ilvl w:val="0"/>
-                <w:numId w:val="1"/>
-              </w:numPr>
               <w:spacing w:line="400" w:lineRule="exact"/>
               <w:rPr>
                 <w:rFonts w:hint="eastAsia" w:ascii="Times New Roman" w:hAnsi="Times New Roman" w:eastAsia="宋体" w:cs="Times New Roman"/>
@@ -1434,10 +1386,6 @@
           </w:p>
           <w:p>
             <w:pPr>
-              <w:numPr>
-                <w:ilvl w:val="0"/>
-                <w:numId w:val="1"/>
-              </w:numPr>
               <w:spacing w:line="400" w:lineRule="exact"/>
               <w:rPr>
                 <w:rFonts w:hint="eastAsia" w:ascii="Times New Roman" w:hAnsi="Times New Roman" w:eastAsia="宋体" w:cs="Times New Roman"/>
@@ -1456,10 +1404,6 @@
           </w:p>
           <w:p>
             <w:pPr>
-              <w:numPr>
-                <w:ilvl w:val="0"/>
-                <w:numId w:val="1"/>
-              </w:numPr>
               <w:spacing w:line="400" w:lineRule="exact"/>
               <w:rPr>
                 <w:rFonts w:hint="eastAsia" w:ascii="Times New Roman" w:hAnsi="Times New Roman" w:eastAsia="宋体" w:cs="Times New Roman"/>
@@ -1478,10 +1422,6 @@
           </w:p>
           <w:p>
             <w:pPr>
-              <w:numPr>
-                <w:ilvl w:val="0"/>
-                <w:numId w:val="1"/>
-              </w:numPr>
               <w:spacing w:line="400" w:lineRule="exact"/>
               <w:rPr>
                 <w:rFonts w:hint="eastAsia" w:ascii="Times New Roman" w:hAnsi="Times New Roman" w:eastAsia="宋体" w:cs="Times New Roman"/>
@@ -1500,10 +1440,6 @@
           </w:p>
           <w:p>
             <w:pPr>
-              <w:numPr>
-                <w:ilvl w:val="0"/>
-                <w:numId w:val="1"/>
-              </w:numPr>
               <w:spacing w:line="400" w:lineRule="exact"/>
               <w:rPr>
                 <w:rFonts w:hint="eastAsia" w:ascii="Times New Roman" w:hAnsi="Times New Roman" w:eastAsia="宋体" w:cs="Times New Roman"/>
@@ -1522,10 +1458,6 @@
           </w:p>
           <w:p>
             <w:pPr>
-              <w:numPr>
-                <w:ilvl w:val="0"/>
-                <w:numId w:val="1"/>
-              </w:numPr>
               <w:spacing w:line="400" w:lineRule="exact"/>
               <w:rPr>
                 <w:rFonts w:hint="eastAsia" w:ascii="Times New Roman" w:hAnsi="Times New Roman" w:eastAsia="宋体" w:cs="Times New Roman"/>
@@ -1544,10 +1476,6 @@
           </w:p>
           <w:p>
             <w:pPr>
-              <w:numPr>
-                <w:ilvl w:val="0"/>
-                <w:numId w:val="1"/>
-              </w:numPr>
               <w:spacing w:line="400" w:lineRule="exact"/>
               <w:rPr>
                 <w:rFonts w:hint="eastAsia" w:ascii="Times New Roman" w:hAnsi="Times New Roman" w:eastAsia="宋体" w:cs="Times New Roman"/>
@@ -1566,10 +1494,6 @@
           </w:p>
           <w:p>
             <w:pPr>
-              <w:numPr>
-                <w:ilvl w:val="0"/>
-                <w:numId w:val="1"/>
-              </w:numPr>
               <w:spacing w:line="400" w:lineRule="exact"/>
               <w:rPr>
                 <w:rFonts w:hint="eastAsia" w:ascii="Times New Roman" w:hAnsi="Times New Roman" w:eastAsia="宋体" w:cs="Times New Roman"/>
@@ -1588,10 +1512,6 @@
           </w:p>
           <w:p>
             <w:pPr>
-              <w:numPr>
-                <w:ilvl w:val="0"/>
-                <w:numId w:val="1"/>
-              </w:numPr>
               <w:spacing w:line="400" w:lineRule="exact"/>
               <w:rPr>
                 <w:rFonts w:hint="eastAsia" w:ascii="Times New Roman" w:hAnsi="Times New Roman" w:eastAsia="宋体" w:cs="Times New Roman"/>

--- a/基于混合检索与上下文增强的RAG知识库问答系统设计与实现_课题任务书.docx
+++ b/基于混合检索与上下文增强的RAG知识库问答系统设计与实现_课题任务书.docx
@@ -537,7 +537,6 @@
           </w:tblCellMar>
         </w:tblPrEx>
         <w:trPr>
-          <w:cantSplit/>
           <w:trHeight w:val="2916" w:hRule="atLeast"/>
           <w:jc w:val="center"/>
         </w:trPr>
@@ -745,7 +744,6 @@
           </w:tblCellMar>
         </w:tblPrEx>
         <w:trPr>
-          <w:cantSplit/>
           <w:trHeight w:val="4602" w:hRule="atLeast"/>
           <w:jc w:val="center"/>
         </w:trPr>
@@ -1130,7 +1128,6 @@
           </w:tblCellMar>
         </w:tblPrEx>
         <w:trPr>
-          <w:cantSplit/>
           <w:trHeight w:val="3796" w:hRule="atLeast"/>
           <w:jc w:val="center"/>
         </w:trPr>

--- a/基于混合检索与上下文增强的RAG知识库问答系统设计与实现_课题任务书.docx
+++ b/基于混合检索与上下文增强的RAG知识库问答系统设计与实现_课题任务书.docx
@@ -1234,295 +1234,205 @@
                 <w:color w:val="000000"/>
                 <w:lang w:val="en-US" w:eastAsia="zh-CN"/>
               </w:rPr>
-              <w:t>[4] 钟晖. 基于RAG的大数据工单智能问答方法[J]. 微型电脑应用, 2026, 42(07): 247-250+257.</w:t>
-            </w:r>
-          </w:p>
-          <w:p>
-            <w:pPr>
-              <w:spacing w:line="400" w:lineRule="exact"/>
-              <w:rPr>
-                <w:rFonts w:hint="eastAsia" w:ascii="Times New Roman" w:hAnsi="Times New Roman" w:eastAsia="宋体" w:cs="Times New Roman"/>
-                <w:color w:val="000000"/>
-                <w:lang w:val="en-US" w:eastAsia="zh-CN"/>
-              </w:rPr>
-            </w:pPr>
-            <w:r>
-              <w:rPr>
-                <w:rFonts w:hint="eastAsia" w:ascii="Times New Roman" w:hAnsi="Times New Roman" w:eastAsia="宋体" w:cs="Times New Roman"/>
-                <w:color w:val="000000"/>
-                <w:lang w:val="en-US" w:eastAsia="zh-CN"/>
-              </w:rPr>
-              <w:t>[5] 李俊奇, 李子林, 王跃, 等. 基于检索增强与知识库融合的铁科智问系统设计与实现[J]. 铁路计算机应用, 2026, 35(05): 42-45.</w:t>
-            </w:r>
-          </w:p>
-          <w:p>
-            <w:pPr>
-              <w:spacing w:line="400" w:lineRule="exact"/>
-              <w:rPr>
-                <w:rFonts w:hint="eastAsia" w:ascii="Times New Roman" w:hAnsi="Times New Roman" w:eastAsia="宋体" w:cs="Times New Roman"/>
-                <w:color w:val="000000"/>
-                <w:lang w:val="en-US" w:eastAsia="zh-CN"/>
-              </w:rPr>
-            </w:pPr>
-            <w:r>
-              <w:rPr>
-                <w:rFonts w:hint="eastAsia" w:ascii="Times New Roman" w:hAnsi="Times New Roman" w:eastAsia="宋体" w:cs="Times New Roman"/>
-                <w:color w:val="000000"/>
-                <w:lang w:val="en-US" w:eastAsia="zh-CN"/>
-              </w:rPr>
-              <w:t>[6] 赵中元, 田昌海, 段建勇, 等. 基于事件驱动知识图谱的检索增强生成框架[J]. 计算机工程, 2026.</w:t>
-            </w:r>
-          </w:p>
-          <w:p>
-            <w:pPr>
-              <w:spacing w:line="400" w:lineRule="exact"/>
-              <w:rPr>
-                <w:rFonts w:hint="eastAsia" w:ascii="Times New Roman" w:hAnsi="Times New Roman" w:eastAsia="宋体" w:cs="Times New Roman"/>
-                <w:color w:val="000000"/>
-                <w:lang w:val="en-US" w:eastAsia="zh-CN"/>
-              </w:rPr>
-            </w:pPr>
-            <w:r>
-              <w:rPr>
-                <w:rFonts w:hint="eastAsia" w:ascii="Times New Roman" w:hAnsi="Times New Roman" w:eastAsia="宋体" w:cs="Times New Roman"/>
-                <w:color w:val="000000"/>
-                <w:lang w:val="en-US" w:eastAsia="zh-CN"/>
-              </w:rPr>
-              <w:t>[7] 裴丽娜, 淦欣喆, 陈明, 等. 基于领域HyDE查询增强与LightRAG的水稻种植检索增强生成方法[J]. 智慧农业(中英文), 2026.</w:t>
-            </w:r>
-          </w:p>
-          <w:p>
-            <w:pPr>
-              <w:spacing w:line="400" w:lineRule="exact"/>
-              <w:rPr>
-                <w:rFonts w:hint="eastAsia" w:ascii="Times New Roman" w:hAnsi="Times New Roman" w:eastAsia="宋体" w:cs="Times New Roman"/>
-                <w:color w:val="000000"/>
-                <w:lang w:val="en-US" w:eastAsia="zh-CN"/>
-              </w:rPr>
-            </w:pPr>
-            <w:r>
-              <w:rPr>
-                <w:rFonts w:hint="eastAsia" w:ascii="Times New Roman" w:hAnsi="Times New Roman" w:eastAsia="宋体" w:cs="Times New Roman"/>
-                <w:color w:val="000000"/>
-                <w:lang w:val="en-US" w:eastAsia="zh-CN"/>
-              </w:rPr>
-              <w:t>[8] 陈阳, 孟旭阳, 陈熙. 内嵌RAG的科技文献发现系统测评方法研究[J]. 数字图书馆论坛, 2026.</w:t>
-            </w:r>
-          </w:p>
-          <w:p>
-            <w:pPr>
-              <w:spacing w:line="400" w:lineRule="exact"/>
-              <w:rPr>
-                <w:rFonts w:hint="eastAsia" w:ascii="Times New Roman" w:hAnsi="Times New Roman" w:eastAsia="宋体" w:cs="Times New Roman"/>
-                <w:color w:val="000000"/>
-                <w:lang w:val="en-US" w:eastAsia="zh-CN"/>
-              </w:rPr>
-            </w:pPr>
-            <w:r>
-              <w:rPr>
-                <w:rFonts w:hint="eastAsia" w:ascii="Times New Roman" w:hAnsi="Times New Roman" w:eastAsia="宋体" w:cs="Times New Roman"/>
-                <w:color w:val="000000"/>
-                <w:lang w:val="en-US" w:eastAsia="zh-CN"/>
-              </w:rPr>
-              <w:t>[9] 马成业, 马满堂. 面向大语言模型智能体的查询反馈驱动上下文蒸馏方法[J]. 计算机工程与应用, 2026.</w:t>
-            </w:r>
-          </w:p>
-          <w:p>
-            <w:pPr>
-              <w:spacing w:line="400" w:lineRule="exact"/>
-              <w:rPr>
-                <w:rFonts w:hint="eastAsia" w:ascii="Times New Roman" w:hAnsi="Times New Roman" w:eastAsia="宋体" w:cs="Times New Roman"/>
-                <w:color w:val="000000"/>
-                <w:lang w:val="en-US" w:eastAsia="zh-CN"/>
-              </w:rPr>
-            </w:pPr>
-            <w:r>
-              <w:rPr>
-                <w:rFonts w:hint="eastAsia" w:ascii="Times New Roman" w:hAnsi="Times New Roman" w:eastAsia="宋体" w:cs="Times New Roman"/>
-                <w:color w:val="000000"/>
-                <w:lang w:val="en-US" w:eastAsia="zh-CN"/>
-              </w:rPr>
-              <w:t>[10] 张凯, 满广垠, 叶治荣. 基于混合RAG的铁路工程规范智能问答方法研究[J]. 中国铁路, 2026.</w:t>
-            </w:r>
-          </w:p>
-          <w:p>
-            <w:pPr>
-              <w:spacing w:line="400" w:lineRule="exact"/>
-              <w:rPr>
-                <w:rFonts w:hint="eastAsia" w:ascii="Times New Roman" w:hAnsi="Times New Roman" w:eastAsia="宋体" w:cs="Times New Roman"/>
-                <w:color w:val="000000"/>
-                <w:lang w:val="en-US" w:eastAsia="zh-CN"/>
-              </w:rPr>
-            </w:pPr>
-            <w:r>
-              <w:rPr>
-                <w:rFonts w:hint="eastAsia" w:ascii="Times New Roman" w:hAnsi="Times New Roman" w:eastAsia="宋体" w:cs="Times New Roman"/>
-                <w:color w:val="000000"/>
-                <w:lang w:val="en-US" w:eastAsia="zh-CN"/>
-              </w:rPr>
-              <w:t>[11] 回天, 魏雪梅, 孙延鑫, 等. 结合自适应分块与混合检索生成的态势理解方法[J]. 兵器装备工程学报, 2026.</w:t>
-            </w:r>
-          </w:p>
-          <w:p>
-            <w:pPr>
-              <w:spacing w:line="400" w:lineRule="exact"/>
-              <w:rPr>
-                <w:rFonts w:hint="eastAsia" w:ascii="Times New Roman" w:hAnsi="Times New Roman" w:eastAsia="宋体" w:cs="Times New Roman"/>
-                <w:color w:val="000000"/>
-                <w:lang w:val="en-US" w:eastAsia="zh-CN"/>
-              </w:rPr>
-            </w:pPr>
-            <w:r>
-              <w:rPr>
-                <w:rFonts w:hint="eastAsia" w:ascii="Times New Roman" w:hAnsi="Times New Roman" w:eastAsia="宋体" w:cs="Times New Roman"/>
-                <w:color w:val="000000"/>
-                <w:lang w:val="en-US" w:eastAsia="zh-CN"/>
-              </w:rPr>
-              <w:t>[12] 王颖, 徐海川, 姚东源. 面向工业园区环境探测的检索增强生成系统设计与实现[J]. 计算机科学与探索, 2026.</w:t>
-            </w:r>
-          </w:p>
-          <w:p>
-            <w:pPr>
-              <w:spacing w:line="400" w:lineRule="exact"/>
-              <w:rPr>
-                <w:rFonts w:hint="eastAsia" w:ascii="Times New Roman" w:hAnsi="Times New Roman" w:eastAsia="宋体" w:cs="Times New Roman"/>
-                <w:color w:val="000000"/>
-                <w:lang w:val="en-US" w:eastAsia="zh-CN"/>
-              </w:rPr>
-            </w:pPr>
-            <w:r>
-              <w:rPr>
-                <w:rFonts w:hint="eastAsia" w:ascii="Times New Roman" w:hAnsi="Times New Roman" w:eastAsia="宋体" w:cs="Times New Roman"/>
-                <w:color w:val="000000"/>
-                <w:lang w:val="en-US" w:eastAsia="zh-CN"/>
-              </w:rPr>
-              <w:t>[13] 彭琳. 基于检索增强生成的企业级知识库系统构建与优化[J]. 电脑知识与技术, 2026.</w:t>
-            </w:r>
-          </w:p>
-          <w:p>
-            <w:pPr>
-              <w:spacing w:line="400" w:lineRule="exact"/>
-              <w:rPr>
-                <w:rFonts w:hint="eastAsia" w:ascii="Times New Roman" w:hAnsi="Times New Roman" w:eastAsia="宋体" w:cs="Times New Roman"/>
-                <w:color w:val="000000"/>
-                <w:lang w:val="en-US" w:eastAsia="zh-CN"/>
-              </w:rPr>
-            </w:pPr>
-            <w:r>
-              <w:rPr>
-                <w:rFonts w:hint="eastAsia" w:ascii="Times New Roman" w:hAnsi="Times New Roman" w:eastAsia="宋体" w:cs="Times New Roman"/>
-                <w:color w:val="000000"/>
-                <w:lang w:val="en-US" w:eastAsia="zh-CN"/>
-              </w:rPr>
-              <w:t>[14] 王亮, 张强, 魏韵萧. 基于知识库的智能问答系统构建技术研究[J]. 网络安全与数据治理, 2026.</w:t>
-            </w:r>
-          </w:p>
-          <w:p>
-            <w:pPr>
-              <w:spacing w:line="400" w:lineRule="exact"/>
-              <w:rPr>
-                <w:rFonts w:hint="eastAsia" w:ascii="Times New Roman" w:hAnsi="Times New Roman" w:eastAsia="宋体" w:cs="Times New Roman"/>
-                <w:color w:val="000000"/>
-                <w:lang w:val="en-US" w:eastAsia="zh-CN"/>
-              </w:rPr>
-            </w:pPr>
-            <w:r>
-              <w:rPr>
-                <w:rFonts w:hint="eastAsia" w:ascii="Times New Roman" w:hAnsi="Times New Roman" w:eastAsia="宋体" w:cs="Times New Roman"/>
-                <w:color w:val="000000"/>
-                <w:lang w:val="en-US" w:eastAsia="zh-CN"/>
-              </w:rPr>
-              <w:t>[15] 张墨涵. 融合检索增强的企业私有知识库智能问答系统[J]. 中国新技术新产品, 2026.</w:t>
-            </w:r>
-          </w:p>
-          <w:p>
-            <w:pPr>
-              <w:spacing w:line="400" w:lineRule="exact"/>
-              <w:rPr>
-                <w:rFonts w:hint="eastAsia" w:ascii="Times New Roman" w:hAnsi="Times New Roman" w:eastAsia="宋体" w:cs="Times New Roman"/>
-                <w:color w:val="000000"/>
-                <w:lang w:val="en-US" w:eastAsia="zh-CN"/>
-              </w:rPr>
-            </w:pPr>
-            <w:r>
-              <w:rPr>
-                <w:rFonts w:hint="eastAsia" w:ascii="Times New Roman" w:hAnsi="Times New Roman" w:eastAsia="宋体" w:cs="Times New Roman"/>
-                <w:color w:val="000000"/>
-                <w:lang w:val="en-US" w:eastAsia="zh-CN"/>
-              </w:rPr>
-              <w:t>[16] Lewis P, Perez E, Piktus A, et al. Retrieval-Augmented Generation for Knowledge-Intensive NLP Tasks[C]//Advances in Neural Information Processing Systems. 2020: 9459-9474.</w:t>
-            </w:r>
-          </w:p>
-          <w:p>
-            <w:pPr>
-              <w:spacing w:line="400" w:lineRule="exact"/>
-              <w:rPr>
-                <w:rFonts w:hint="eastAsia" w:ascii="Times New Roman" w:hAnsi="Times New Roman" w:eastAsia="宋体" w:cs="Times New Roman"/>
-                <w:color w:val="000000"/>
-                <w:lang w:val="en-US" w:eastAsia="zh-CN"/>
-              </w:rPr>
-            </w:pPr>
-            <w:r>
-              <w:rPr>
-                <w:rFonts w:hint="eastAsia" w:ascii="Times New Roman" w:hAnsi="Times New Roman" w:eastAsia="宋体" w:cs="Times New Roman"/>
-                <w:color w:val="000000"/>
-                <w:lang w:val="en-US" w:eastAsia="zh-CN"/>
-              </w:rPr>
-              <w:t>[17] Gao Y, Xiong Y, Gao X, et al. Retrieval-Augmented Generation for Large Language Models: A Survey[J]. arXiv preprint arXiv:2312.10997, 2023.</w:t>
-            </w:r>
-          </w:p>
-          <w:p>
-            <w:pPr>
-              <w:spacing w:line="400" w:lineRule="exact"/>
-              <w:rPr>
-                <w:rFonts w:hint="eastAsia" w:ascii="Times New Roman" w:hAnsi="Times New Roman" w:eastAsia="宋体" w:cs="Times New Roman"/>
-                <w:color w:val="000000"/>
-                <w:lang w:val="en-US" w:eastAsia="zh-CN"/>
-              </w:rPr>
-            </w:pPr>
-            <w:r>
-              <w:rPr>
-                <w:rFonts w:hint="eastAsia" w:ascii="Times New Roman" w:hAnsi="Times New Roman" w:eastAsia="宋体" w:cs="Times New Roman"/>
-                <w:color w:val="000000"/>
-                <w:lang w:val="en-US" w:eastAsia="zh-CN"/>
-              </w:rPr>
-              <w:t>[18] Malkov Y A, Yashunin D A. Efficient and robust approximate nearest neighbor search using Hierarchical Navigable Small World graphs[J]. IEEE Transactions on Pattern Analysis and Machine Intelligence, 2020, 42(4): 824-836.</w:t>
-            </w:r>
-          </w:p>
-          <w:p>
-            <w:pPr>
-              <w:spacing w:line="400" w:lineRule="exact"/>
-              <w:rPr>
-                <w:rFonts w:hint="eastAsia" w:ascii="Times New Roman" w:hAnsi="Times New Roman" w:eastAsia="宋体" w:cs="Times New Roman"/>
-                <w:color w:val="000000"/>
-                <w:lang w:val="en-US" w:eastAsia="zh-CN"/>
-              </w:rPr>
-            </w:pPr>
-            <w:r>
-              <w:rPr>
-                <w:rFonts w:hint="eastAsia" w:ascii="Times New Roman" w:hAnsi="Times New Roman" w:eastAsia="宋体" w:cs="Times New Roman"/>
-                <w:color w:val="000000"/>
-                <w:lang w:val="en-US" w:eastAsia="zh-CN"/>
-              </w:rPr>
-              <w:t>[19] Cormack G V, Clarke C L A, Buettcher S. Reciprocal Rank Fusion outperforms Condorcet and individual Rank Learning Methods[C]//Proceedings of the 32nd International ACM SIGIR Conference on Research and Development in Information Retrieval. 2009: 758-759.</w:t>
-            </w:r>
-          </w:p>
-          <w:p>
-            <w:pPr>
-              <w:spacing w:line="400" w:lineRule="exact"/>
-              <w:rPr>
-                <w:rFonts w:hint="eastAsia" w:ascii="Times New Roman" w:hAnsi="Times New Roman" w:eastAsia="宋体" w:cs="Times New Roman"/>
-                <w:color w:val="000000"/>
-                <w:lang w:val="en-US" w:eastAsia="zh-CN"/>
-              </w:rPr>
-            </w:pPr>
-            <w:r>
-              <w:rPr>
-                <w:rFonts w:hint="eastAsia" w:ascii="Times New Roman" w:hAnsi="Times New Roman" w:eastAsia="宋体" w:cs="Times New Roman"/>
-                <w:color w:val="000000"/>
-                <w:lang w:val="en-US" w:eastAsia="zh-CN"/>
-              </w:rPr>
-              <w:t>[20] Jiang Z, Yan J, Wang S, et al. FLARE: Active Retrieval Augmented Generation[C]//Proceedings of the 2023 Conference on Empirical Methods in Natural Language Processing. 2023: 2118-2132.</w:t>
+              <w:t>[4] 李俊奇, 李子林, 王跃, 等. 基于检索增强与知识库融合的铁科智问系统设计与实现[J]. 铁路计算机应用, 2026, 35(05): 42-45.</w:t>
+            </w:r>
+          </w:p>
+          <w:p>
+            <w:pPr>
+              <w:spacing w:line="400" w:lineRule="exact"/>
+              <w:rPr>
+                <w:rFonts w:hint="eastAsia" w:ascii="Times New Roman" w:hAnsi="Times New Roman" w:eastAsia="宋体" w:cs="Times New Roman"/>
+                <w:color w:val="000000"/>
+                <w:lang w:val="en-US" w:eastAsia="zh-CN"/>
+              </w:rPr>
+            </w:pPr>
+            <w:r>
+              <w:rPr>
+                <w:rFonts w:hint="eastAsia" w:ascii="Times New Roman" w:hAnsi="Times New Roman" w:eastAsia="宋体" w:cs="Times New Roman"/>
+                <w:color w:val="000000"/>
+                <w:lang w:val="en-US" w:eastAsia="zh-CN"/>
+              </w:rPr>
+              <w:t>[5] 赵中元, 田昌海, 段建勇, 等. 基于事件驱动知识图谱的检索增强生成框架[J]. 计算机工程, 2026.</w:t>
+            </w:r>
+          </w:p>
+          <w:p>
+            <w:pPr>
+              <w:spacing w:line="400" w:lineRule="exact"/>
+              <w:rPr>
+                <w:rFonts w:hint="eastAsia" w:ascii="Times New Roman" w:hAnsi="Times New Roman" w:eastAsia="宋体" w:cs="Times New Roman"/>
+                <w:color w:val="000000"/>
+                <w:lang w:val="en-US" w:eastAsia="zh-CN"/>
+              </w:rPr>
+            </w:pPr>
+            <w:r>
+              <w:rPr>
+                <w:rFonts w:hint="eastAsia" w:ascii="Times New Roman" w:hAnsi="Times New Roman" w:eastAsia="宋体" w:cs="Times New Roman"/>
+                <w:color w:val="000000"/>
+                <w:lang w:val="en-US" w:eastAsia="zh-CN"/>
+              </w:rPr>
+              <w:t>[6] 裴丽娜, 淦欣喆, 陈明, 等. 基于领域HyDE查询增强与LightRAG的水稻种植检索增强生成方法[J]. 智慧农业(中英文), 2026.</w:t>
+            </w:r>
+          </w:p>
+          <w:p>
+            <w:pPr>
+              <w:spacing w:line="400" w:lineRule="exact"/>
+              <w:rPr>
+                <w:rFonts w:hint="eastAsia" w:ascii="Times New Roman" w:hAnsi="Times New Roman" w:eastAsia="宋体" w:cs="Times New Roman"/>
+                <w:color w:val="000000"/>
+                <w:lang w:val="en-US" w:eastAsia="zh-CN"/>
+              </w:rPr>
+            </w:pPr>
+            <w:r>
+              <w:rPr>
+                <w:rFonts w:hint="eastAsia" w:ascii="Times New Roman" w:hAnsi="Times New Roman" w:eastAsia="宋体" w:cs="Times New Roman"/>
+                <w:color w:val="000000"/>
+                <w:lang w:val="en-US" w:eastAsia="zh-CN"/>
+              </w:rPr>
+              <w:t>[7] 马成业, 马满堂. 面向大语言模型智能体的查询反馈驱动上下文蒸馏方法[J]. 计算机工程与应用, 2026.</w:t>
+            </w:r>
+          </w:p>
+          <w:p>
+            <w:pPr>
+              <w:spacing w:line="400" w:lineRule="exact"/>
+              <w:rPr>
+                <w:rFonts w:hint="eastAsia" w:ascii="Times New Roman" w:hAnsi="Times New Roman" w:eastAsia="宋体" w:cs="Times New Roman"/>
+                <w:color w:val="000000"/>
+                <w:lang w:val="en-US" w:eastAsia="zh-CN"/>
+              </w:rPr>
+            </w:pPr>
+            <w:r>
+              <w:rPr>
+                <w:rFonts w:hint="eastAsia" w:ascii="Times New Roman" w:hAnsi="Times New Roman" w:eastAsia="宋体" w:cs="Times New Roman"/>
+                <w:color w:val="000000"/>
+                <w:lang w:val="en-US" w:eastAsia="zh-CN"/>
+              </w:rPr>
+              <w:t>[8] 张凯, 满广垠, 叶治荣. 基于混合RAG的铁路工程规范智能问答方法研究[J]. 中国铁路, 2026.</w:t>
+            </w:r>
+          </w:p>
+          <w:p>
+            <w:pPr>
+              <w:spacing w:line="400" w:lineRule="exact"/>
+              <w:rPr>
+                <w:rFonts w:hint="eastAsia" w:ascii="Times New Roman" w:hAnsi="Times New Roman" w:eastAsia="宋体" w:cs="Times New Roman"/>
+                <w:color w:val="000000"/>
+                <w:lang w:val="en-US" w:eastAsia="zh-CN"/>
+              </w:rPr>
+            </w:pPr>
+            <w:r>
+              <w:rPr>
+                <w:rFonts w:hint="eastAsia" w:ascii="Times New Roman" w:hAnsi="Times New Roman" w:eastAsia="宋体" w:cs="Times New Roman"/>
+                <w:color w:val="000000"/>
+                <w:lang w:val="en-US" w:eastAsia="zh-CN"/>
+              </w:rPr>
+              <w:t>[9] 回天, 魏雪梅, 孙延鑫, 等. 结合自适应分块与混合检索生成的态势理解方法[J]. 兵器装备工程学报, 2026.</w:t>
+            </w:r>
+          </w:p>
+          <w:p>
+            <w:pPr>
+              <w:spacing w:line="400" w:lineRule="exact"/>
+              <w:rPr>
+                <w:rFonts w:hint="eastAsia" w:ascii="Times New Roman" w:hAnsi="Times New Roman" w:eastAsia="宋体" w:cs="Times New Roman"/>
+                <w:color w:val="000000"/>
+                <w:lang w:val="en-US" w:eastAsia="zh-CN"/>
+              </w:rPr>
+            </w:pPr>
+            <w:r>
+              <w:rPr>
+                <w:rFonts w:hint="eastAsia" w:ascii="Times New Roman" w:hAnsi="Times New Roman" w:eastAsia="宋体" w:cs="Times New Roman"/>
+                <w:color w:val="000000"/>
+                <w:lang w:val="en-US" w:eastAsia="zh-CN"/>
+              </w:rPr>
+              <w:t>[10] 彭琳. 基于检索增强生成的企业级知识库系统构建与优化[J]. 电脑知识与技术, 2026.</w:t>
+            </w:r>
+          </w:p>
+          <w:p>
+            <w:pPr>
+              <w:spacing w:line="400" w:lineRule="exact"/>
+              <w:rPr>
+                <w:rFonts w:hint="eastAsia" w:ascii="Times New Roman" w:hAnsi="Times New Roman" w:eastAsia="宋体" w:cs="Times New Roman"/>
+                <w:color w:val="000000"/>
+                <w:lang w:val="en-US" w:eastAsia="zh-CN"/>
+              </w:rPr>
+            </w:pPr>
+            <w:r>
+              <w:rPr>
+                <w:rFonts w:hint="eastAsia" w:ascii="Times New Roman" w:hAnsi="Times New Roman" w:eastAsia="宋体" w:cs="Times New Roman"/>
+                <w:color w:val="000000"/>
+                <w:lang w:val="en-US" w:eastAsia="zh-CN"/>
+              </w:rPr>
+              <w:t>[11] Lewis P, Perez E, Piktus A, et al. Retrieval-Augmented Generation for Knowledge-Intensive NLP Tasks[C]//Advances in Neural Information Processing Systems. 2020: 9459-9474.</w:t>
+            </w:r>
+          </w:p>
+          <w:p>
+            <w:pPr>
+              <w:spacing w:line="400" w:lineRule="exact"/>
+              <w:rPr>
+                <w:rFonts w:hint="eastAsia" w:ascii="Times New Roman" w:hAnsi="Times New Roman" w:eastAsia="宋体" w:cs="Times New Roman"/>
+                <w:color w:val="000000"/>
+                <w:lang w:val="en-US" w:eastAsia="zh-CN"/>
+              </w:rPr>
+            </w:pPr>
+            <w:r>
+              <w:rPr>
+                <w:rFonts w:hint="eastAsia" w:ascii="Times New Roman" w:hAnsi="Times New Roman" w:eastAsia="宋体" w:cs="Times New Roman"/>
+                <w:color w:val="000000"/>
+                <w:lang w:val="en-US" w:eastAsia="zh-CN"/>
+              </w:rPr>
+              <w:t>[12] Gao Y, Xiong Y, Gao X, et al. Retrieval-Augmented Generation for Large Language Models: A Survey[J]. arXiv preprint arXiv:2312.10997, 2023.</w:t>
+            </w:r>
+          </w:p>
+          <w:p>
+            <w:pPr>
+              <w:spacing w:line="400" w:lineRule="exact"/>
+              <w:rPr>
+                <w:rFonts w:hint="eastAsia" w:ascii="Times New Roman" w:hAnsi="Times New Roman" w:eastAsia="宋体" w:cs="Times New Roman"/>
+                <w:color w:val="000000"/>
+                <w:lang w:val="en-US" w:eastAsia="zh-CN"/>
+              </w:rPr>
+            </w:pPr>
+            <w:r>
+              <w:rPr>
+                <w:rFonts w:hint="eastAsia" w:ascii="Times New Roman" w:hAnsi="Times New Roman" w:eastAsia="宋体" w:cs="Times New Roman"/>
+                <w:color w:val="000000"/>
+                <w:lang w:val="en-US" w:eastAsia="zh-CN"/>
+              </w:rPr>
+              <w:t>[13] Malkov Y A, Yashunin D A. Efficient and robust approximate nearest neighbor search using Hierarchical Navigable Small World graphs[J]. IEEE Transactions on Pattern Analysis and Machine Intelligence, 2020, 42(4): 824-836.</w:t>
+            </w:r>
+          </w:p>
+          <w:p>
+            <w:pPr>
+              <w:spacing w:line="400" w:lineRule="exact"/>
+              <w:rPr>
+                <w:rFonts w:hint="eastAsia" w:ascii="Times New Roman" w:hAnsi="Times New Roman" w:eastAsia="宋体" w:cs="Times New Roman"/>
+                <w:color w:val="000000"/>
+                <w:lang w:val="en-US" w:eastAsia="zh-CN"/>
+              </w:rPr>
+            </w:pPr>
+            <w:r>
+              <w:rPr>
+                <w:rFonts w:hint="eastAsia" w:ascii="Times New Roman" w:hAnsi="Times New Roman" w:eastAsia="宋体" w:cs="Times New Roman"/>
+                <w:color w:val="000000"/>
+                <w:lang w:val="en-US" w:eastAsia="zh-CN"/>
+              </w:rPr>
+              <w:t>[14] Cormack G V, Clarke C L A, Buettcher S. Reciprocal Rank Fusion outperforms Condorcet and individual Rank Learning Methods[C]//Proceedings of the 32nd International ACM SIGIR Conference on Research and Development in Information Retrieval. 2009: 758-759.</w:t>
+            </w:r>
+          </w:p>
+          <w:p>
+            <w:pPr>
+              <w:spacing w:line="400" w:lineRule="exact"/>
+              <w:rPr>
+                <w:rFonts w:hint="eastAsia" w:ascii="Times New Roman" w:hAnsi="Times New Roman" w:eastAsia="宋体" w:cs="Times New Roman"/>
+                <w:color w:val="000000"/>
+                <w:lang w:val="en-US" w:eastAsia="zh-CN"/>
+              </w:rPr>
+            </w:pPr>
+            <w:r>
+              <w:rPr>
+                <w:rFonts w:hint="eastAsia" w:ascii="Times New Roman" w:hAnsi="Times New Roman" w:eastAsia="宋体" w:cs="Times New Roman"/>
+                <w:color w:val="000000"/>
+                <w:lang w:val="en-US" w:eastAsia="zh-CN"/>
+              </w:rPr>
+              <w:t>[15] Jiang Z, Yan J, Wang S, et al. FLARE: Active Retrieval Augmented Generation[C]//Proceedings of the 2023 Conference on Empirical Methods in Natural Language Processing. 2023: 2118-2132.</w:t>
             </w:r>
           </w:p>
         </w:tc>

--- a/基于混合检索与上下文增强的RAG知识库问答系统设计与实现_课题任务书.docx
+++ b/基于混合检索与上下文增强的RAG知识库问答系统设计与实现_课题任务书.docx
@@ -1252,7 +1252,7 @@
                 <w:color w:val="000000"/>
                 <w:lang w:val="en-US" w:eastAsia="zh-CN"/>
               </w:rPr>
-              <w:t>[5] 赵中元, 田昌海, 段建勇, 等. 基于事件驱动知识图谱的检索增强生成框架[J]. 计算机工程, 2026.</w:t>
+              <w:t>[5] 张墨涵. 融合检索增强的企业私有知识库智能问答系统[J]. 中国新技术新产品, 2026.</w:t>
             </w:r>
           </w:p>
           <w:p>

--- a/基于混合检索与上下文增强的RAG知识库问答系统设计与实现_课题任务书.docx
+++ b/基于混合检索与上下文增强的RAG知识库问答系统设计与实现_课题任务书.docx
@@ -1324,7 +1324,7 @@
                 <w:color w:val="000000"/>
                 <w:lang w:val="en-US" w:eastAsia="zh-CN"/>
               </w:rPr>
-              <w:t>[9] 回天, 魏雪梅, 孙延鑫, 等. 结合自适应分块与混合检索生成的态势理解方法[J]. 兵器装备工程学报, 2026.</w:t>
+              <w:t>[9] 王亮, 张强, 魏韵萧. 基于知识库的智能问答系统构建技术研究[J]. 网络安全与数据治理, 2026.</w:t>
             </w:r>
           </w:p>
           <w:p>

--- a/基于混合检索与上下文增强的RAG知识库问答系统设计与实现_课题任务书.docx
+++ b/基于混合检索与上下文增强的RAG知识库问答系统设计与实现_课题任务书.docx
@@ -1360,79 +1360,133 @@
                 <w:color w:val="000000"/>
                 <w:lang w:val="en-US" w:eastAsia="zh-CN"/>
               </w:rPr>
-              <w:t>[11] Lewis P, Perez E, Piktus A, et al. Retrieval-Augmented Generation for Knowledge-Intensive NLP Tasks[C]//Advances in Neural Information Processing Systems. 2020: 9459-9474.</w:t>
-            </w:r>
-          </w:p>
-          <w:p>
-            <w:pPr>
-              <w:spacing w:line="400" w:lineRule="exact"/>
-              <w:rPr>
-                <w:rFonts w:hint="eastAsia" w:ascii="Times New Roman" w:hAnsi="Times New Roman" w:eastAsia="宋体" w:cs="Times New Roman"/>
-                <w:color w:val="000000"/>
-                <w:lang w:val="en-US" w:eastAsia="zh-CN"/>
-              </w:rPr>
-            </w:pPr>
-            <w:r>
-              <w:rPr>
-                <w:rFonts w:hint="eastAsia" w:ascii="Times New Roman" w:hAnsi="Times New Roman" w:eastAsia="宋体" w:cs="Times New Roman"/>
-                <w:color w:val="000000"/>
-                <w:lang w:val="en-US" w:eastAsia="zh-CN"/>
-              </w:rPr>
-              <w:t>[12] Gao Y, Xiong Y, Gao X, et al. Retrieval-Augmented Generation for Large Language Models: A Survey[J]. arXiv preprint arXiv:2312.10997, 2023.</w:t>
-            </w:r>
-          </w:p>
-          <w:p>
-            <w:pPr>
-              <w:spacing w:line="400" w:lineRule="exact"/>
-              <w:rPr>
-                <w:rFonts w:hint="eastAsia" w:ascii="Times New Roman" w:hAnsi="Times New Roman" w:eastAsia="宋体" w:cs="Times New Roman"/>
-                <w:color w:val="000000"/>
-                <w:lang w:val="en-US" w:eastAsia="zh-CN"/>
-              </w:rPr>
-            </w:pPr>
-            <w:r>
-              <w:rPr>
-                <w:rFonts w:hint="eastAsia" w:ascii="Times New Roman" w:hAnsi="Times New Roman" w:eastAsia="宋体" w:cs="Times New Roman"/>
-                <w:color w:val="000000"/>
-                <w:lang w:val="en-US" w:eastAsia="zh-CN"/>
-              </w:rPr>
-              <w:t>[13] Malkov Y A, Yashunin D A. Efficient and robust approximate nearest neighbor search using Hierarchical Navigable Small World graphs[J]. IEEE Transactions on Pattern Analysis and Machine Intelligence, 2020, 42(4): 824-836.</w:t>
-            </w:r>
-          </w:p>
-          <w:p>
-            <w:pPr>
-              <w:spacing w:line="400" w:lineRule="exact"/>
-              <w:rPr>
-                <w:rFonts w:hint="eastAsia" w:ascii="Times New Roman" w:hAnsi="Times New Roman" w:eastAsia="宋体" w:cs="Times New Roman"/>
-                <w:color w:val="000000"/>
-                <w:lang w:val="en-US" w:eastAsia="zh-CN"/>
-              </w:rPr>
-            </w:pPr>
-            <w:r>
-              <w:rPr>
-                <w:rFonts w:hint="eastAsia" w:ascii="Times New Roman" w:hAnsi="Times New Roman" w:eastAsia="宋体" w:cs="Times New Roman"/>
-                <w:color w:val="000000"/>
-                <w:lang w:val="en-US" w:eastAsia="zh-CN"/>
-              </w:rPr>
-              <w:t>[14] Cormack G V, Clarke C L A, Buettcher S. Reciprocal Rank Fusion outperforms Condorcet and individual Rank Learning Methods[C]//Proceedings of the 32nd International ACM SIGIR Conference on Research and Development in Information Retrieval. 2009: 758-759.</w:t>
-            </w:r>
-          </w:p>
-          <w:p>
-            <w:pPr>
-              <w:spacing w:line="400" w:lineRule="exact"/>
-              <w:rPr>
-                <w:rFonts w:hint="eastAsia" w:ascii="Times New Roman" w:hAnsi="Times New Roman" w:eastAsia="宋体" w:cs="Times New Roman"/>
-                <w:color w:val="000000"/>
-                <w:lang w:val="en-US" w:eastAsia="zh-CN"/>
-              </w:rPr>
-            </w:pPr>
-            <w:r>
-              <w:rPr>
-                <w:rFonts w:hint="eastAsia" w:ascii="Times New Roman" w:hAnsi="Times New Roman" w:eastAsia="宋体" w:cs="Times New Roman"/>
-                <w:color w:val="000000"/>
-                <w:lang w:val="en-US" w:eastAsia="zh-CN"/>
-              </w:rPr>
-              <w:t>[15] Jiang Z, Yan J, Wang S, et al. FLARE: Active Retrieval Augmented Generation[C]//Proceedings of the 2023 Conference on Empirical Methods in Natural Language Processing. 2023: 2118-2132.</w:t>
+              <w:t>[11] 曹荣荣. 融合知识图谱和大语言模型的罕见病知识问答系统设计与实现[D]. 呼和浩特: 内蒙古师范大学, 2026.</w:t>
+            </w:r>
+          </w:p>
+          <w:p>
+            <w:pPr>
+              <w:spacing w:line="400" w:lineRule="exact"/>
+              <w:rPr>
+                <w:rFonts w:hint="eastAsia" w:ascii="Times New Roman" w:hAnsi="Times New Roman" w:eastAsia="宋体" w:cs="Times New Roman"/>
+                <w:color w:val="000000"/>
+                <w:lang w:val="en-US" w:eastAsia="zh-CN"/>
+              </w:rPr>
+            </w:pPr>
+            <w:r>
+              <w:rPr>
+                <w:rFonts w:hint="eastAsia" w:ascii="Times New Roman" w:hAnsi="Times New Roman" w:eastAsia="宋体" w:cs="Times New Roman"/>
+                <w:color w:val="000000"/>
+                <w:lang w:val="en-US" w:eastAsia="zh-CN"/>
+              </w:rPr>
+              <w:t>[12] 刘言. 基于改进型RAG的行业大模型知识增强方法研究[D]. 济南: 齐鲁工业大学, 2026.</w:t>
+            </w:r>
+          </w:p>
+          <w:p>
+            <w:pPr>
+              <w:spacing w:line="400" w:lineRule="exact"/>
+              <w:rPr>
+                <w:rFonts w:hint="eastAsia" w:ascii="Times New Roman" w:hAnsi="Times New Roman" w:eastAsia="宋体" w:cs="Times New Roman"/>
+                <w:color w:val="000000"/>
+                <w:lang w:val="en-US" w:eastAsia="zh-CN"/>
+              </w:rPr>
+            </w:pPr>
+            <w:r>
+              <w:rPr>
+                <w:rFonts w:hint="eastAsia" w:ascii="Times New Roman" w:hAnsi="Times New Roman" w:eastAsia="宋体" w:cs="Times New Roman"/>
+                <w:color w:val="000000"/>
+                <w:lang w:val="en-US" w:eastAsia="zh-CN"/>
+              </w:rPr>
+              <w:t>[13] 孟庆宏. 面向大语言模型的检索增强生成方法研究[D]. 济南: 齐鲁工业大学, 2026.</w:t>
+            </w:r>
+          </w:p>
+          <w:p>
+            <w:pPr>
+              <w:spacing w:line="400" w:lineRule="exact"/>
+              <w:rPr>
+                <w:rFonts w:hint="eastAsia" w:ascii="Times New Roman" w:hAnsi="Times New Roman" w:eastAsia="宋体" w:cs="Times New Roman"/>
+                <w:color w:val="000000"/>
+                <w:lang w:val="en-US" w:eastAsia="zh-CN"/>
+              </w:rPr>
+            </w:pPr>
+            <w:r>
+              <w:rPr>
+                <w:rFonts w:hint="eastAsia" w:ascii="Times New Roman" w:hAnsi="Times New Roman" w:eastAsia="宋体" w:cs="Times New Roman"/>
+                <w:color w:val="000000"/>
+                <w:lang w:val="en-US" w:eastAsia="zh-CN"/>
+              </w:rPr>
+              <w:t>[14] Lewis P, Perez E, Piktus A, et al. Retrieval-Augmented Generation for Knowledge-Intensive NLP Tasks[C]//Advances in Neural Information Processing Systems. 2020: 9459-9474.</w:t>
+            </w:r>
+          </w:p>
+          <w:p>
+            <w:pPr>
+              <w:spacing w:line="400" w:lineRule="exact"/>
+              <w:rPr>
+                <w:rFonts w:hint="eastAsia" w:ascii="Times New Roman" w:hAnsi="Times New Roman" w:eastAsia="宋体" w:cs="Times New Roman"/>
+                <w:color w:val="000000"/>
+                <w:lang w:val="en-US" w:eastAsia="zh-CN"/>
+              </w:rPr>
+            </w:pPr>
+            <w:r>
+              <w:rPr>
+                <w:rFonts w:hint="eastAsia" w:ascii="Times New Roman" w:hAnsi="Times New Roman" w:eastAsia="宋体" w:cs="Times New Roman"/>
+                <w:color w:val="000000"/>
+                <w:lang w:val="en-US" w:eastAsia="zh-CN"/>
+              </w:rPr>
+              <w:t>[15] Gao Y, Xiong Y, Gao X, et al. Retrieval-Augmented Generation for Large Language Models: A Survey[J]. arXiv preprint arXiv:2312.10997, 2023.</w:t>
+            </w:r>
+          </w:p>
+          <w:p>
+            <w:pPr>
+              <w:spacing w:line="400" w:lineRule="exact"/>
+              <w:rPr>
+                <w:rFonts w:hint="eastAsia" w:ascii="Times New Roman" w:hAnsi="Times New Roman" w:eastAsia="宋体" w:cs="Times New Roman"/>
+                <w:color w:val="000000"/>
+                <w:lang w:val="en-US" w:eastAsia="zh-CN"/>
+              </w:rPr>
+            </w:pPr>
+            <w:r>
+              <w:rPr>
+                <w:rFonts w:hint="eastAsia" w:ascii="Times New Roman" w:hAnsi="Times New Roman" w:eastAsia="宋体" w:cs="Times New Roman"/>
+                <w:color w:val="000000"/>
+                <w:lang w:val="en-US" w:eastAsia="zh-CN"/>
+              </w:rPr>
+              <w:t>[16] Malkov Y A, Yashunin D A. Efficient and robust approximate nearest neighbor search using Hierarchical Navigable Small World graphs[J]. IEEE Transactions on Pattern Analysis and Machine Intelligence, 2020, 42(4): 824-836.</w:t>
+            </w:r>
+          </w:p>
+          <w:p>
+            <w:pPr>
+              <w:spacing w:line="400" w:lineRule="exact"/>
+              <w:rPr>
+                <w:rFonts w:hint="eastAsia" w:ascii="Times New Roman" w:hAnsi="Times New Roman" w:eastAsia="宋体" w:cs="Times New Roman"/>
+                <w:color w:val="000000"/>
+                <w:lang w:val="en-US" w:eastAsia="zh-CN"/>
+              </w:rPr>
+            </w:pPr>
+            <w:r>
+              <w:rPr>
+                <w:rFonts w:hint="eastAsia" w:ascii="Times New Roman" w:hAnsi="Times New Roman" w:eastAsia="宋体" w:cs="Times New Roman"/>
+                <w:color w:val="000000"/>
+                <w:lang w:val="en-US" w:eastAsia="zh-CN"/>
+              </w:rPr>
+              <w:t>[17] Cormack G V, Clarke C L A, Buettcher S. Reciprocal Rank Fusion outperforms Condorcet and individual Rank Learning Methods[C]//Proceedings of the 32nd International ACM SIGIR Conference on Research and Development in Information Retrieval. 2009: 758-759.</w:t>
+            </w:r>
+          </w:p>
+          <w:p>
+            <w:pPr>
+              <w:spacing w:line="400" w:lineRule="exact"/>
+              <w:rPr>
+                <w:rFonts w:hint="eastAsia" w:ascii="Times New Roman" w:hAnsi="Times New Roman" w:eastAsia="宋体" w:cs="Times New Roman"/>
+                <w:color w:val="000000"/>
+                <w:lang w:val="en-US" w:eastAsia="zh-CN"/>
+              </w:rPr>
+            </w:pPr>
+            <w:r>
+              <w:rPr>
+                <w:rFonts w:hint="eastAsia" w:ascii="Times New Roman" w:hAnsi="Times New Roman" w:eastAsia="宋体" w:cs="Times New Roman"/>
+                <w:color w:val="000000"/>
+                <w:lang w:val="en-US" w:eastAsia="zh-CN"/>
+              </w:rPr>
+              <w:t>[18] Jiang Z, Yan J, Wang S, et al. FLARE: Active Retrieval Augmented Generation[C]//Proceedings of the 2023 Conference on Empirical Methods in Natural Language Processing. 2023: 2118-2132.</w:t>
             </w:r>
           </w:p>
         </w:tc>

--- a/基于混合检索与上下文增强的RAG知识库问答系统设计与实现_课题任务书.docx
+++ b/基于混合检索与上下文增强的RAG知识库问答系统设计与实现_课题任务书.docx
@@ -1360,43 +1360,43 @@
                 <w:color w:val="000000"/>
                 <w:lang w:val="en-US" w:eastAsia="zh-CN"/>
               </w:rPr>
-              <w:t>[11] 曹荣荣. 融合知识图谱和大语言模型的罕见病知识问答系统设计与实现[D]. 呼和浩特: 内蒙古师范大学, 2026.</w:t>
-            </w:r>
-          </w:p>
-          <w:p>
-            <w:pPr>
-              <w:spacing w:line="400" w:lineRule="exact"/>
-              <w:rPr>
-                <w:rFonts w:hint="eastAsia" w:ascii="Times New Roman" w:hAnsi="Times New Roman" w:eastAsia="宋体" w:cs="Times New Roman"/>
-                <w:color w:val="000000"/>
-                <w:lang w:val="en-US" w:eastAsia="zh-CN"/>
-              </w:rPr>
-            </w:pPr>
-            <w:r>
-              <w:rPr>
-                <w:rFonts w:hint="eastAsia" w:ascii="Times New Roman" w:hAnsi="Times New Roman" w:eastAsia="宋体" w:cs="Times New Roman"/>
-                <w:color w:val="000000"/>
-                <w:lang w:val="en-US" w:eastAsia="zh-CN"/>
-              </w:rPr>
-              <w:t>[12] 刘言. 基于改进型RAG的行业大模型知识增强方法研究[D]. 济南: 齐鲁工业大学, 2026.</w:t>
-            </w:r>
-          </w:p>
-          <w:p>
-            <w:pPr>
-              <w:spacing w:line="400" w:lineRule="exact"/>
-              <w:rPr>
-                <w:rFonts w:hint="eastAsia" w:ascii="Times New Roman" w:hAnsi="Times New Roman" w:eastAsia="宋体" w:cs="Times New Roman"/>
-                <w:color w:val="000000"/>
-                <w:lang w:val="en-US" w:eastAsia="zh-CN"/>
-              </w:rPr>
-            </w:pPr>
-            <w:r>
-              <w:rPr>
-                <w:rFonts w:hint="eastAsia" w:ascii="Times New Roman" w:hAnsi="Times New Roman" w:eastAsia="宋体" w:cs="Times New Roman"/>
-                <w:color w:val="000000"/>
-                <w:lang w:val="en-US" w:eastAsia="zh-CN"/>
-              </w:rPr>
-              <w:t>[13] 孟庆宏. 面向大语言模型的检索增强生成方法研究[D]. 济南: 齐鲁工业大学, 2026.</w:t>
+              <w:t>[11] 吕志锦. 基于知识图谱和大语言模型的垂直领域问答系统的设计与实现[D]. 北京: 北京邮电大学, 2025.</w:t>
+            </w:r>
+          </w:p>
+          <w:p>
+            <w:pPr>
+              <w:spacing w:line="400" w:lineRule="exact"/>
+              <w:rPr>
+                <w:rFonts w:hint="eastAsia" w:ascii="Times New Roman" w:hAnsi="Times New Roman" w:eastAsia="宋体" w:cs="Times New Roman"/>
+                <w:color w:val="000000"/>
+                <w:lang w:val="en-US" w:eastAsia="zh-CN"/>
+              </w:rPr>
+            </w:pPr>
+            <w:r>
+              <w:rPr>
+                <w:rFonts w:hint="eastAsia" w:ascii="Times New Roman" w:hAnsi="Times New Roman" w:eastAsia="宋体" w:cs="Times New Roman"/>
+                <w:color w:val="000000"/>
+                <w:lang w:val="en-US" w:eastAsia="zh-CN"/>
+              </w:rPr>
+              <w:t>[12] 何一苇. 基于大模型的客服知识库问答系统的设计与实现[D]. 北京: 北京邮电大学, 2025.</w:t>
+            </w:r>
+          </w:p>
+          <w:p>
+            <w:pPr>
+              <w:spacing w:line="400" w:lineRule="exact"/>
+              <w:rPr>
+                <w:rFonts w:hint="eastAsia" w:ascii="Times New Roman" w:hAnsi="Times New Roman" w:eastAsia="宋体" w:cs="Times New Roman"/>
+                <w:color w:val="000000"/>
+                <w:lang w:val="en-US" w:eastAsia="zh-CN"/>
+              </w:rPr>
+            </w:pPr>
+            <w:r>
+              <w:rPr>
+                <w:rFonts w:hint="eastAsia" w:ascii="Times New Roman" w:hAnsi="Times New Roman" w:eastAsia="宋体" w:cs="Times New Roman"/>
+                <w:color w:val="000000"/>
+                <w:lang w:val="en-US" w:eastAsia="zh-CN"/>
+              </w:rPr>
+              <w:t>[13] 周青青. 基于检索增强生成的胃病智能问答系统设计与实现[D]. 合肥: 安徽中医药大学, 2025.</w:t>
             </w:r>
           </w:p>
           <w:p>

--- a/基于混合检索与上下文增强的RAG知识库问答系统设计与实现_课题任务书.docx
+++ b/基于混合检索与上下文增强的RAG知识库问答系统设计与实现_课题任务书.docx
@@ -1360,43 +1360,43 @@
                 <w:color w:val="000000"/>
                 <w:lang w:val="en-US" w:eastAsia="zh-CN"/>
               </w:rPr>
-              <w:t>[11] 吕志锦. 基于知识图谱和大语言模型的垂直领域问答系统的设计与实现[D]. 北京: 北京邮电大学, 2025.</w:t>
-            </w:r>
-          </w:p>
-          <w:p>
-            <w:pPr>
-              <w:spacing w:line="400" w:lineRule="exact"/>
-              <w:rPr>
-                <w:rFonts w:hint="eastAsia" w:ascii="Times New Roman" w:hAnsi="Times New Roman" w:eastAsia="宋体" w:cs="Times New Roman"/>
-                <w:color w:val="000000"/>
-                <w:lang w:val="en-US" w:eastAsia="zh-CN"/>
-              </w:rPr>
-            </w:pPr>
-            <w:r>
-              <w:rPr>
-                <w:rFonts w:hint="eastAsia" w:ascii="Times New Roman" w:hAnsi="Times New Roman" w:eastAsia="宋体" w:cs="Times New Roman"/>
-                <w:color w:val="000000"/>
-                <w:lang w:val="en-US" w:eastAsia="zh-CN"/>
-              </w:rPr>
-              <w:t>[12] 何一苇. 基于大模型的客服知识库问答系统的设计与实现[D]. 北京: 北京邮电大学, 2025.</w:t>
-            </w:r>
-          </w:p>
-          <w:p>
-            <w:pPr>
-              <w:spacing w:line="400" w:lineRule="exact"/>
-              <w:rPr>
-                <w:rFonts w:hint="eastAsia" w:ascii="Times New Roman" w:hAnsi="Times New Roman" w:eastAsia="宋体" w:cs="Times New Roman"/>
-                <w:color w:val="000000"/>
-                <w:lang w:val="en-US" w:eastAsia="zh-CN"/>
-              </w:rPr>
-            </w:pPr>
-            <w:r>
-              <w:rPr>
-                <w:rFonts w:hint="eastAsia" w:ascii="Times New Roman" w:hAnsi="Times New Roman" w:eastAsia="宋体" w:cs="Times New Roman"/>
-                <w:color w:val="000000"/>
-                <w:lang w:val="en-US" w:eastAsia="zh-CN"/>
-              </w:rPr>
-              <w:t>[13] 周青青. 基于检索增强生成的胃病智能问答系统设计与实现[D]. 合肥: 安徽中医药大学, 2025.</w:t>
+              <w:t>[11] 周青青. 基于检索增强生成的胃病智能问答系统设计与实现[D]. 合肥: 安徽中医药大学, 2025.</w:t>
+            </w:r>
+          </w:p>
+          <w:p>
+            <w:pPr>
+              <w:spacing w:line="400" w:lineRule="exact"/>
+              <w:rPr>
+                <w:rFonts w:hint="eastAsia" w:ascii="Times New Roman" w:hAnsi="Times New Roman" w:eastAsia="宋体" w:cs="Times New Roman"/>
+                <w:color w:val="000000"/>
+                <w:lang w:val="en-US" w:eastAsia="zh-CN"/>
+              </w:rPr>
+            </w:pPr>
+            <w:r>
+              <w:rPr>
+                <w:rFonts w:hint="eastAsia" w:ascii="Times New Roman" w:hAnsi="Times New Roman" w:eastAsia="宋体" w:cs="Times New Roman"/>
+                <w:color w:val="000000"/>
+                <w:lang w:val="en-US" w:eastAsia="zh-CN"/>
+              </w:rPr>
+              <w:t>[12] 王丽丽. 检索增强生成服务性能优化关键技术研究与实现[D]. 南京: 南京信息工程大学, 2026.</w:t>
+            </w:r>
+          </w:p>
+          <w:p>
+            <w:pPr>
+              <w:spacing w:line="400" w:lineRule="exact"/>
+              <w:rPr>
+                <w:rFonts w:hint="eastAsia" w:ascii="Times New Roman" w:hAnsi="Times New Roman" w:eastAsia="宋体" w:cs="Times New Roman"/>
+                <w:color w:val="000000"/>
+                <w:lang w:val="en-US" w:eastAsia="zh-CN"/>
+              </w:rPr>
+            </w:pPr>
+            <w:r>
+              <w:rPr>
+                <w:rFonts w:hint="eastAsia" w:ascii="Times New Roman" w:hAnsi="Times New Roman" w:eastAsia="宋体" w:cs="Times New Roman"/>
+                <w:color w:val="000000"/>
+                <w:lang w:val="en-US" w:eastAsia="zh-CN"/>
+              </w:rPr>
+              <w:t>[13] 谢圣富. 基于语义分块的RAG智能问答系统设计与实现[D]. 贵阳: 贵州师范大学, 2026.</w:t>
             </w:r>
           </w:p>
           <w:p>

--- a/基于混合检索与上下文增强的RAG知识库问答系统设计与实现_课题任务书.docx
+++ b/基于混合检索与上下文增强的RAG知识库问答系统设计与实现_课题任务书.docx
@@ -2,68 +2,6 @@
 <file path=word/document.xml><?xml version="1.0" encoding="utf-8"?>
 <w:document xmlns:wpc="http://schemas.microsoft.com/office/word/2010/wordprocessingCanvas" xmlns:mc="http://schemas.openxmlformats.org/markup-compatibility/2006" xmlns:o="urn:schemas-microsoft-com:office:office" xmlns:r="http://schemas.openxmlformats.org/officeDocument/2006/relationships" xmlns:m="http://schemas.openxmlformats.org/officeDocument/2006/math" xmlns:v="urn:schemas-microsoft-com:vml" xmlns:wp14="http://schemas.microsoft.com/office/word/2010/wordprocessingDrawing" xmlns:wp="http://schemas.openxmlformats.org/drawingml/2006/wordprocessingDrawing" xmlns:w="http://schemas.openxmlformats.org/wordprocessingml/2006/main" xmlns:w14="http://schemas.microsoft.com/office/word/2010/wordml" xmlns:w10="urn:schemas-microsoft-com:office:word" xmlns:w15="http://schemas.microsoft.com/office/word/2012/wordml" xmlns:wpg="http://schemas.microsoft.com/office/word/2010/wordprocessingGroup" xmlns:wpi="http://schemas.microsoft.com/office/word/2010/wordprocessingInk" xmlns:wne="http://schemas.microsoft.com/office/word/2006/wordml" xmlns:wps="http://schemas.microsoft.com/office/word/2010/wordprocessingShape" xmlns:wpsCustomData="http://www.wps.cn/officeDocument/2013/wpsCustomData" mc:Ignorable="w14 w15 wp14">
   <w:body>
-    <w:p>
-      <w:r>
-        <w:rPr>
-          <w:noProof/>
-        </w:rPr>
-        <w:drawing>
-          <wp:inline xmlns:wp="http://schemas.openxmlformats.org/drawingml/2006/wordprocessingDrawing" distT="0" distB="0" distL="0" distR="0">
-            <wp:extent cx="2400000" cy="380000"/>
-            <wp:docPr id="1" name="AILabel"/>
-            <a:graphic xmlns:a="http://schemas.openxmlformats.org/drawingml/2006/main">
-              <a:graphicData uri="http://schemas.microsoft.com/office/word/2010/wordprocessingShape">
-                <wps:wsp xmlns:wps="http://schemas.microsoft.com/office/word/2010/wordprocessingShape">
-                  <wps:cNvSpPr txBox="1"/>
-                  <wps:spPr>
-                    <a:xfrm>
-                      <a:off x="0" y="0"/>
-                      <a:ext cx="2400000" cy="380000"/>
-                    </a:xfrm>
-                    <a:prstGeom prst="rect">
-                      <a:avLst/>
-                    </a:prstGeom>
-                    <a:solidFill>
-                      <a:srgbClr val="000000">
-                        <a:alpha val="50000"/>
-                      </a:srgbClr>
-                    </a:solidFill>
-                    <a:ln w="12700">
-                      <a:solidFill>
-                        <a:srgbClr val="FFFFFF"/>
-                      </a:solidFill>
-                    </a:ln>
-                  </wps:spPr>
-                  <wps:txbx>
-                    <w:txbxContent xmlns:w="http://schemas.openxmlformats.org/wordprocessingml/2006/main">
-                      <w:p>
-                        <w:pPr>
-                          <w:jc w:val="center"/>
-                        </w:pPr>
-                        <w:r>
-                          <w:rPr>
-                            <w:b/>
-                            <w:sz w:val="28"/>
-                            <w:szCs w:val="28"/>
-                            <w:rFonts w:eastAsia="SimSun" w:ascii="Arial" w:hAnsi="Arial"/>
-                            <w:color w:val="FFFFFF"/>
-                          </w:rPr>
-                          <w:t>含 AI 生成</w:t>
-                        </w:r>
-                      </w:p>
-                    </w:txbxContent>
-                  </wps:txbx>
-                  <wps:bodyPr anchor="ctr" anchorCtr="0" lIns="91440" tIns="45720" rIns="91440" bIns="45720">
-                    <a:noAutofit/>
-                  </wps:bodyPr>
-                </wps:wsp>
-              </a:graphicData>
-            </a:graphic>
-          </wp:inline>
-        </w:drawing>
-      </w:r>
-    </w:p>
-    <w:p/>
     <w:p>
       <w:pPr>
         <w:spacing w:after="156" w:afterLines="50" w:line="360" w:lineRule="exact"/>
@@ -1306,187 +1244,205 @@
                 <w:color w:val="000000"/>
                 <w:lang w:val="en-US" w:eastAsia="zh-CN"/>
               </w:rPr>
-              <w:t>[8] 张凯, 满广垠, 叶治荣. 基于混合RAG的铁路工程规范智能问答方法研究[J]. 中国铁路, 2026.</w:t>
-            </w:r>
-          </w:p>
-          <w:p>
-            <w:pPr>
-              <w:spacing w:line="400" w:lineRule="exact"/>
-              <w:rPr>
-                <w:rFonts w:hint="eastAsia" w:ascii="Times New Roman" w:hAnsi="Times New Roman" w:eastAsia="宋体" w:cs="Times New Roman"/>
-                <w:color w:val="000000"/>
-                <w:lang w:val="en-US" w:eastAsia="zh-CN"/>
-              </w:rPr>
-            </w:pPr>
-            <w:r>
-              <w:rPr>
-                <w:rFonts w:hint="eastAsia" w:ascii="Times New Roman" w:hAnsi="Times New Roman" w:eastAsia="宋体" w:cs="Times New Roman"/>
-                <w:color w:val="000000"/>
-                <w:lang w:val="en-US" w:eastAsia="zh-CN"/>
-              </w:rPr>
-              <w:t>[9] 王亮, 张强, 魏韵萧. 基于知识库的智能问答系统构建技术研究[J]. 网络安全与数据治理, 2026.</w:t>
-            </w:r>
-          </w:p>
-          <w:p>
-            <w:pPr>
-              <w:spacing w:line="400" w:lineRule="exact"/>
-              <w:rPr>
-                <w:rFonts w:hint="eastAsia" w:ascii="Times New Roman" w:hAnsi="Times New Roman" w:eastAsia="宋体" w:cs="Times New Roman"/>
-                <w:color w:val="000000"/>
-                <w:lang w:val="en-US" w:eastAsia="zh-CN"/>
-              </w:rPr>
-            </w:pPr>
-            <w:r>
-              <w:rPr>
-                <w:rFonts w:hint="eastAsia" w:ascii="Times New Roman" w:hAnsi="Times New Roman" w:eastAsia="宋体" w:cs="Times New Roman"/>
-                <w:color w:val="000000"/>
-                <w:lang w:val="en-US" w:eastAsia="zh-CN"/>
-              </w:rPr>
-              <w:t>[10] 彭琳. 基于检索增强生成的企业级知识库系统构建与优化[J]. 电脑知识与技术, 2026.</w:t>
-            </w:r>
-          </w:p>
-          <w:p>
-            <w:pPr>
-              <w:spacing w:line="400" w:lineRule="exact"/>
-              <w:rPr>
-                <w:rFonts w:hint="eastAsia" w:ascii="Times New Roman" w:hAnsi="Times New Roman" w:eastAsia="宋体" w:cs="Times New Roman"/>
-                <w:color w:val="000000"/>
-                <w:lang w:val="en-US" w:eastAsia="zh-CN"/>
-              </w:rPr>
-            </w:pPr>
-            <w:r>
-              <w:rPr>
-                <w:rFonts w:hint="eastAsia" w:ascii="Times New Roman" w:hAnsi="Times New Roman" w:eastAsia="宋体" w:cs="Times New Roman"/>
-                <w:color w:val="000000"/>
-                <w:lang w:val="en-US" w:eastAsia="zh-CN"/>
-              </w:rPr>
-              <w:t>[11] 周青青. 基于检索增强生成的胃病智能问答系统设计与实现[D]. 合肥: 安徽中医药大学, 2025.</w:t>
-            </w:r>
-          </w:p>
-          <w:p>
-            <w:pPr>
-              <w:spacing w:line="400" w:lineRule="exact"/>
-              <w:rPr>
-                <w:rFonts w:hint="eastAsia" w:ascii="Times New Roman" w:hAnsi="Times New Roman" w:eastAsia="宋体" w:cs="Times New Roman"/>
-                <w:color w:val="000000"/>
-                <w:lang w:val="en-US" w:eastAsia="zh-CN"/>
-              </w:rPr>
-            </w:pPr>
-            <w:r>
-              <w:rPr>
-                <w:rFonts w:hint="eastAsia" w:ascii="Times New Roman" w:hAnsi="Times New Roman" w:eastAsia="宋体" w:cs="Times New Roman"/>
-                <w:color w:val="000000"/>
-                <w:lang w:val="en-US" w:eastAsia="zh-CN"/>
-              </w:rPr>
-              <w:t>[12] 王丽丽. 检索增强生成服务性能优化关键技术研究与实现[D]. 南京: 南京信息工程大学, 2026.</w:t>
-            </w:r>
-          </w:p>
-          <w:p>
-            <w:pPr>
-              <w:spacing w:line="400" w:lineRule="exact"/>
-              <w:rPr>
-                <w:rFonts w:hint="eastAsia" w:ascii="Times New Roman" w:hAnsi="Times New Roman" w:eastAsia="宋体" w:cs="Times New Roman"/>
-                <w:color w:val="000000"/>
-                <w:lang w:val="en-US" w:eastAsia="zh-CN"/>
-              </w:rPr>
-            </w:pPr>
-            <w:r>
-              <w:rPr>
-                <w:rFonts w:hint="eastAsia" w:ascii="Times New Roman" w:hAnsi="Times New Roman" w:eastAsia="宋体" w:cs="Times New Roman"/>
-                <w:color w:val="000000"/>
-                <w:lang w:val="en-US" w:eastAsia="zh-CN"/>
-              </w:rPr>
-              <w:t>[13] 谢圣富. 基于语义分块的RAG智能问答系统设计与实现[D]. 贵阳: 贵州师范大学, 2026.</w:t>
-            </w:r>
-          </w:p>
-          <w:p>
-            <w:pPr>
-              <w:spacing w:line="400" w:lineRule="exact"/>
-              <w:rPr>
-                <w:rFonts w:hint="eastAsia" w:ascii="Times New Roman" w:hAnsi="Times New Roman" w:eastAsia="宋体" w:cs="Times New Roman"/>
-                <w:color w:val="000000"/>
-                <w:lang w:val="en-US" w:eastAsia="zh-CN"/>
-              </w:rPr>
-            </w:pPr>
-            <w:r>
-              <w:rPr>
-                <w:rFonts w:hint="eastAsia" w:ascii="Times New Roman" w:hAnsi="Times New Roman" w:eastAsia="宋体" w:cs="Times New Roman"/>
-                <w:color w:val="000000"/>
-                <w:lang w:val="en-US" w:eastAsia="zh-CN"/>
-              </w:rPr>
-              <w:t>[14] Lewis P, Perez E, Piktus A, et al. Retrieval-Augmented Generation for Knowledge-Intensive NLP Tasks[C]//Advances in Neural Information Processing Systems. 2020: 9459-9474.</w:t>
-            </w:r>
-          </w:p>
-          <w:p>
-            <w:pPr>
-              <w:spacing w:line="400" w:lineRule="exact"/>
-              <w:rPr>
-                <w:rFonts w:hint="eastAsia" w:ascii="Times New Roman" w:hAnsi="Times New Roman" w:eastAsia="宋体" w:cs="Times New Roman"/>
-                <w:color w:val="000000"/>
-                <w:lang w:val="en-US" w:eastAsia="zh-CN"/>
-              </w:rPr>
-            </w:pPr>
-            <w:r>
-              <w:rPr>
-                <w:rFonts w:hint="eastAsia" w:ascii="Times New Roman" w:hAnsi="Times New Roman" w:eastAsia="宋体" w:cs="Times New Roman"/>
-                <w:color w:val="000000"/>
-                <w:lang w:val="en-US" w:eastAsia="zh-CN"/>
-              </w:rPr>
-              <w:t>[15] Gao Y, Xiong Y, Gao X, et al. Retrieval-Augmented Generation for Large Language Models: A Survey[J]. arXiv preprint arXiv:2312.10997, 2023.</w:t>
-            </w:r>
-          </w:p>
-          <w:p>
-            <w:pPr>
-              <w:spacing w:line="400" w:lineRule="exact"/>
-              <w:rPr>
-                <w:rFonts w:hint="eastAsia" w:ascii="Times New Roman" w:hAnsi="Times New Roman" w:eastAsia="宋体" w:cs="Times New Roman"/>
-                <w:color w:val="000000"/>
-                <w:lang w:val="en-US" w:eastAsia="zh-CN"/>
-              </w:rPr>
-            </w:pPr>
-            <w:r>
-              <w:rPr>
-                <w:rFonts w:hint="eastAsia" w:ascii="Times New Roman" w:hAnsi="Times New Roman" w:eastAsia="宋体" w:cs="Times New Roman"/>
-                <w:color w:val="000000"/>
-                <w:lang w:val="en-US" w:eastAsia="zh-CN"/>
-              </w:rPr>
-              <w:t>[16] Malkov Y A, Yashunin D A. Efficient and robust approximate nearest neighbor search using Hierarchical Navigable Small World graphs[J]. IEEE Transactions on Pattern Analysis and Machine Intelligence, 2020, 42(4): 824-836.</w:t>
-            </w:r>
-          </w:p>
-          <w:p>
-            <w:pPr>
-              <w:spacing w:line="400" w:lineRule="exact"/>
-              <w:rPr>
-                <w:rFonts w:hint="eastAsia" w:ascii="Times New Roman" w:hAnsi="Times New Roman" w:eastAsia="宋体" w:cs="Times New Roman"/>
-                <w:color w:val="000000"/>
-                <w:lang w:val="en-US" w:eastAsia="zh-CN"/>
-              </w:rPr>
-            </w:pPr>
-            <w:r>
-              <w:rPr>
-                <w:rFonts w:hint="eastAsia" w:ascii="Times New Roman" w:hAnsi="Times New Roman" w:eastAsia="宋体" w:cs="Times New Roman"/>
-                <w:color w:val="000000"/>
-                <w:lang w:val="en-US" w:eastAsia="zh-CN"/>
-              </w:rPr>
-              <w:t>[17] Cormack G V, Clarke C L A, Buettcher S. Reciprocal Rank Fusion outperforms Condorcet and individual Rank Learning Methods[C]//Proceedings of the 32nd International ACM SIGIR Conference on Research and Development in Information Retrieval. 2009: 758-759.</w:t>
-            </w:r>
-          </w:p>
-          <w:p>
-            <w:pPr>
-              <w:spacing w:line="400" w:lineRule="exact"/>
-              <w:rPr>
-                <w:rFonts w:hint="eastAsia" w:ascii="Times New Roman" w:hAnsi="Times New Roman" w:eastAsia="宋体" w:cs="Times New Roman"/>
-                <w:color w:val="000000"/>
-                <w:lang w:val="en-US" w:eastAsia="zh-CN"/>
-              </w:rPr>
-            </w:pPr>
-            <w:r>
-              <w:rPr>
-                <w:rFonts w:hint="eastAsia" w:ascii="Times New Roman" w:hAnsi="Times New Roman" w:eastAsia="宋体" w:cs="Times New Roman"/>
-                <w:color w:val="000000"/>
-                <w:lang w:val="en-US" w:eastAsia="zh-CN"/>
-              </w:rPr>
-              <w:t>[18] Jiang Z, Yan J, Wang S, et al. FLARE: Active Retrieval Augmented Generation[C]//Proceedings of the 2023 Conference on Empirical Methods in Natural Language Processing. 2023: 2118-2132.</w:t>
+              <w:t>[8] 马俊朋. 面向医疗问答的查询增强与上下文精炼RAG方法[J]. 信息技术与信息化, 2026(08): 109-114.</w:t>
+            </w:r>
+          </w:p>
+          <w:p>
+            <w:pPr>
+              <w:spacing w:line="400" w:lineRule="exact"/>
+              <w:rPr>
+                <w:rFonts w:hint="eastAsia" w:ascii="Times New Roman" w:hAnsi="Times New Roman" w:eastAsia="宋体" w:cs="Times New Roman"/>
+                <w:color w:val="000000"/>
+                <w:lang w:val="en-US" w:eastAsia="zh-CN"/>
+              </w:rPr>
+            </w:pPr>
+            <w:r>
+              <w:rPr>
+                <w:rFonts w:hint="eastAsia" w:ascii="Times New Roman" w:hAnsi="Times New Roman" w:eastAsia="宋体" w:cs="Times New Roman"/>
+                <w:color w:val="000000"/>
+                <w:lang w:val="en-US" w:eastAsia="zh-CN"/>
+              </w:rPr>
+              <w:t>[9] 张凯, 满广垠, 叶治荣. 基于混合RAG的铁路工程规范智能问答方法研究[J]. 中国铁路, 2026.</w:t>
+            </w:r>
+          </w:p>
+          <w:p>
+            <w:pPr>
+              <w:spacing w:line="400" w:lineRule="exact"/>
+              <w:rPr>
+                <w:rFonts w:hint="eastAsia" w:ascii="Times New Roman" w:hAnsi="Times New Roman" w:eastAsia="宋体" w:cs="Times New Roman"/>
+                <w:color w:val="000000"/>
+                <w:lang w:val="en-US" w:eastAsia="zh-CN"/>
+              </w:rPr>
+            </w:pPr>
+            <w:r>
+              <w:rPr>
+                <w:rFonts w:hint="eastAsia" w:ascii="Times New Roman" w:hAnsi="Times New Roman" w:eastAsia="宋体" w:cs="Times New Roman"/>
+                <w:color w:val="000000"/>
+                <w:lang w:val="en-US" w:eastAsia="zh-CN"/>
+              </w:rPr>
+              <w:t>[10] 王亮, 张强, 魏韵萧. 基于知识库的智能问答系统构建技术研究[J]. 网络安全与数据治理, 2026.</w:t>
+            </w:r>
+          </w:p>
+          <w:p>
+            <w:pPr>
+              <w:spacing w:line="400" w:lineRule="exact"/>
+              <w:rPr>
+                <w:rFonts w:hint="eastAsia" w:ascii="Times New Roman" w:hAnsi="Times New Roman" w:eastAsia="宋体" w:cs="Times New Roman"/>
+                <w:color w:val="000000"/>
+                <w:lang w:val="en-US" w:eastAsia="zh-CN"/>
+              </w:rPr>
+            </w:pPr>
+            <w:r>
+              <w:rPr>
+                <w:rFonts w:hint="eastAsia" w:ascii="Times New Roman" w:hAnsi="Times New Roman" w:eastAsia="宋体" w:cs="Times New Roman"/>
+                <w:color w:val="000000"/>
+                <w:lang w:val="en-US" w:eastAsia="zh-CN"/>
+              </w:rPr>
+              <w:t>[11] 彭琳. 基于检索增强生成的企业级知识库系统构建与优化[J]. 电脑知识与技术, 2026.</w:t>
+            </w:r>
+          </w:p>
+          <w:p>
+            <w:pPr>
+              <w:spacing w:line="400" w:lineRule="exact"/>
+              <w:rPr>
+                <w:rFonts w:hint="eastAsia" w:ascii="Times New Roman" w:hAnsi="Times New Roman" w:eastAsia="宋体" w:cs="Times New Roman"/>
+                <w:color w:val="000000"/>
+                <w:lang w:val="en-US" w:eastAsia="zh-CN"/>
+              </w:rPr>
+            </w:pPr>
+            <w:r>
+              <w:rPr>
+                <w:rFonts w:hint="eastAsia" w:ascii="Times New Roman" w:hAnsi="Times New Roman" w:eastAsia="宋体" w:cs="Times New Roman"/>
+                <w:color w:val="000000"/>
+                <w:lang w:val="en-US" w:eastAsia="zh-CN"/>
+              </w:rPr>
+              <w:t>[12] 周青青. 基于检索增强生成的胃病智能问答系统设计与实现[D]. 合肥: 安徽中医药大学, 2025.</w:t>
+            </w:r>
+          </w:p>
+          <w:p>
+            <w:pPr>
+              <w:spacing w:line="400" w:lineRule="exact"/>
+              <w:rPr>
+                <w:rFonts w:hint="eastAsia" w:ascii="Times New Roman" w:hAnsi="Times New Roman" w:eastAsia="宋体" w:cs="Times New Roman"/>
+                <w:color w:val="000000"/>
+                <w:lang w:val="en-US" w:eastAsia="zh-CN"/>
+              </w:rPr>
+            </w:pPr>
+            <w:r>
+              <w:rPr>
+                <w:rFonts w:hint="eastAsia" w:ascii="Times New Roman" w:hAnsi="Times New Roman" w:eastAsia="宋体" w:cs="Times New Roman"/>
+                <w:color w:val="000000"/>
+                <w:lang w:val="en-US" w:eastAsia="zh-CN"/>
+              </w:rPr>
+              <w:t>[13] 王丽丽. 检索增强生成服务性能优化关键技术研究与实现[D]. 南京: 南京信息工程大学, 2026.</w:t>
+            </w:r>
+          </w:p>
+          <w:p>
+            <w:pPr>
+              <w:spacing w:line="400" w:lineRule="exact"/>
+              <w:rPr>
+                <w:rFonts w:hint="eastAsia" w:ascii="Times New Roman" w:hAnsi="Times New Roman" w:eastAsia="宋体" w:cs="Times New Roman"/>
+                <w:color w:val="000000"/>
+                <w:lang w:val="en-US" w:eastAsia="zh-CN"/>
+              </w:rPr>
+            </w:pPr>
+            <w:r>
+              <w:rPr>
+                <w:rFonts w:hint="eastAsia" w:ascii="Times New Roman" w:hAnsi="Times New Roman" w:eastAsia="宋体" w:cs="Times New Roman"/>
+                <w:color w:val="000000"/>
+                <w:lang w:val="en-US" w:eastAsia="zh-CN"/>
+              </w:rPr>
+              <w:t>[14] 谢圣富. 基于语义分块的RAG智能问答系统设计与实现[D]. 贵阳: 贵州师范大学, 2026.</w:t>
+            </w:r>
+          </w:p>
+          <w:p>
+            <w:pPr>
+              <w:spacing w:line="400" w:lineRule="exact"/>
+              <w:rPr>
+                <w:rFonts w:hint="eastAsia" w:ascii="Times New Roman" w:hAnsi="Times New Roman" w:eastAsia="宋体" w:cs="Times New Roman"/>
+                <w:color w:val="000000"/>
+                <w:lang w:val="en-US" w:eastAsia="zh-CN"/>
+              </w:rPr>
+            </w:pPr>
+            <w:r>
+              <w:rPr>
+                <w:rFonts w:hint="eastAsia" w:ascii="Times New Roman" w:hAnsi="Times New Roman" w:eastAsia="宋体" w:cs="Times New Roman"/>
+                <w:color w:val="000000"/>
+                <w:lang w:val="en-US" w:eastAsia="zh-CN"/>
+              </w:rPr>
+              <w:t>[15] Lewis P, Perez E, Piktus A, et al. Retrieval-Augmented Generation for Knowledge-Intensive NLP Tasks[C]//Advances in Neural Information Processing Systems. 2020: 9459-9474.</w:t>
+            </w:r>
+          </w:p>
+          <w:p>
+            <w:pPr>
+              <w:spacing w:line="400" w:lineRule="exact"/>
+              <w:rPr>
+                <w:rFonts w:hint="eastAsia" w:ascii="Times New Roman" w:hAnsi="Times New Roman" w:eastAsia="宋体" w:cs="Times New Roman"/>
+                <w:color w:val="000000"/>
+                <w:lang w:val="en-US" w:eastAsia="zh-CN"/>
+              </w:rPr>
+            </w:pPr>
+            <w:r>
+              <w:rPr>
+                <w:rFonts w:hint="eastAsia" w:ascii="Times New Roman" w:hAnsi="Times New Roman" w:eastAsia="宋体" w:cs="Times New Roman"/>
+                <w:color w:val="000000"/>
+                <w:lang w:val="en-US" w:eastAsia="zh-CN"/>
+              </w:rPr>
+              <w:t>[16] Gao Y, Xiong Y, Gao X, et al. Retrieval-Augmented Generation for Large Language Models: A Survey[J]. arXiv preprint arXiv:2312.10997, 2023.</w:t>
+            </w:r>
+          </w:p>
+          <w:p>
+            <w:pPr>
+              <w:spacing w:line="400" w:lineRule="exact"/>
+              <w:rPr>
+                <w:rFonts w:hint="eastAsia" w:ascii="Times New Roman" w:hAnsi="Times New Roman" w:eastAsia="宋体" w:cs="Times New Roman"/>
+                <w:color w:val="000000"/>
+                <w:lang w:val="en-US" w:eastAsia="zh-CN"/>
+              </w:rPr>
+            </w:pPr>
+            <w:r>
+              <w:rPr>
+                <w:rFonts w:hint="eastAsia" w:ascii="Times New Roman" w:hAnsi="Times New Roman" w:eastAsia="宋体" w:cs="Times New Roman"/>
+                <w:color w:val="000000"/>
+                <w:lang w:val="en-US" w:eastAsia="zh-CN"/>
+              </w:rPr>
+              <w:t>[17] Malkov Y A, Yashunin D A. Efficient and robust approximate nearest neighbor search using Hierarchical Navigable Small World graphs[J]. IEEE Transactions on Pattern Analysis and Machine Intelligence, 2020, 42(4): 824-836.</w:t>
+            </w:r>
+          </w:p>
+          <w:p>
+            <w:pPr>
+              <w:spacing w:line="400" w:lineRule="exact"/>
+              <w:rPr>
+                <w:rFonts w:hint="eastAsia" w:ascii="Times New Roman" w:hAnsi="Times New Roman" w:eastAsia="宋体" w:cs="Times New Roman"/>
+                <w:color w:val="000000"/>
+                <w:lang w:val="en-US" w:eastAsia="zh-CN"/>
+              </w:rPr>
+            </w:pPr>
+            <w:r>
+              <w:rPr>
+                <w:rFonts w:hint="eastAsia" w:ascii="Times New Roman" w:hAnsi="Times New Roman" w:eastAsia="宋体" w:cs="Times New Roman"/>
+                <w:color w:val="000000"/>
+                <w:lang w:val="en-US" w:eastAsia="zh-CN"/>
+              </w:rPr>
+              <w:t>[18] Cormack G V, Clarke C L A, Buettcher S. Reciprocal Rank Fusion outperforms Condorcet and individual Rank Learning Methods[C]//Proceedings of the 32nd International ACM SIGIR Conference on Research and Development in Information Retrieval. 2009: 758-759.</w:t>
+            </w:r>
+          </w:p>
+          <w:p>
+            <w:pPr>
+              <w:spacing w:line="400" w:lineRule="exact"/>
+              <w:rPr>
+                <w:rFonts w:hint="eastAsia" w:ascii="Times New Roman" w:hAnsi="Times New Roman" w:eastAsia="宋体" w:cs="Times New Roman"/>
+                <w:color w:val="000000"/>
+                <w:lang w:val="en-US" w:eastAsia="zh-CN"/>
+              </w:rPr>
+            </w:pPr>
+            <w:r>
+              <w:rPr>
+                <w:rFonts w:hint="eastAsia" w:ascii="Times New Roman" w:hAnsi="Times New Roman" w:eastAsia="宋体" w:cs="Times New Roman"/>
+                <w:color w:val="000000"/>
+                <w:lang w:val="en-US" w:eastAsia="zh-CN"/>
+              </w:rPr>
+              <w:t>[19] Jiang Z, Yan J, Wang S, et al. FLARE: Active Retrieval Augmented Generation[C]//Proceedings of the 2023 Conference on Empirical Methods in Natural Language Processing. 2023: 2118-2132.</w:t>
             </w:r>
           </w:p>
         </w:tc>

--- a/基于混合检索与上下文增强的RAG知识库问答系统设计与实现_课题任务书.docx
+++ b/基于混合检索与上下文增强的RAG知识库问答系统设计与实现_课题任务书.docx
@@ -1172,277 +1172,205 @@
                 <w:color w:val="000000"/>
                 <w:lang w:val="en-US" w:eastAsia="zh-CN"/>
               </w:rPr>
-              <w:t>[4] 李俊奇, 李子林, 王跃, 等. 基于检索增强与知识库融合的铁科智问系统设计与实现[J]. 铁路计算机应用, 2026, 35(05): 42-45.</w:t>
-            </w:r>
-          </w:p>
-          <w:p>
-            <w:pPr>
-              <w:spacing w:line="400" w:lineRule="exact"/>
-              <w:rPr>
-                <w:rFonts w:hint="eastAsia" w:ascii="Times New Roman" w:hAnsi="Times New Roman" w:eastAsia="宋体" w:cs="Times New Roman"/>
-                <w:color w:val="000000"/>
-                <w:lang w:val="en-US" w:eastAsia="zh-CN"/>
-              </w:rPr>
-            </w:pPr>
-            <w:r>
-              <w:rPr>
-                <w:rFonts w:hint="eastAsia" w:ascii="Times New Roman" w:hAnsi="Times New Roman" w:eastAsia="宋体" w:cs="Times New Roman"/>
-                <w:color w:val="000000"/>
-                <w:lang w:val="en-US" w:eastAsia="zh-CN"/>
-              </w:rPr>
-              <w:t>[5] 张墨涵. 融合检索增强的企业私有知识库智能问答系统[J]. 中国新技术新产品, 2026.</w:t>
-            </w:r>
-          </w:p>
-          <w:p>
-            <w:pPr>
-              <w:spacing w:line="400" w:lineRule="exact"/>
-              <w:rPr>
-                <w:rFonts w:hint="eastAsia" w:ascii="Times New Roman" w:hAnsi="Times New Roman" w:eastAsia="宋体" w:cs="Times New Roman"/>
-                <w:color w:val="000000"/>
-                <w:lang w:val="en-US" w:eastAsia="zh-CN"/>
-              </w:rPr>
-            </w:pPr>
-            <w:r>
-              <w:rPr>
-                <w:rFonts w:hint="eastAsia" w:ascii="Times New Roman" w:hAnsi="Times New Roman" w:eastAsia="宋体" w:cs="Times New Roman"/>
-                <w:color w:val="000000"/>
-                <w:lang w:val="en-US" w:eastAsia="zh-CN"/>
-              </w:rPr>
-              <w:t>[6] 裴丽娜, 淦欣喆, 陈明, 等. 基于领域HyDE查询增强与LightRAG的水稻种植检索增强生成方法[J]. 智慧农业(中英文), 2026.</w:t>
-            </w:r>
-          </w:p>
-          <w:p>
-            <w:pPr>
-              <w:spacing w:line="400" w:lineRule="exact"/>
-              <w:rPr>
-                <w:rFonts w:hint="eastAsia" w:ascii="Times New Roman" w:hAnsi="Times New Roman" w:eastAsia="宋体" w:cs="Times New Roman"/>
-                <w:color w:val="000000"/>
-                <w:lang w:val="en-US" w:eastAsia="zh-CN"/>
-              </w:rPr>
-            </w:pPr>
-            <w:r>
-              <w:rPr>
-                <w:rFonts w:hint="eastAsia" w:ascii="Times New Roman" w:hAnsi="Times New Roman" w:eastAsia="宋体" w:cs="Times New Roman"/>
-                <w:color w:val="000000"/>
-                <w:lang w:val="en-US" w:eastAsia="zh-CN"/>
-              </w:rPr>
-              <w:t>[7] 马成业, 马满堂. 面向大语言模型智能体的查询反馈驱动上下文蒸馏方法[J]. 计算机工程与应用, 2026.</w:t>
-            </w:r>
-          </w:p>
-          <w:p>
-            <w:pPr>
-              <w:spacing w:line="400" w:lineRule="exact"/>
-              <w:rPr>
-                <w:rFonts w:hint="eastAsia" w:ascii="Times New Roman" w:hAnsi="Times New Roman" w:eastAsia="宋体" w:cs="Times New Roman"/>
-                <w:color w:val="000000"/>
-                <w:lang w:val="en-US" w:eastAsia="zh-CN"/>
-              </w:rPr>
-            </w:pPr>
-            <w:r>
-              <w:rPr>
-                <w:rFonts w:hint="eastAsia" w:ascii="Times New Roman" w:hAnsi="Times New Roman" w:eastAsia="宋体" w:cs="Times New Roman"/>
-                <w:color w:val="000000"/>
-                <w:lang w:val="en-US" w:eastAsia="zh-CN"/>
-              </w:rPr>
-              <w:t>[8] 马俊朋. 面向医疗问答的查询增强与上下文精炼RAG方法[J]. 信息技术与信息化, 2026(08): 109-114.</w:t>
-            </w:r>
-          </w:p>
-          <w:p>
-            <w:pPr>
-              <w:spacing w:line="400" w:lineRule="exact"/>
-              <w:rPr>
-                <w:rFonts w:hint="eastAsia" w:ascii="Times New Roman" w:hAnsi="Times New Roman" w:eastAsia="宋体" w:cs="Times New Roman"/>
-                <w:color w:val="000000"/>
-                <w:lang w:val="en-US" w:eastAsia="zh-CN"/>
-              </w:rPr>
-            </w:pPr>
-            <w:r>
-              <w:rPr>
-                <w:rFonts w:hint="eastAsia" w:ascii="Times New Roman" w:hAnsi="Times New Roman" w:eastAsia="宋体" w:cs="Times New Roman"/>
-                <w:color w:val="000000"/>
-                <w:lang w:val="en-US" w:eastAsia="zh-CN"/>
-              </w:rPr>
-              <w:t>[9] 张凯, 满广垠, 叶治荣. 基于混合RAG的铁路工程规范智能问答方法研究[J]. 中国铁路, 2026.</w:t>
-            </w:r>
-          </w:p>
-          <w:p>
-            <w:pPr>
-              <w:spacing w:line="400" w:lineRule="exact"/>
-              <w:rPr>
-                <w:rFonts w:hint="eastAsia" w:ascii="Times New Roman" w:hAnsi="Times New Roman" w:eastAsia="宋体" w:cs="Times New Roman"/>
-                <w:color w:val="000000"/>
-                <w:lang w:val="en-US" w:eastAsia="zh-CN"/>
-              </w:rPr>
-            </w:pPr>
-            <w:r>
-              <w:rPr>
-                <w:rFonts w:hint="eastAsia" w:ascii="Times New Roman" w:hAnsi="Times New Roman" w:eastAsia="宋体" w:cs="Times New Roman"/>
-                <w:color w:val="000000"/>
-                <w:lang w:val="en-US" w:eastAsia="zh-CN"/>
-              </w:rPr>
-              <w:t>[10] 王亮, 张强, 魏韵萧. 基于知识库的智能问答系统构建技术研究[J]. 网络安全与数据治理, 2026.</w:t>
-            </w:r>
-          </w:p>
-          <w:p>
-            <w:pPr>
-              <w:spacing w:line="400" w:lineRule="exact"/>
-              <w:rPr>
-                <w:rFonts w:hint="eastAsia" w:ascii="Times New Roman" w:hAnsi="Times New Roman" w:eastAsia="宋体" w:cs="Times New Roman"/>
-                <w:color w:val="000000"/>
-                <w:lang w:val="en-US" w:eastAsia="zh-CN"/>
-              </w:rPr>
-            </w:pPr>
-            <w:r>
-              <w:rPr>
-                <w:rFonts w:hint="eastAsia" w:ascii="Times New Roman" w:hAnsi="Times New Roman" w:eastAsia="宋体" w:cs="Times New Roman"/>
-                <w:color w:val="000000"/>
-                <w:lang w:val="en-US" w:eastAsia="zh-CN"/>
-              </w:rPr>
-              <w:t>[11] 彭琳. 基于检索增强生成的企业级知识库系统构建与优化[J]. 电脑知识与技术, 2026.</w:t>
-            </w:r>
-          </w:p>
-          <w:p>
-            <w:pPr>
-              <w:spacing w:line="400" w:lineRule="exact"/>
-              <w:rPr>
-                <w:rFonts w:hint="eastAsia" w:ascii="Times New Roman" w:hAnsi="Times New Roman" w:eastAsia="宋体" w:cs="Times New Roman"/>
-                <w:color w:val="000000"/>
-                <w:lang w:val="en-US" w:eastAsia="zh-CN"/>
-              </w:rPr>
-            </w:pPr>
-            <w:r>
-              <w:rPr>
-                <w:rFonts w:hint="eastAsia" w:ascii="Times New Roman" w:hAnsi="Times New Roman" w:eastAsia="宋体" w:cs="Times New Roman"/>
-                <w:color w:val="000000"/>
-                <w:lang w:val="en-US" w:eastAsia="zh-CN"/>
-              </w:rPr>
-              <w:t>[12] 周青青. 基于检索增强生成的胃病智能问答系统设计与实现[D]. 合肥: 安徽中医药大学, 2025.</w:t>
-            </w:r>
-          </w:p>
-          <w:p>
-            <w:pPr>
-              <w:spacing w:line="400" w:lineRule="exact"/>
-              <w:rPr>
-                <w:rFonts w:hint="eastAsia" w:ascii="Times New Roman" w:hAnsi="Times New Roman" w:eastAsia="宋体" w:cs="Times New Roman"/>
-                <w:color w:val="000000"/>
-                <w:lang w:val="en-US" w:eastAsia="zh-CN"/>
-              </w:rPr>
-            </w:pPr>
-            <w:r>
-              <w:rPr>
-                <w:rFonts w:hint="eastAsia" w:ascii="Times New Roman" w:hAnsi="Times New Roman" w:eastAsia="宋体" w:cs="Times New Roman"/>
-                <w:color w:val="000000"/>
-                <w:lang w:val="en-US" w:eastAsia="zh-CN"/>
-              </w:rPr>
-              <w:t>[13] 王丽丽. 检索增强生成服务性能优化关键技术研究与实现[D]. 南京: 南京信息工程大学, 2026.</w:t>
-            </w:r>
-          </w:p>
-          <w:p>
-            <w:pPr>
-              <w:spacing w:line="400" w:lineRule="exact"/>
-              <w:rPr>
-                <w:rFonts w:hint="eastAsia" w:ascii="Times New Roman" w:hAnsi="Times New Roman" w:eastAsia="宋体" w:cs="Times New Roman"/>
-                <w:color w:val="000000"/>
-                <w:lang w:val="en-US" w:eastAsia="zh-CN"/>
-              </w:rPr>
-            </w:pPr>
-            <w:r>
-              <w:rPr>
-                <w:rFonts w:hint="eastAsia" w:ascii="Times New Roman" w:hAnsi="Times New Roman" w:eastAsia="宋体" w:cs="Times New Roman"/>
-                <w:color w:val="000000"/>
-                <w:lang w:val="en-US" w:eastAsia="zh-CN"/>
-              </w:rPr>
-              <w:t>[14] 谢圣富. 基于语义分块的RAG智能问答系统设计与实现[D]. 贵阳: 贵州师范大学, 2026.</w:t>
-            </w:r>
-          </w:p>
-          <w:p>
-            <w:pPr>
-              <w:spacing w:line="400" w:lineRule="exact"/>
-              <w:rPr>
-                <w:rFonts w:hint="eastAsia" w:ascii="Times New Roman" w:hAnsi="Times New Roman" w:eastAsia="宋体" w:cs="Times New Roman"/>
-                <w:color w:val="000000"/>
-                <w:lang w:val="en-US" w:eastAsia="zh-CN"/>
-              </w:rPr>
-            </w:pPr>
-            <w:r>
-              <w:rPr>
-                <w:rFonts w:hint="eastAsia" w:ascii="Times New Roman" w:hAnsi="Times New Roman" w:eastAsia="宋体" w:cs="Times New Roman"/>
-                <w:color w:val="000000"/>
-                <w:lang w:val="en-US" w:eastAsia="zh-CN"/>
-              </w:rPr>
-              <w:t>[15] Lewis P, Perez E, Piktus A, et al. Retrieval-Augmented Generation for Knowledge-Intensive NLP Tasks[C]//Advances in Neural Information Processing Systems. 2020: 9459-9474.</w:t>
-            </w:r>
-          </w:p>
-          <w:p>
-            <w:pPr>
-              <w:spacing w:line="400" w:lineRule="exact"/>
-              <w:rPr>
-                <w:rFonts w:hint="eastAsia" w:ascii="Times New Roman" w:hAnsi="Times New Roman" w:eastAsia="宋体" w:cs="Times New Roman"/>
-                <w:color w:val="000000"/>
-                <w:lang w:val="en-US" w:eastAsia="zh-CN"/>
-              </w:rPr>
-            </w:pPr>
-            <w:r>
-              <w:rPr>
-                <w:rFonts w:hint="eastAsia" w:ascii="Times New Roman" w:hAnsi="Times New Roman" w:eastAsia="宋体" w:cs="Times New Roman"/>
-                <w:color w:val="000000"/>
-                <w:lang w:val="en-US" w:eastAsia="zh-CN"/>
-              </w:rPr>
-              <w:t>[16] Gao Y, Xiong Y, Gao X, et al. Retrieval-Augmented Generation for Large Language Models: A Survey[J]. arXiv preprint arXiv:2312.10997, 2023.</w:t>
-            </w:r>
-          </w:p>
-          <w:p>
-            <w:pPr>
-              <w:spacing w:line="400" w:lineRule="exact"/>
-              <w:rPr>
-                <w:rFonts w:hint="eastAsia" w:ascii="Times New Roman" w:hAnsi="Times New Roman" w:eastAsia="宋体" w:cs="Times New Roman"/>
-                <w:color w:val="000000"/>
-                <w:lang w:val="en-US" w:eastAsia="zh-CN"/>
-              </w:rPr>
-            </w:pPr>
-            <w:r>
-              <w:rPr>
-                <w:rFonts w:hint="eastAsia" w:ascii="Times New Roman" w:hAnsi="Times New Roman" w:eastAsia="宋体" w:cs="Times New Roman"/>
-                <w:color w:val="000000"/>
-                <w:lang w:val="en-US" w:eastAsia="zh-CN"/>
-              </w:rPr>
-              <w:t>[17] Malkov Y A, Yashunin D A. Efficient and robust approximate nearest neighbor search using Hierarchical Navigable Small World graphs[J]. IEEE Transactions on Pattern Analysis and Machine Intelligence, 2020, 42(4): 824-836.</w:t>
-            </w:r>
-          </w:p>
-          <w:p>
-            <w:pPr>
-              <w:spacing w:line="400" w:lineRule="exact"/>
-              <w:rPr>
-                <w:rFonts w:hint="eastAsia" w:ascii="Times New Roman" w:hAnsi="Times New Roman" w:eastAsia="宋体" w:cs="Times New Roman"/>
-                <w:color w:val="000000"/>
-                <w:lang w:val="en-US" w:eastAsia="zh-CN"/>
-              </w:rPr>
-            </w:pPr>
-            <w:r>
-              <w:rPr>
-                <w:rFonts w:hint="eastAsia" w:ascii="Times New Roman" w:hAnsi="Times New Roman" w:eastAsia="宋体" w:cs="Times New Roman"/>
-                <w:color w:val="000000"/>
-                <w:lang w:val="en-US" w:eastAsia="zh-CN"/>
-              </w:rPr>
-              <w:t>[18] Cormack G V, Clarke C L A, Buettcher S. Reciprocal Rank Fusion outperforms Condorcet and individual Rank Learning Methods[C]//Proceedings of the 32nd International ACM SIGIR Conference on Research and Development in Information Retrieval. 2009: 758-759.</w:t>
-            </w:r>
-          </w:p>
-          <w:p>
-            <w:pPr>
-              <w:spacing w:line="400" w:lineRule="exact"/>
-              <w:rPr>
-                <w:rFonts w:hint="eastAsia" w:ascii="Times New Roman" w:hAnsi="Times New Roman" w:eastAsia="宋体" w:cs="Times New Roman"/>
-                <w:color w:val="000000"/>
-                <w:lang w:val="en-US" w:eastAsia="zh-CN"/>
-              </w:rPr>
-            </w:pPr>
-            <w:r>
-              <w:rPr>
-                <w:rFonts w:hint="eastAsia" w:ascii="Times New Roman" w:hAnsi="Times New Roman" w:eastAsia="宋体" w:cs="Times New Roman"/>
-                <w:color w:val="000000"/>
-                <w:lang w:val="en-US" w:eastAsia="zh-CN"/>
-              </w:rPr>
-              <w:t>[19] Jiang Z, Yan J, Wang S, et al. FLARE: Active Retrieval Augmented Generation[C]//Proceedings of the 2023 Conference on Empirical Methods in Natural Language Processing. 2023: 2118-2132.</w:t>
+              <w:t>[4] 张墨涵. 融合检索增强的企业私有知识库智能问答系统[J]. 中国新技术新产品, 2026.</w:t>
+            </w:r>
+          </w:p>
+          <w:p>
+            <w:pPr>
+              <w:spacing w:line="400" w:lineRule="exact"/>
+              <w:rPr>
+                <w:rFonts w:hint="eastAsia" w:ascii="Times New Roman" w:hAnsi="Times New Roman" w:eastAsia="宋体" w:cs="Times New Roman"/>
+                <w:color w:val="000000"/>
+                <w:lang w:val="en-US" w:eastAsia="zh-CN"/>
+              </w:rPr>
+            </w:pPr>
+            <w:r>
+              <w:rPr>
+                <w:rFonts w:hint="eastAsia" w:ascii="Times New Roman" w:hAnsi="Times New Roman" w:eastAsia="宋体" w:cs="Times New Roman"/>
+                <w:color w:val="000000"/>
+                <w:lang w:val="en-US" w:eastAsia="zh-CN"/>
+              </w:rPr>
+              <w:t>[5] 马成业, 马满堂. 面向大语言模型智能体的查询反馈驱动上下文蒸馏方法[J]. 计算机工程与应用, 2026.</w:t>
+            </w:r>
+          </w:p>
+          <w:p>
+            <w:pPr>
+              <w:spacing w:line="400" w:lineRule="exact"/>
+              <w:rPr>
+                <w:rFonts w:hint="eastAsia" w:ascii="Times New Roman" w:hAnsi="Times New Roman" w:eastAsia="宋体" w:cs="Times New Roman"/>
+                <w:color w:val="000000"/>
+                <w:lang w:val="en-US" w:eastAsia="zh-CN"/>
+              </w:rPr>
+            </w:pPr>
+            <w:r>
+              <w:rPr>
+                <w:rFonts w:hint="eastAsia" w:ascii="Times New Roman" w:hAnsi="Times New Roman" w:eastAsia="宋体" w:cs="Times New Roman"/>
+                <w:color w:val="000000"/>
+                <w:lang w:val="en-US" w:eastAsia="zh-CN"/>
+              </w:rPr>
+              <w:t>[6] 马俊朋. 面向医疗问答的查询增强与上下文精炼RAG方法[J]. 信息技术与信息化, 2026(08): 109-114.</w:t>
+            </w:r>
+          </w:p>
+          <w:p>
+            <w:pPr>
+              <w:spacing w:line="400" w:lineRule="exact"/>
+              <w:rPr>
+                <w:rFonts w:hint="eastAsia" w:ascii="Times New Roman" w:hAnsi="Times New Roman" w:eastAsia="宋体" w:cs="Times New Roman"/>
+                <w:color w:val="000000"/>
+                <w:lang w:val="en-US" w:eastAsia="zh-CN"/>
+              </w:rPr>
+            </w:pPr>
+            <w:r>
+              <w:rPr>
+                <w:rFonts w:hint="eastAsia" w:ascii="Times New Roman" w:hAnsi="Times New Roman" w:eastAsia="宋体" w:cs="Times New Roman"/>
+                <w:color w:val="000000"/>
+                <w:lang w:val="en-US" w:eastAsia="zh-CN"/>
+              </w:rPr>
+              <w:t>[7] 张凯, 满广垠, 叶治荣. 基于混合RAG的铁路工程规范智能问答方法研究[J]. 中国铁路, 2026.</w:t>
+            </w:r>
+          </w:p>
+          <w:p>
+            <w:pPr>
+              <w:spacing w:line="400" w:lineRule="exact"/>
+              <w:rPr>
+                <w:rFonts w:hint="eastAsia" w:ascii="Times New Roman" w:hAnsi="Times New Roman" w:eastAsia="宋体" w:cs="Times New Roman"/>
+                <w:color w:val="000000"/>
+                <w:lang w:val="en-US" w:eastAsia="zh-CN"/>
+              </w:rPr>
+            </w:pPr>
+            <w:r>
+              <w:rPr>
+                <w:rFonts w:hint="eastAsia" w:ascii="Times New Roman" w:hAnsi="Times New Roman" w:eastAsia="宋体" w:cs="Times New Roman"/>
+                <w:color w:val="000000"/>
+                <w:lang w:val="en-US" w:eastAsia="zh-CN"/>
+              </w:rPr>
+              <w:t>[8] 周青青. 基于检索增强生成的胃病智能问答系统设计与实现[D]. 合肥: 安徽中医药大学, 2025.</w:t>
+            </w:r>
+          </w:p>
+          <w:p>
+            <w:pPr>
+              <w:spacing w:line="400" w:lineRule="exact"/>
+              <w:rPr>
+                <w:rFonts w:hint="eastAsia" w:ascii="Times New Roman" w:hAnsi="Times New Roman" w:eastAsia="宋体" w:cs="Times New Roman"/>
+                <w:color w:val="000000"/>
+                <w:lang w:val="en-US" w:eastAsia="zh-CN"/>
+              </w:rPr>
+            </w:pPr>
+            <w:r>
+              <w:rPr>
+                <w:rFonts w:hint="eastAsia" w:ascii="Times New Roman" w:hAnsi="Times New Roman" w:eastAsia="宋体" w:cs="Times New Roman"/>
+                <w:color w:val="000000"/>
+                <w:lang w:val="en-US" w:eastAsia="zh-CN"/>
+              </w:rPr>
+              <w:t>[9] 王丽丽. 检索增强生成服务性能优化关键技术研究与实现[D]. 南京: 南京信息工程大学, 2026.</w:t>
+            </w:r>
+          </w:p>
+          <w:p>
+            <w:pPr>
+              <w:spacing w:line="400" w:lineRule="exact"/>
+              <w:rPr>
+                <w:rFonts w:hint="eastAsia" w:ascii="Times New Roman" w:hAnsi="Times New Roman" w:eastAsia="宋体" w:cs="Times New Roman"/>
+                <w:color w:val="000000"/>
+                <w:lang w:val="en-US" w:eastAsia="zh-CN"/>
+              </w:rPr>
+            </w:pPr>
+            <w:r>
+              <w:rPr>
+                <w:rFonts w:hint="eastAsia" w:ascii="Times New Roman" w:hAnsi="Times New Roman" w:eastAsia="宋体" w:cs="Times New Roman"/>
+                <w:color w:val="000000"/>
+                <w:lang w:val="en-US" w:eastAsia="zh-CN"/>
+              </w:rPr>
+              <w:t>[10] 谢圣富. 基于语义分块的RAG智能问答系统设计与实现[D]. 贵阳: 贵州师范大学, 2026.</w:t>
+            </w:r>
+          </w:p>
+          <w:p>
+            <w:pPr>
+              <w:spacing w:line="400" w:lineRule="exact"/>
+              <w:rPr>
+                <w:rFonts w:hint="eastAsia" w:ascii="Times New Roman" w:hAnsi="Times New Roman" w:eastAsia="宋体" w:cs="Times New Roman"/>
+                <w:color w:val="000000"/>
+                <w:lang w:val="en-US" w:eastAsia="zh-CN"/>
+              </w:rPr>
+            </w:pPr>
+            <w:r>
+              <w:rPr>
+                <w:rFonts w:hint="eastAsia" w:ascii="Times New Roman" w:hAnsi="Times New Roman" w:eastAsia="宋体" w:cs="Times New Roman"/>
+                <w:color w:val="000000"/>
+                <w:lang w:val="en-US" w:eastAsia="zh-CN"/>
+              </w:rPr>
+              <w:t>[11] Lewis P, Perez E, Piktus A, et al. Retrieval-Augmented Generation for Knowledge-Intensive NLP Tasks[C]//Advances in Neural Information Processing Systems. 2020: 9459-9474.</w:t>
+            </w:r>
+          </w:p>
+          <w:p>
+            <w:pPr>
+              <w:spacing w:line="400" w:lineRule="exact"/>
+              <w:rPr>
+                <w:rFonts w:hint="eastAsia" w:ascii="Times New Roman" w:hAnsi="Times New Roman" w:eastAsia="宋体" w:cs="Times New Roman"/>
+                <w:color w:val="000000"/>
+                <w:lang w:val="en-US" w:eastAsia="zh-CN"/>
+              </w:rPr>
+            </w:pPr>
+            <w:r>
+              <w:rPr>
+                <w:rFonts w:hint="eastAsia" w:ascii="Times New Roman" w:hAnsi="Times New Roman" w:eastAsia="宋体" w:cs="Times New Roman"/>
+                <w:color w:val="000000"/>
+                <w:lang w:val="en-US" w:eastAsia="zh-CN"/>
+              </w:rPr>
+              <w:t>[12] Gao Y, Xiong Y, Gao X, et al. Retrieval-Augmented Generation for Large Language Models: A Survey[J]. arXiv preprint arXiv:2312.10997, 2023.</w:t>
+            </w:r>
+          </w:p>
+          <w:p>
+            <w:pPr>
+              <w:spacing w:line="400" w:lineRule="exact"/>
+              <w:rPr>
+                <w:rFonts w:hint="eastAsia" w:ascii="Times New Roman" w:hAnsi="Times New Roman" w:eastAsia="宋体" w:cs="Times New Roman"/>
+                <w:color w:val="000000"/>
+                <w:lang w:val="en-US" w:eastAsia="zh-CN"/>
+              </w:rPr>
+            </w:pPr>
+            <w:r>
+              <w:rPr>
+                <w:rFonts w:hint="eastAsia" w:ascii="Times New Roman" w:hAnsi="Times New Roman" w:eastAsia="宋体" w:cs="Times New Roman"/>
+                <w:color w:val="000000"/>
+                <w:lang w:val="en-US" w:eastAsia="zh-CN"/>
+              </w:rPr>
+              <w:t>[13] Malkov Y A, Yashunin D A. Efficient and robust approximate nearest neighbor search using Hierarchical Navigable Small World graphs[J]. IEEE Transactions on Pattern Analysis and Machine Intelligence, 2020, 42(4): 824-836.</w:t>
+            </w:r>
+          </w:p>
+          <w:p>
+            <w:pPr>
+              <w:spacing w:line="400" w:lineRule="exact"/>
+              <w:rPr>
+                <w:rFonts w:hint="eastAsia" w:ascii="Times New Roman" w:hAnsi="Times New Roman" w:eastAsia="宋体" w:cs="Times New Roman"/>
+                <w:color w:val="000000"/>
+                <w:lang w:val="en-US" w:eastAsia="zh-CN"/>
+              </w:rPr>
+            </w:pPr>
+            <w:r>
+              <w:rPr>
+                <w:rFonts w:hint="eastAsia" w:ascii="Times New Roman" w:hAnsi="Times New Roman" w:eastAsia="宋体" w:cs="Times New Roman"/>
+                <w:color w:val="000000"/>
+                <w:lang w:val="en-US" w:eastAsia="zh-CN"/>
+              </w:rPr>
+              <w:t>[14] Cormack G V, Clarke C L A, Buettcher S. Reciprocal Rank Fusion outperforms Condorcet and individual Rank Learning Methods[C]//Proceedings of the 32nd International ACM SIGIR Conference on Research and Development in Information Retrieval. 2009: 758-759.</w:t>
+            </w:r>
+          </w:p>
+          <w:p>
+            <w:pPr>
+              <w:spacing w:line="400" w:lineRule="exact"/>
+              <w:rPr>
+                <w:rFonts w:hint="eastAsia" w:ascii="Times New Roman" w:hAnsi="Times New Roman" w:eastAsia="宋体" w:cs="Times New Roman"/>
+                <w:color w:val="000000"/>
+                <w:lang w:val="en-US" w:eastAsia="zh-CN"/>
+              </w:rPr>
+            </w:pPr>
+            <w:r>
+              <w:rPr>
+                <w:rFonts w:hint="eastAsia" w:ascii="Times New Roman" w:hAnsi="Times New Roman" w:eastAsia="宋体" w:cs="Times New Roman"/>
+                <w:color w:val="000000"/>
+                <w:lang w:val="en-US" w:eastAsia="zh-CN"/>
+              </w:rPr>
+              <w:t>[15] Jiang Z, Yan J, Wang S, et al. FLARE: Active Retrieval Augmented Generation[C]//Proceedings of the 2023 Conference on Empirical Methods in Natural Language Processing. 2023: 2118-2132.</w:t>
             </w:r>
           </w:p>
         </w:tc>
